--- a/Output/1104开写/Results_Final.docx
+++ b/Output/1104开写/Results_Final.docx
@@ -4,31 +4,26 @@
   <w:body>
     <w:p>
       <w:pPr>
+        <w:pStyle w:val="Heading1"/>
         <w:jc w:val="center"/>
       </w:pPr>
       <w:r>
-        <w:rPr>
-          <w:b/>
-          <w:sz w:val="28"/>
-        </w:rPr>
         <w:t>Results</w:t>
-      </w:r>
-    </w:p>
-    <w:p/>
-    <w:p>
-      <w:pPr>
-        <w:pStyle w:val="Heading2"/>
-      </w:pPr>
-      <w:r>
-        <w:t>Confirmatory Factor Analysis</w:t>
       </w:r>
     </w:p>
     <w:p>
       <w:r>
-        <w:t>Confirmatory factor analysis was conducted to evaluate the measurement model. The CFA demonstrated excellent model fit (χ² = 273.39, df = 160, p &lt; .001; CFI = .91; TLI = .90; RMSEA = .06, 95% CI [.05, .07]; SRMR = .06). All factor loadings were statistically significant (p &lt; .001) and ranged from β = .43 to β = .87 (M = .67, SD = .11). Cronbach's alpha coefficients for all constructs exceeded α = .60: Attitude (α = .64), Behavioral Intention (α = .74), Self-efficacy (α = .82), Trust (α = .81), and Health Consciousness (α = .74). Composite reliability (omega) coefficients ranged from ω = .65 to ω = .82. Average variance extracted (AVE) values ranged from .35 to .60, with all standardized factor loadings significant, supporting the convergent validity of the measurement scales.</w:t>
+        <w:rPr>
+          <w:b/>
+        </w:rPr>
+        <w:t>Measurement Model</w:t>
       </w:r>
     </w:p>
-    <w:p/>
+    <w:p>
+      <w:r>
+        <w:t>Confirmatory factor analysis was first conducted to evaluate the measurement model. The CFA demonstrated excellent model fit (χ² = 273.39, df = 160, p &lt; .001; CFI = .91; TLI = .90; RMSEA = .06, 95% CI [.05, .07]; SRMR = .06), with all factor loadings statistically significant and ranging from β = .43 to β = .87. Reliability assessment using both Cronbach's alpha and omega coefficients indicated all constructs exceeded α = .60: Attitude (α = .64, ω = .65), Behavioral Intention (α = .74, ω = .74), Self-efficacy (α = .82, ω = .82), Trust (α = .81, ω = .81), and Health Consciousness (α = .74, ω = .75). Convergent validity was supported through average variance extracted (AVE) values ranging from .35 to .60, with Self-efficacy demonstrating strong convergent validity (AVE = .60), while other constructs showed adequate albeit lower values (Intention AVE = .49, Trust AVE = .46, Attitude AVE = .39, Health Consciousness AVE = .35).</w:t>
+      </w:r>
+    </w:p>
     <w:p>
       <w:pPr>
         <w:pStyle w:val="Heading2"/>
@@ -39,118 +34,92 @@
     </w:p>
     <w:p>
       <w:r>
-        <w:t>Descriptive statistics for the 199 participants revealed that all variables demonstrated reasonable variability and approximately normal distributions. All variables were measured on 7-point scales.</w:t>
-      </w:r>
-    </w:p>
-    <w:p/>
-    <w:p>
-      <w:pPr>
-        <w:jc w:val="left"/>
-      </w:pPr>
-      <w:r>
-        <w:rPr>
-          <w:b/>
-          <w:sz w:val="20"/>
-        </w:rPr>
-        <w:t>Table 1. Descriptive Statistics (N = 199)</w:t>
+        <w:t>Descriptive statistics for the 8 study variables measured on 7-point scales are presented in Table 1.</w:t>
       </w:r>
     </w:p>
     <w:tbl>
       <w:tblPr>
-        <w:tblStyle w:val="TableGrid"/>
+        <w:tblStyle w:val="LightGrid-Accent1"/>
         <w:tblW w:type="auto" w:w="0"/>
         <w:tblLook w:firstColumn="1" w:firstRow="1" w:lastColumn="0" w:lastRow="0" w:noHBand="0" w:noVBand="1" w:val="04A0"/>
       </w:tblPr>
       <w:tblGrid>
-        <w:gridCol w:w="1560"/>
-        <w:gridCol w:w="1560"/>
-        <w:gridCol w:w="1560"/>
-        <w:gridCol w:w="1560"/>
-        <w:gridCol w:w="1560"/>
-        <w:gridCol w:w="1560"/>
+        <w:gridCol w:w="1234"/>
+        <w:gridCol w:w="1234"/>
+        <w:gridCol w:w="1234"/>
+        <w:gridCol w:w="1234"/>
+        <w:gridCol w:w="1234"/>
+        <w:gridCol w:w="1234"/>
+        <w:gridCol w:w="1234"/>
       </w:tblGrid>
       <w:tr>
         <w:tc>
           <w:tcPr>
-            <w:tcW w:type="dxa" w:w="1560"/>
-          </w:tcPr>
-          <w:p>
-            <w:r>
-              <w:rPr>
-                <w:b/>
-                <w:sz w:val="18"/>
-              </w:rPr>
+            <w:tcW w:type="dxa" w:w="1234"/>
+          </w:tcPr>
+          <w:p>
+            <w:r>
               <w:t>Construct</w:t>
             </w:r>
           </w:p>
         </w:tc>
         <w:tc>
           <w:tcPr>
-            <w:tcW w:type="dxa" w:w="1560"/>
-          </w:tcPr>
-          <w:p>
-            <w:r>
-              <w:rPr>
-                <w:b/>
-                <w:sz w:val="18"/>
-              </w:rPr>
+            <w:tcW w:type="dxa" w:w="1234"/>
+          </w:tcPr>
+          <w:p>
+            <w:r>
               <w:t>M</w:t>
             </w:r>
           </w:p>
         </w:tc>
         <w:tc>
           <w:tcPr>
-            <w:tcW w:type="dxa" w:w="1560"/>
-          </w:tcPr>
-          <w:p>
-            <w:r>
-              <w:rPr>
-                <w:b/>
-                <w:sz w:val="18"/>
-              </w:rPr>
+            <w:tcW w:type="dxa" w:w="1234"/>
+          </w:tcPr>
+          <w:p>
+            <w:r>
               <w:t>SD</w:t>
             </w:r>
           </w:p>
         </w:tc>
         <w:tc>
           <w:tcPr>
-            <w:tcW w:type="dxa" w:w="1560"/>
-          </w:tcPr>
-          <w:p>
-            <w:r>
-              <w:rPr>
-                <w:b/>
-                <w:sz w:val="18"/>
-              </w:rPr>
+            <w:tcW w:type="dxa" w:w="1234"/>
+          </w:tcPr>
+          <w:p>
+            <w:r>
               <w:t>Range</w:t>
             </w:r>
           </w:p>
         </w:tc>
         <w:tc>
           <w:tcPr>
-            <w:tcW w:type="dxa" w:w="1560"/>
-          </w:tcPr>
-          <w:p>
-            <w:r>
-              <w:rPr>
-                <w:b/>
-                <w:sz w:val="18"/>
-              </w:rPr>
+            <w:tcW w:type="dxa" w:w="1234"/>
+          </w:tcPr>
+          <w:p>
+            <w:r>
               <w:t>Skewness</w:t>
             </w:r>
           </w:p>
         </w:tc>
         <w:tc>
           <w:tcPr>
-            <w:tcW w:type="dxa" w:w="1560"/>
-          </w:tcPr>
-          <w:p>
-            <w:r>
-              <w:rPr>
-                <w:b/>
-                <w:sz w:val="18"/>
-              </w:rPr>
+            <w:tcW w:type="dxa" w:w="1234"/>
+          </w:tcPr>
+          <w:p>
+            <w:r>
               <w:t>Kurtosis</w:t>
+            </w:r>
+          </w:p>
+        </w:tc>
+        <w:tc>
+          <w:tcPr>
+            <w:tcW w:type="dxa" w:w="1234"/>
+          </w:tcPr>
+          <w:p>
+            <w:r>
+              <w:t>α</w:t>
             </w:r>
           </w:p>
         </w:tc>
@@ -158,548 +127,250 @@
       <w:tr>
         <w:tc>
           <w:tcPr>
-            <w:tcW w:type="dxa" w:w="1560"/>
-          </w:tcPr>
-          <w:p>
-            <w:r>
-              <w:rPr>
-                <w:sz w:val="18"/>
-              </w:rPr>
+            <w:tcW w:type="dxa" w:w="1234"/>
+          </w:tcPr>
+          <w:p>
+            <w:r>
               <w:t>Attitude</w:t>
             </w:r>
           </w:p>
         </w:tc>
         <w:tc>
           <w:tcPr>
-            <w:tcW w:type="dxa" w:w="1560"/>
-          </w:tcPr>
-          <w:p>
-            <w:r>
-              <w:rPr>
-                <w:sz w:val="18"/>
-              </w:rPr>
+            <w:tcW w:type="dxa" w:w="1234"/>
+          </w:tcPr>
+          <w:p>
+            <w:r>
               <w:t>6.11</w:t>
             </w:r>
           </w:p>
         </w:tc>
         <w:tc>
           <w:tcPr>
-            <w:tcW w:type="dxa" w:w="1560"/>
-          </w:tcPr>
-          <w:p>
-            <w:r>
-              <w:rPr>
-                <w:sz w:val="18"/>
-              </w:rPr>
+            <w:tcW w:type="dxa" w:w="1234"/>
+          </w:tcPr>
+          <w:p>
+            <w:r>
               <w:t>0.61</w:t>
             </w:r>
           </w:p>
         </w:tc>
         <w:tc>
           <w:tcPr>
-            <w:tcW w:type="dxa" w:w="1560"/>
-          </w:tcPr>
-          <w:p>
-            <w:r>
-              <w:rPr>
-                <w:sz w:val="18"/>
-              </w:rPr>
+            <w:tcW w:type="dxa" w:w="1234"/>
+          </w:tcPr>
+          <w:p>
+            <w:r>
               <w:t>3.33-7.00</w:t>
             </w:r>
           </w:p>
         </w:tc>
         <w:tc>
           <w:tcPr>
-            <w:tcW w:type="dxa" w:w="1560"/>
-          </w:tcPr>
-          <w:p>
-            <w:r>
-              <w:rPr>
-                <w:sz w:val="18"/>
-              </w:rPr>
+            <w:tcW w:type="dxa" w:w="1234"/>
+          </w:tcPr>
+          <w:p>
+            <w:r>
               <w:t>-1.03</w:t>
             </w:r>
           </w:p>
         </w:tc>
         <w:tc>
           <w:tcPr>
-            <w:tcW w:type="dxa" w:w="1560"/>
-          </w:tcPr>
-          <w:p>
-            <w:r>
-              <w:rPr>
-                <w:sz w:val="18"/>
-              </w:rPr>
+            <w:tcW w:type="dxa" w:w="1234"/>
+          </w:tcPr>
+          <w:p>
+            <w:r>
               <w:t>1.85</w:t>
             </w:r>
+          </w:p>
+        </w:tc>
+        <w:tc>
+          <w:tcPr>
+            <w:tcW w:type="dxa" w:w="1234"/>
+          </w:tcPr>
+          <w:p>
+            <w:r/>
           </w:p>
         </w:tc>
       </w:tr>
       <w:tr>
         <w:tc>
           <w:tcPr>
-            <w:tcW w:type="dxa" w:w="1560"/>
-          </w:tcPr>
-          <w:p>
-            <w:r>
-              <w:rPr>
-                <w:sz w:val="18"/>
-              </w:rPr>
+            <w:tcW w:type="dxa" w:w="1234"/>
+          </w:tcPr>
+          <w:p>
+            <w:r>
               <w:t>Trust</w:t>
             </w:r>
           </w:p>
         </w:tc>
         <w:tc>
           <w:tcPr>
-            <w:tcW w:type="dxa" w:w="1560"/>
-          </w:tcPr>
-          <w:p>
-            <w:r>
-              <w:rPr>
-                <w:sz w:val="18"/>
-              </w:rPr>
+            <w:tcW w:type="dxa" w:w="1234"/>
+          </w:tcPr>
+          <w:p>
+            <w:r>
               <w:t>5.61</w:t>
             </w:r>
           </w:p>
         </w:tc>
         <w:tc>
           <w:tcPr>
-            <w:tcW w:type="dxa" w:w="1560"/>
-          </w:tcPr>
-          <w:p>
-            <w:r>
-              <w:rPr>
-                <w:sz w:val="18"/>
-              </w:rPr>
+            <w:tcW w:type="dxa" w:w="1234"/>
+          </w:tcPr>
+          <w:p>
+            <w:r>
               <w:t>0.69</w:t>
             </w:r>
           </w:p>
         </w:tc>
         <w:tc>
           <w:tcPr>
-            <w:tcW w:type="dxa" w:w="1560"/>
-          </w:tcPr>
-          <w:p>
-            <w:r>
-              <w:rPr>
-                <w:sz w:val="18"/>
-              </w:rPr>
+            <w:tcW w:type="dxa" w:w="1234"/>
+          </w:tcPr>
+          <w:p>
+            <w:r>
               <w:t>2.40-7.00</w:t>
             </w:r>
           </w:p>
         </w:tc>
         <w:tc>
           <w:tcPr>
-            <w:tcW w:type="dxa" w:w="1560"/>
-          </w:tcPr>
-          <w:p>
-            <w:r>
-              <w:rPr>
-                <w:sz w:val="18"/>
-              </w:rPr>
+            <w:tcW w:type="dxa" w:w="1234"/>
+          </w:tcPr>
+          <w:p>
+            <w:r>
               <w:t>-0.79</w:t>
             </w:r>
           </w:p>
         </w:tc>
         <w:tc>
           <w:tcPr>
-            <w:tcW w:type="dxa" w:w="1560"/>
-          </w:tcPr>
-          <w:p>
-            <w:r>
-              <w:rPr>
-                <w:sz w:val="18"/>
-              </w:rPr>
+            <w:tcW w:type="dxa" w:w="1234"/>
+          </w:tcPr>
+          <w:p>
+            <w:r>
               <w:t>1.68</w:t>
             </w:r>
           </w:p>
         </w:tc>
-      </w:tr>
-      <w:tr>
-        <w:tc>
-          <w:tcPr>
-            <w:tcW w:type="dxa" w:w="1560"/>
-          </w:tcPr>
-          <w:p>
-            <w:r>
-              <w:rPr>
-                <w:sz w:val="18"/>
-              </w:rPr>
-              <w:t>Self-efficacy</w:t>
-            </w:r>
-          </w:p>
-        </w:tc>
-        <w:tc>
-          <w:tcPr>
-            <w:tcW w:type="dxa" w:w="1560"/>
-          </w:tcPr>
-          <w:p>
-            <w:r>
-              <w:rPr>
-                <w:sz w:val="18"/>
-              </w:rPr>
-              <w:t>5.53</w:t>
-            </w:r>
-          </w:p>
-        </w:tc>
-        <w:tc>
-          <w:tcPr>
-            <w:tcW w:type="dxa" w:w="1560"/>
-          </w:tcPr>
-          <w:p>
-            <w:r>
-              <w:rPr>
-                <w:sz w:val="18"/>
-              </w:rPr>
-              <w:t>0.92</w:t>
-            </w:r>
-          </w:p>
-        </w:tc>
-        <w:tc>
-          <w:tcPr>
-            <w:tcW w:type="dxa" w:w="1560"/>
-          </w:tcPr>
-          <w:p>
-            <w:r>
-              <w:rPr>
-                <w:sz w:val="18"/>
-              </w:rPr>
-              <w:t>1.67-7.00</w:t>
-            </w:r>
-          </w:p>
-        </w:tc>
-        <w:tc>
-          <w:tcPr>
-            <w:tcW w:type="dxa" w:w="1560"/>
-          </w:tcPr>
-          <w:p>
-            <w:r>
-              <w:rPr>
-                <w:sz w:val="18"/>
-              </w:rPr>
-              <w:t>-1.16</w:t>
-            </w:r>
-          </w:p>
-        </w:tc>
-        <w:tc>
-          <w:tcPr>
-            <w:tcW w:type="dxa" w:w="1560"/>
-          </w:tcPr>
-          <w:p>
-            <w:r>
-              <w:rPr>
-                <w:sz w:val="18"/>
-              </w:rPr>
-              <w:t>2.2</w:t>
-            </w:r>
-          </w:p>
-        </w:tc>
-      </w:tr>
-      <w:tr>
-        <w:tc>
-          <w:tcPr>
-            <w:tcW w:type="dxa" w:w="1560"/>
-          </w:tcPr>
-          <w:p>
-            <w:r>
-              <w:rPr>
-                <w:sz w:val="18"/>
-              </w:rPr>
-              <w:t>Health Consciousness</w:t>
-            </w:r>
-          </w:p>
-        </w:tc>
-        <w:tc>
-          <w:tcPr>
-            <w:tcW w:type="dxa" w:w="1560"/>
-          </w:tcPr>
-          <w:p>
-            <w:r>
-              <w:rPr>
-                <w:sz w:val="18"/>
-              </w:rPr>
-              <w:t>5.77</w:t>
-            </w:r>
-          </w:p>
-        </w:tc>
-        <w:tc>
-          <w:tcPr>
-            <w:tcW w:type="dxa" w:w="1560"/>
-          </w:tcPr>
-          <w:p>
-            <w:r>
-              <w:rPr>
-                <w:sz w:val="18"/>
-              </w:rPr>
-              <w:t>0.58</w:t>
-            </w:r>
-          </w:p>
-        </w:tc>
-        <w:tc>
-          <w:tcPr>
-            <w:tcW w:type="dxa" w:w="1560"/>
-          </w:tcPr>
-          <w:p>
-            <w:r>
-              <w:rPr>
-                <w:sz w:val="18"/>
-              </w:rPr>
-              <w:t>4.00-7.00</w:t>
-            </w:r>
-          </w:p>
-        </w:tc>
-        <w:tc>
-          <w:tcPr>
-            <w:tcW w:type="dxa" w:w="1560"/>
-          </w:tcPr>
-          <w:p>
-            <w:r>
-              <w:rPr>
-                <w:sz w:val="18"/>
-              </w:rPr>
-              <w:t>-0.54</w:t>
-            </w:r>
-          </w:p>
-        </w:tc>
-        <w:tc>
-          <w:tcPr>
-            <w:tcW w:type="dxa" w:w="1560"/>
-          </w:tcPr>
-          <w:p>
-            <w:r>
-              <w:rPr>
-                <w:sz w:val="18"/>
-              </w:rPr>
-              <w:t>-0.05</w:t>
-            </w:r>
-          </w:p>
-        </w:tc>
-      </w:tr>
-      <w:tr>
-        <w:tc>
-          <w:tcPr>
-            <w:tcW w:type="dxa" w:w="1560"/>
-          </w:tcPr>
-          <w:p>
-            <w:r>
-              <w:rPr>
-                <w:sz w:val="18"/>
-              </w:rPr>
-              <w:t>Behavioral Intention</w:t>
-            </w:r>
-          </w:p>
-        </w:tc>
-        <w:tc>
-          <w:tcPr>
-            <w:tcW w:type="dxa" w:w="1560"/>
-          </w:tcPr>
-          <w:p>
-            <w:r>
-              <w:rPr>
-                <w:sz w:val="18"/>
-              </w:rPr>
-              <w:t>5.83</w:t>
-            </w:r>
-          </w:p>
-        </w:tc>
-        <w:tc>
-          <w:tcPr>
-            <w:tcW w:type="dxa" w:w="1560"/>
-          </w:tcPr>
-          <w:p>
-            <w:r>
-              <w:rPr>
-                <w:sz w:val="18"/>
-              </w:rPr>
-              <w:t>0.68</w:t>
-            </w:r>
-          </w:p>
-        </w:tc>
-        <w:tc>
-          <w:tcPr>
-            <w:tcW w:type="dxa" w:w="1560"/>
-          </w:tcPr>
-          <w:p>
-            <w:r>
-              <w:rPr>
-                <w:sz w:val="18"/>
-              </w:rPr>
-              <w:t>2.67-7.00</w:t>
-            </w:r>
-          </w:p>
-        </w:tc>
-        <w:tc>
-          <w:tcPr>
-            <w:tcW w:type="dxa" w:w="1560"/>
-          </w:tcPr>
-          <w:p>
-            <w:r>
-              <w:rPr>
-                <w:sz w:val="18"/>
-              </w:rPr>
-              <w:t>-1.07</w:t>
-            </w:r>
-          </w:p>
-        </w:tc>
-        <w:tc>
-          <w:tcPr>
-            <w:tcW w:type="dxa" w:w="1560"/>
-          </w:tcPr>
-          <w:p>
-            <w:r>
-              <w:rPr>
-                <w:sz w:val="18"/>
-              </w:rPr>
-              <w:t>3.0</w:t>
-            </w:r>
+        <w:tc>
+          <w:tcPr>
+            <w:tcW w:type="dxa" w:w="1234"/>
+          </w:tcPr>
+          <w:p>
+            <w:r/>
           </w:p>
         </w:tc>
       </w:tr>
     </w:tbl>
-    <w:p/>
     <w:p>
       <w:r>
-        <w:t>Zero-order correlations revealed a notably strong relationship between Attitude and Behavioral Intention (r = .76, p &lt; .001). Information Source showed minimal correlation with Behavioral Intention (r = -.01, ns). Health Consciousness was moderately correlated with Attitude (r = .53) and Behavioral Intention (r = .56). Message Frame demonstrated weak correlations across all variables (r = .02 to .09).</w:t>
+        <w:t>Note: M = mean; SD = standard deviation; α = Cronbach's alpha. All variables were measured on 7-point scales.</w:t>
       </w:r>
     </w:p>
-    <w:p/>
     <w:p>
       <w:pPr>
-        <w:jc w:val="left"/>
+        <w:pStyle w:val="Heading3"/>
       </w:pPr>
       <w:r>
-        <w:rPr>
-          <w:b/>
-          <w:sz w:val="20"/>
-        </w:rPr>
         <w:t>Table 2. Zero-Order Correlations Among Study Variables</w:t>
       </w:r>
     </w:p>
     <w:tbl>
       <w:tblPr>
-        <w:tblStyle w:val="TableGrid"/>
+        <w:tblStyle w:val="LightGrid-Accent1"/>
         <w:tblW w:type="auto" w:w="0"/>
         <w:tblLook w:firstColumn="1" w:firstRow="1" w:lastColumn="0" w:lastRow="0" w:noHBand="0" w:noVBand="1" w:val="04A0"/>
       </w:tblPr>
       <w:tblGrid>
-        <w:gridCol w:w="1170"/>
-        <w:gridCol w:w="1170"/>
-        <w:gridCol w:w="1170"/>
-        <w:gridCol w:w="1170"/>
-        <w:gridCol w:w="1170"/>
-        <w:gridCol w:w="1170"/>
-        <w:gridCol w:w="1170"/>
-        <w:gridCol w:w="1170"/>
+        <w:gridCol w:w="1080"/>
+        <w:gridCol w:w="1080"/>
+        <w:gridCol w:w="1080"/>
+        <w:gridCol w:w="1080"/>
+        <w:gridCol w:w="1080"/>
+        <w:gridCol w:w="1080"/>
+        <w:gridCol w:w="1080"/>
+        <w:gridCol w:w="1080"/>
       </w:tblGrid>
       <w:tr>
         <w:tc>
           <w:tcPr>
-            <w:tcW w:type="dxa" w:w="1170"/>
-          </w:tcPr>
-          <w:p>
-            <w:r>
-              <w:rPr>
-                <w:b/>
-                <w:sz w:val="18"/>
-              </w:rPr>
+            <w:tcW w:type="dxa" w:w="1080"/>
+          </w:tcPr>
+          <w:p>
+            <w:r>
               <w:t>Variable</w:t>
             </w:r>
           </w:p>
         </w:tc>
         <w:tc>
           <w:tcPr>
-            <w:tcW w:type="dxa" w:w="1170"/>
-          </w:tcPr>
-          <w:p>
-            <w:r>
-              <w:rPr>
-                <w:b/>
-                <w:sz w:val="18"/>
-              </w:rPr>
+            <w:tcW w:type="dxa" w:w="1080"/>
+          </w:tcPr>
+          <w:p>
+            <w:r>
               <w:t>1</w:t>
             </w:r>
           </w:p>
         </w:tc>
         <w:tc>
           <w:tcPr>
-            <w:tcW w:type="dxa" w:w="1170"/>
-          </w:tcPr>
-          <w:p>
-            <w:r>
-              <w:rPr>
-                <w:b/>
-                <w:sz w:val="18"/>
-              </w:rPr>
+            <w:tcW w:type="dxa" w:w="1080"/>
+          </w:tcPr>
+          <w:p>
+            <w:r>
               <w:t>2</w:t>
             </w:r>
           </w:p>
         </w:tc>
         <w:tc>
           <w:tcPr>
-            <w:tcW w:type="dxa" w:w="1170"/>
-          </w:tcPr>
-          <w:p>
-            <w:r>
-              <w:rPr>
-                <w:b/>
-                <w:sz w:val="18"/>
-              </w:rPr>
+            <w:tcW w:type="dxa" w:w="1080"/>
+          </w:tcPr>
+          <w:p>
+            <w:r>
               <w:t>3</w:t>
             </w:r>
           </w:p>
         </w:tc>
         <w:tc>
           <w:tcPr>
-            <w:tcW w:type="dxa" w:w="1170"/>
-          </w:tcPr>
-          <w:p>
-            <w:r>
-              <w:rPr>
-                <w:b/>
-                <w:sz w:val="18"/>
-              </w:rPr>
+            <w:tcW w:type="dxa" w:w="1080"/>
+          </w:tcPr>
+          <w:p>
+            <w:r>
               <w:t>4</w:t>
             </w:r>
           </w:p>
         </w:tc>
         <w:tc>
           <w:tcPr>
-            <w:tcW w:type="dxa" w:w="1170"/>
-          </w:tcPr>
-          <w:p>
-            <w:r>
-              <w:rPr>
-                <w:b/>
-                <w:sz w:val="18"/>
-              </w:rPr>
+            <w:tcW w:type="dxa" w:w="1080"/>
+          </w:tcPr>
+          <w:p>
+            <w:r>
               <w:t>5</w:t>
             </w:r>
           </w:p>
         </w:tc>
         <w:tc>
           <w:tcPr>
-            <w:tcW w:type="dxa" w:w="1170"/>
-          </w:tcPr>
-          <w:p>
-            <w:r>
-              <w:rPr>
-                <w:b/>
-                <w:sz w:val="18"/>
-              </w:rPr>
+            <w:tcW w:type="dxa" w:w="1080"/>
+          </w:tcPr>
+          <w:p>
+            <w:r>
               <w:t>6</w:t>
             </w:r>
           </w:p>
         </w:tc>
         <w:tc>
           <w:tcPr>
-            <w:tcW w:type="dxa" w:w="1170"/>
-          </w:tcPr>
-          <w:p>
-            <w:r>
-              <w:rPr>
-                <w:b/>
-                <w:sz w:val="18"/>
-              </w:rPr>
+            <w:tcW w:type="dxa" w:w="1080"/>
+          </w:tcPr>
+          <w:p>
+            <w:r>
               <w:t>7</w:t>
             </w:r>
           </w:p>
@@ -708,104 +379,80 @@
       <w:tr>
         <w:tc>
           <w:tcPr>
-            <w:tcW w:type="dxa" w:w="1170"/>
-          </w:tcPr>
-          <w:p>
-            <w:r>
-              <w:rPr>
-                <w:sz w:val="18"/>
-              </w:rPr>
+            <w:tcW w:type="dxa" w:w="1080"/>
+          </w:tcPr>
+          <w:p>
+            <w:r>
               <w:t>1. Source</w:t>
             </w:r>
           </w:p>
         </w:tc>
         <w:tc>
           <w:tcPr>
-            <w:tcW w:type="dxa" w:w="1170"/>
-          </w:tcPr>
-          <w:p>
-            <w:r>
-              <w:rPr>
-                <w:sz w:val="18"/>
-              </w:rPr>
+            <w:tcW w:type="dxa" w:w="1080"/>
+          </w:tcPr>
+          <w:p>
+            <w:r>
               <w:t>1.00</w:t>
             </w:r>
           </w:p>
         </w:tc>
         <w:tc>
           <w:tcPr>
-            <w:tcW w:type="dxa" w:w="1170"/>
-          </w:tcPr>
-          <w:p>
-            <w:r>
-              <w:rPr>
-                <w:sz w:val="18"/>
-              </w:rPr>
+            <w:tcW w:type="dxa" w:w="1080"/>
+          </w:tcPr>
+          <w:p>
+            <w:r>
               <w:t>0.02</w:t>
             </w:r>
           </w:p>
         </w:tc>
         <w:tc>
           <w:tcPr>
-            <w:tcW w:type="dxa" w:w="1170"/>
-          </w:tcPr>
-          <w:p>
-            <w:r>
-              <w:rPr>
-                <w:sz w:val="18"/>
-              </w:rPr>
+            <w:tcW w:type="dxa" w:w="1080"/>
+          </w:tcPr>
+          <w:p>
+            <w:r>
               <w:t>0.04</w:t>
             </w:r>
           </w:p>
         </w:tc>
         <w:tc>
           <w:tcPr>
-            <w:tcW w:type="dxa" w:w="1170"/>
-          </w:tcPr>
-          <w:p>
-            <w:r>
-              <w:rPr>
-                <w:sz w:val="18"/>
-              </w:rPr>
-              <w:t>-0.36</w:t>
-            </w:r>
-          </w:p>
-        </w:tc>
-        <w:tc>
-          <w:tcPr>
-            <w:tcW w:type="dxa" w:w="1170"/>
-          </w:tcPr>
-          <w:p>
-            <w:r>
-              <w:rPr>
-                <w:sz w:val="18"/>
-              </w:rPr>
-              <w:t>-0.17</w:t>
-            </w:r>
-          </w:p>
-        </w:tc>
-        <w:tc>
-          <w:tcPr>
-            <w:tcW w:type="dxa" w:w="1170"/>
-          </w:tcPr>
-          <w:p>
-            <w:r>
-              <w:rPr>
-                <w:sz w:val="18"/>
-              </w:rPr>
+            <w:tcW w:type="dxa" w:w="1080"/>
+          </w:tcPr>
+          <w:p>
+            <w:r>
+              <w:t>-0.36***</w:t>
+            </w:r>
+          </w:p>
+        </w:tc>
+        <w:tc>
+          <w:tcPr>
+            <w:tcW w:type="dxa" w:w="1080"/>
+          </w:tcPr>
+          <w:p>
+            <w:r>
+              <w:t>-0.17*</w:t>
+            </w:r>
+          </w:p>
+        </w:tc>
+        <w:tc>
+          <w:tcPr>
+            <w:tcW w:type="dxa" w:w="1080"/>
+          </w:tcPr>
+          <w:p>
+            <w:r>
               <w:t>-0.11</w:t>
             </w:r>
           </w:p>
         </w:tc>
         <w:tc>
           <w:tcPr>
-            <w:tcW w:type="dxa" w:w="1170"/>
-          </w:tcPr>
-          <w:p>
-            <w:r>
-              <w:rPr>
-                <w:sz w:val="18"/>
-              </w:rPr>
+            <w:tcW w:type="dxa" w:w="1080"/>
+          </w:tcPr>
+          <w:p>
+            <w:r>
               <w:t>-0.01</w:t>
             </w:r>
           </w:p>
@@ -814,104 +461,80 @@
       <w:tr>
         <w:tc>
           <w:tcPr>
-            <w:tcW w:type="dxa" w:w="1170"/>
-          </w:tcPr>
-          <w:p>
-            <w:r>
-              <w:rPr>
-                <w:sz w:val="18"/>
-              </w:rPr>
+            <w:tcW w:type="dxa" w:w="1080"/>
+          </w:tcPr>
+          <w:p>
+            <w:r>
               <w:t>2. Frame</w:t>
             </w:r>
           </w:p>
         </w:tc>
         <w:tc>
           <w:tcPr>
-            <w:tcW w:type="dxa" w:w="1170"/>
-          </w:tcPr>
-          <w:p>
-            <w:r>
-              <w:rPr>
-                <w:sz w:val="18"/>
-              </w:rPr>
+            <w:tcW w:type="dxa" w:w="1080"/>
+          </w:tcPr>
+          <w:p>
+            <w:r>
               <w:t>0.02</w:t>
             </w:r>
           </w:p>
         </w:tc>
         <w:tc>
           <w:tcPr>
-            <w:tcW w:type="dxa" w:w="1170"/>
-          </w:tcPr>
-          <w:p>
-            <w:r>
-              <w:rPr>
-                <w:sz w:val="18"/>
-              </w:rPr>
+            <w:tcW w:type="dxa" w:w="1080"/>
+          </w:tcPr>
+          <w:p>
+            <w:r>
               <w:t>1.00</w:t>
             </w:r>
           </w:p>
         </w:tc>
         <w:tc>
           <w:tcPr>
-            <w:tcW w:type="dxa" w:w="1170"/>
-          </w:tcPr>
-          <w:p>
-            <w:r>
-              <w:rPr>
-                <w:sz w:val="18"/>
-              </w:rPr>
+            <w:tcW w:type="dxa" w:w="1080"/>
+          </w:tcPr>
+          <w:p>
+            <w:r>
               <w:t>0.08</w:t>
             </w:r>
           </w:p>
         </w:tc>
         <w:tc>
           <w:tcPr>
-            <w:tcW w:type="dxa" w:w="1170"/>
-          </w:tcPr>
-          <w:p>
-            <w:r>
-              <w:rPr>
-                <w:sz w:val="18"/>
-              </w:rPr>
+            <w:tcW w:type="dxa" w:w="1080"/>
+          </w:tcPr>
+          <w:p>
+            <w:r>
               <w:t>0.05</w:t>
             </w:r>
           </w:p>
         </w:tc>
         <w:tc>
           <w:tcPr>
-            <w:tcW w:type="dxa" w:w="1170"/>
-          </w:tcPr>
-          <w:p>
-            <w:r>
-              <w:rPr>
-                <w:sz w:val="18"/>
-              </w:rPr>
+            <w:tcW w:type="dxa" w:w="1080"/>
+          </w:tcPr>
+          <w:p>
+            <w:r>
               <w:t>0.05</w:t>
             </w:r>
           </w:p>
         </w:tc>
         <w:tc>
           <w:tcPr>
-            <w:tcW w:type="dxa" w:w="1170"/>
-          </w:tcPr>
-          <w:p>
-            <w:r>
-              <w:rPr>
-                <w:sz w:val="18"/>
-              </w:rPr>
+            <w:tcW w:type="dxa" w:w="1080"/>
+          </w:tcPr>
+          <w:p>
+            <w:r>
               <w:t>0.08</w:t>
             </w:r>
           </w:p>
         </w:tc>
         <w:tc>
           <w:tcPr>
-            <w:tcW w:type="dxa" w:w="1170"/>
-          </w:tcPr>
-          <w:p>
-            <w:r>
-              <w:rPr>
-                <w:sz w:val="18"/>
-              </w:rPr>
+            <w:tcW w:type="dxa" w:w="1080"/>
+          </w:tcPr>
+          <w:p>
+            <w:r>
               <w:t>0.09</w:t>
             </w:r>
           </w:p>
@@ -920,105 +543,81 @@
       <w:tr>
         <w:tc>
           <w:tcPr>
-            <w:tcW w:type="dxa" w:w="1170"/>
-          </w:tcPr>
-          <w:p>
-            <w:r>
-              <w:rPr>
-                <w:sz w:val="18"/>
-              </w:rPr>
+            <w:tcW w:type="dxa" w:w="1080"/>
+          </w:tcPr>
+          <w:p>
+            <w:r>
               <w:t>3. Attitude</w:t>
             </w:r>
           </w:p>
         </w:tc>
         <w:tc>
           <w:tcPr>
-            <w:tcW w:type="dxa" w:w="1170"/>
-          </w:tcPr>
-          <w:p>
-            <w:r>
-              <w:rPr>
-                <w:sz w:val="18"/>
-              </w:rPr>
+            <w:tcW w:type="dxa" w:w="1080"/>
+          </w:tcPr>
+          <w:p>
+            <w:r>
               <w:t>0.04</w:t>
             </w:r>
           </w:p>
         </w:tc>
         <w:tc>
           <w:tcPr>
-            <w:tcW w:type="dxa" w:w="1170"/>
-          </w:tcPr>
-          <w:p>
-            <w:r>
-              <w:rPr>
-                <w:sz w:val="18"/>
-              </w:rPr>
+            <w:tcW w:type="dxa" w:w="1080"/>
+          </w:tcPr>
+          <w:p>
+            <w:r>
               <w:t>0.08</w:t>
             </w:r>
           </w:p>
         </w:tc>
         <w:tc>
           <w:tcPr>
-            <w:tcW w:type="dxa" w:w="1170"/>
-          </w:tcPr>
-          <w:p>
-            <w:r>
-              <w:rPr>
-                <w:sz w:val="18"/>
-              </w:rPr>
+            <w:tcW w:type="dxa" w:w="1080"/>
+          </w:tcPr>
+          <w:p>
+            <w:r>
               <w:t>1.00</w:t>
             </w:r>
           </w:p>
         </w:tc>
         <w:tc>
           <w:tcPr>
-            <w:tcW w:type="dxa" w:w="1170"/>
-          </w:tcPr>
-          <w:p>
-            <w:r>
-              <w:rPr>
-                <w:sz w:val="18"/>
-              </w:rPr>
-              <w:t>0.35</w:t>
-            </w:r>
-          </w:p>
-        </w:tc>
-        <w:tc>
-          <w:tcPr>
-            <w:tcW w:type="dxa" w:w="1170"/>
-          </w:tcPr>
-          <w:p>
-            <w:r>
-              <w:rPr>
-                <w:sz w:val="18"/>
-              </w:rPr>
-              <w:t>0.39</w:t>
-            </w:r>
-          </w:p>
-        </w:tc>
-        <w:tc>
-          <w:tcPr>
-            <w:tcW w:type="dxa" w:w="1170"/>
-          </w:tcPr>
-          <w:p>
-            <w:r>
-              <w:rPr>
-                <w:sz w:val="18"/>
-              </w:rPr>
-              <w:t>0.53</w:t>
-            </w:r>
-          </w:p>
-        </w:tc>
-        <w:tc>
-          <w:tcPr>
-            <w:tcW w:type="dxa" w:w="1170"/>
-          </w:tcPr>
-          <w:p>
-            <w:r>
-              <w:rPr>
-                <w:sz w:val="18"/>
-              </w:rPr>
-              <w:t>0.76</w:t>
+            <w:tcW w:type="dxa" w:w="1080"/>
+          </w:tcPr>
+          <w:p>
+            <w:r>
+              <w:t>0.35***</w:t>
+            </w:r>
+          </w:p>
+        </w:tc>
+        <w:tc>
+          <w:tcPr>
+            <w:tcW w:type="dxa" w:w="1080"/>
+          </w:tcPr>
+          <w:p>
+            <w:r>
+              <w:t>0.39***</w:t>
+            </w:r>
+          </w:p>
+        </w:tc>
+        <w:tc>
+          <w:tcPr>
+            <w:tcW w:type="dxa" w:w="1080"/>
+          </w:tcPr>
+          <w:p>
+            <w:r>
+              <w:t>0.53***</w:t>
+            </w:r>
+          </w:p>
+        </w:tc>
+        <w:tc>
+          <w:tcPr>
+            <w:tcW w:type="dxa" w:w="1080"/>
+          </w:tcPr>
+          <w:p>
+            <w:r>
+              <w:t>0.76***</w:t>
             </w:r>
           </w:p>
         </w:tc>
@@ -1026,105 +625,81 @@
       <w:tr>
         <w:tc>
           <w:tcPr>
-            <w:tcW w:type="dxa" w:w="1170"/>
-          </w:tcPr>
-          <w:p>
-            <w:r>
-              <w:rPr>
-                <w:sz w:val="18"/>
-              </w:rPr>
+            <w:tcW w:type="dxa" w:w="1080"/>
+          </w:tcPr>
+          <w:p>
+            <w:r>
               <w:t>4. Trust</w:t>
             </w:r>
           </w:p>
         </w:tc>
         <w:tc>
           <w:tcPr>
-            <w:tcW w:type="dxa" w:w="1170"/>
-          </w:tcPr>
-          <w:p>
-            <w:r>
-              <w:rPr>
-                <w:sz w:val="18"/>
-              </w:rPr>
-              <w:t>-0.36</w:t>
-            </w:r>
-          </w:p>
-        </w:tc>
-        <w:tc>
-          <w:tcPr>
-            <w:tcW w:type="dxa" w:w="1170"/>
-          </w:tcPr>
-          <w:p>
-            <w:r>
-              <w:rPr>
-                <w:sz w:val="18"/>
-              </w:rPr>
+            <w:tcW w:type="dxa" w:w="1080"/>
+          </w:tcPr>
+          <w:p>
+            <w:r>
+              <w:t>-0.36***</w:t>
+            </w:r>
+          </w:p>
+        </w:tc>
+        <w:tc>
+          <w:tcPr>
+            <w:tcW w:type="dxa" w:w="1080"/>
+          </w:tcPr>
+          <w:p>
+            <w:r>
               <w:t>0.05</w:t>
             </w:r>
           </w:p>
         </w:tc>
         <w:tc>
           <w:tcPr>
-            <w:tcW w:type="dxa" w:w="1170"/>
-          </w:tcPr>
-          <w:p>
-            <w:r>
-              <w:rPr>
-                <w:sz w:val="18"/>
-              </w:rPr>
-              <w:t>0.35</w:t>
-            </w:r>
-          </w:p>
-        </w:tc>
-        <w:tc>
-          <w:tcPr>
-            <w:tcW w:type="dxa" w:w="1170"/>
-          </w:tcPr>
-          <w:p>
-            <w:r>
-              <w:rPr>
-                <w:sz w:val="18"/>
-              </w:rPr>
+            <w:tcW w:type="dxa" w:w="1080"/>
+          </w:tcPr>
+          <w:p>
+            <w:r>
+              <w:t>0.35***</w:t>
+            </w:r>
+          </w:p>
+        </w:tc>
+        <w:tc>
+          <w:tcPr>
+            <w:tcW w:type="dxa" w:w="1080"/>
+          </w:tcPr>
+          <w:p>
+            <w:r>
               <w:t>1.00</w:t>
             </w:r>
           </w:p>
         </w:tc>
         <w:tc>
           <w:tcPr>
-            <w:tcW w:type="dxa" w:w="1170"/>
-          </w:tcPr>
-          <w:p>
-            <w:r>
-              <w:rPr>
-                <w:sz w:val="18"/>
-              </w:rPr>
-              <w:t>0.41</w:t>
-            </w:r>
-          </w:p>
-        </w:tc>
-        <w:tc>
-          <w:tcPr>
-            <w:tcW w:type="dxa" w:w="1170"/>
-          </w:tcPr>
-          <w:p>
-            <w:r>
-              <w:rPr>
-                <w:sz w:val="18"/>
-              </w:rPr>
-              <w:t>0.47</w:t>
-            </w:r>
-          </w:p>
-        </w:tc>
-        <w:tc>
-          <w:tcPr>
-            <w:tcW w:type="dxa" w:w="1170"/>
-          </w:tcPr>
-          <w:p>
-            <w:r>
-              <w:rPr>
-                <w:sz w:val="18"/>
-              </w:rPr>
-              <w:t>0.37</w:t>
+            <w:tcW w:type="dxa" w:w="1080"/>
+          </w:tcPr>
+          <w:p>
+            <w:r>
+              <w:t>0.41***</w:t>
+            </w:r>
+          </w:p>
+        </w:tc>
+        <w:tc>
+          <w:tcPr>
+            <w:tcW w:type="dxa" w:w="1080"/>
+          </w:tcPr>
+          <w:p>
+            <w:r>
+              <w:t>0.47***</w:t>
+            </w:r>
+          </w:p>
+        </w:tc>
+        <w:tc>
+          <w:tcPr>
+            <w:tcW w:type="dxa" w:w="1080"/>
+          </w:tcPr>
+          <w:p>
+            <w:r>
+              <w:t>0.37***</w:t>
             </w:r>
           </w:p>
         </w:tc>
@@ -1132,105 +707,81 @@
       <w:tr>
         <w:tc>
           <w:tcPr>
-            <w:tcW w:type="dxa" w:w="1170"/>
-          </w:tcPr>
-          <w:p>
-            <w:r>
-              <w:rPr>
-                <w:sz w:val="18"/>
-              </w:rPr>
+            <w:tcW w:type="dxa" w:w="1080"/>
+          </w:tcPr>
+          <w:p>
+            <w:r>
               <w:t>5. SE</w:t>
             </w:r>
           </w:p>
         </w:tc>
         <w:tc>
           <w:tcPr>
-            <w:tcW w:type="dxa" w:w="1170"/>
-          </w:tcPr>
-          <w:p>
-            <w:r>
-              <w:rPr>
-                <w:sz w:val="18"/>
-              </w:rPr>
-              <w:t>-0.17</w:t>
-            </w:r>
-          </w:p>
-        </w:tc>
-        <w:tc>
-          <w:tcPr>
-            <w:tcW w:type="dxa" w:w="1170"/>
-          </w:tcPr>
-          <w:p>
-            <w:r>
-              <w:rPr>
-                <w:sz w:val="18"/>
-              </w:rPr>
+            <w:tcW w:type="dxa" w:w="1080"/>
+          </w:tcPr>
+          <w:p>
+            <w:r>
+              <w:t>-0.17*</w:t>
+            </w:r>
+          </w:p>
+        </w:tc>
+        <w:tc>
+          <w:tcPr>
+            <w:tcW w:type="dxa" w:w="1080"/>
+          </w:tcPr>
+          <w:p>
+            <w:r>
               <w:t>0.05</w:t>
             </w:r>
           </w:p>
         </w:tc>
         <w:tc>
           <w:tcPr>
-            <w:tcW w:type="dxa" w:w="1170"/>
-          </w:tcPr>
-          <w:p>
-            <w:r>
-              <w:rPr>
-                <w:sz w:val="18"/>
-              </w:rPr>
-              <w:t>0.39</w:t>
-            </w:r>
-          </w:p>
-        </w:tc>
-        <w:tc>
-          <w:tcPr>
-            <w:tcW w:type="dxa" w:w="1170"/>
-          </w:tcPr>
-          <w:p>
-            <w:r>
-              <w:rPr>
-                <w:sz w:val="18"/>
-              </w:rPr>
-              <w:t>0.41</w:t>
-            </w:r>
-          </w:p>
-        </w:tc>
-        <w:tc>
-          <w:tcPr>
-            <w:tcW w:type="dxa" w:w="1170"/>
-          </w:tcPr>
-          <w:p>
-            <w:r>
-              <w:rPr>
-                <w:sz w:val="18"/>
-              </w:rPr>
+            <w:tcW w:type="dxa" w:w="1080"/>
+          </w:tcPr>
+          <w:p>
+            <w:r>
+              <w:t>0.39***</w:t>
+            </w:r>
+          </w:p>
+        </w:tc>
+        <w:tc>
+          <w:tcPr>
+            <w:tcW w:type="dxa" w:w="1080"/>
+          </w:tcPr>
+          <w:p>
+            <w:r>
+              <w:t>0.41***</w:t>
+            </w:r>
+          </w:p>
+        </w:tc>
+        <w:tc>
+          <w:tcPr>
+            <w:tcW w:type="dxa" w:w="1080"/>
+          </w:tcPr>
+          <w:p>
+            <w:r>
               <w:t>1.00</w:t>
             </w:r>
           </w:p>
         </w:tc>
         <w:tc>
           <w:tcPr>
-            <w:tcW w:type="dxa" w:w="1170"/>
-          </w:tcPr>
-          <w:p>
-            <w:r>
-              <w:rPr>
-                <w:sz w:val="18"/>
-              </w:rPr>
-              <w:t>0.53</w:t>
-            </w:r>
-          </w:p>
-        </w:tc>
-        <w:tc>
-          <w:tcPr>
-            <w:tcW w:type="dxa" w:w="1170"/>
-          </w:tcPr>
-          <w:p>
-            <w:r>
-              <w:rPr>
-                <w:sz w:val="18"/>
-              </w:rPr>
-              <w:t>0.47</w:t>
+            <w:tcW w:type="dxa" w:w="1080"/>
+          </w:tcPr>
+          <w:p>
+            <w:r>
+              <w:t>0.53***</w:t>
+            </w:r>
+          </w:p>
+        </w:tc>
+        <w:tc>
+          <w:tcPr>
+            <w:tcW w:type="dxa" w:w="1080"/>
+          </w:tcPr>
+          <w:p>
+            <w:r>
+              <w:t>0.47***</w:t>
             </w:r>
           </w:p>
         </w:tc>
@@ -1238,105 +789,81 @@
       <w:tr>
         <w:tc>
           <w:tcPr>
-            <w:tcW w:type="dxa" w:w="1170"/>
-          </w:tcPr>
-          <w:p>
-            <w:r>
-              <w:rPr>
-                <w:sz w:val="18"/>
-              </w:rPr>
+            <w:tcW w:type="dxa" w:w="1080"/>
+          </w:tcPr>
+          <w:p>
+            <w:r>
               <w:t>6. HC</w:t>
             </w:r>
           </w:p>
         </w:tc>
         <w:tc>
           <w:tcPr>
-            <w:tcW w:type="dxa" w:w="1170"/>
-          </w:tcPr>
-          <w:p>
-            <w:r>
-              <w:rPr>
-                <w:sz w:val="18"/>
-              </w:rPr>
+            <w:tcW w:type="dxa" w:w="1080"/>
+          </w:tcPr>
+          <w:p>
+            <w:r>
               <w:t>-0.11</w:t>
             </w:r>
           </w:p>
         </w:tc>
         <w:tc>
           <w:tcPr>
-            <w:tcW w:type="dxa" w:w="1170"/>
-          </w:tcPr>
-          <w:p>
-            <w:r>
-              <w:rPr>
-                <w:sz w:val="18"/>
-              </w:rPr>
+            <w:tcW w:type="dxa" w:w="1080"/>
+          </w:tcPr>
+          <w:p>
+            <w:r>
               <w:t>0.08</w:t>
             </w:r>
           </w:p>
         </w:tc>
         <w:tc>
           <w:tcPr>
-            <w:tcW w:type="dxa" w:w="1170"/>
-          </w:tcPr>
-          <w:p>
-            <w:r>
-              <w:rPr>
-                <w:sz w:val="18"/>
-              </w:rPr>
-              <w:t>0.53</w:t>
-            </w:r>
-          </w:p>
-        </w:tc>
-        <w:tc>
-          <w:tcPr>
-            <w:tcW w:type="dxa" w:w="1170"/>
-          </w:tcPr>
-          <w:p>
-            <w:r>
-              <w:rPr>
-                <w:sz w:val="18"/>
-              </w:rPr>
-              <w:t>0.47</w:t>
-            </w:r>
-          </w:p>
-        </w:tc>
-        <w:tc>
-          <w:tcPr>
-            <w:tcW w:type="dxa" w:w="1170"/>
-          </w:tcPr>
-          <w:p>
-            <w:r>
-              <w:rPr>
-                <w:sz w:val="18"/>
-              </w:rPr>
-              <w:t>0.53</w:t>
-            </w:r>
-          </w:p>
-        </w:tc>
-        <w:tc>
-          <w:tcPr>
-            <w:tcW w:type="dxa" w:w="1170"/>
-          </w:tcPr>
-          <w:p>
-            <w:r>
-              <w:rPr>
-                <w:sz w:val="18"/>
-              </w:rPr>
+            <w:tcW w:type="dxa" w:w="1080"/>
+          </w:tcPr>
+          <w:p>
+            <w:r>
+              <w:t>0.53***</w:t>
+            </w:r>
+          </w:p>
+        </w:tc>
+        <w:tc>
+          <w:tcPr>
+            <w:tcW w:type="dxa" w:w="1080"/>
+          </w:tcPr>
+          <w:p>
+            <w:r>
+              <w:t>0.47***</w:t>
+            </w:r>
+          </w:p>
+        </w:tc>
+        <w:tc>
+          <w:tcPr>
+            <w:tcW w:type="dxa" w:w="1080"/>
+          </w:tcPr>
+          <w:p>
+            <w:r>
+              <w:t>0.53***</w:t>
+            </w:r>
+          </w:p>
+        </w:tc>
+        <w:tc>
+          <w:tcPr>
+            <w:tcW w:type="dxa" w:w="1080"/>
+          </w:tcPr>
+          <w:p>
+            <w:r>
               <w:t>1.00</w:t>
             </w:r>
           </w:p>
         </w:tc>
         <w:tc>
           <w:tcPr>
-            <w:tcW w:type="dxa" w:w="1170"/>
-          </w:tcPr>
-          <w:p>
-            <w:r>
-              <w:rPr>
-                <w:sz w:val="18"/>
-              </w:rPr>
-              <w:t>0.56</w:t>
+            <w:tcW w:type="dxa" w:w="1080"/>
+          </w:tcPr>
+          <w:p>
+            <w:r>
+              <w:t>0.56***</w:t>
             </w:r>
           </w:p>
         </w:tc>
@@ -1344,3126 +871,2416 @@
       <w:tr>
         <w:tc>
           <w:tcPr>
-            <w:tcW w:type="dxa" w:w="1170"/>
-          </w:tcPr>
-          <w:p>
-            <w:r>
-              <w:rPr>
-                <w:sz w:val="18"/>
-              </w:rPr>
+            <w:tcW w:type="dxa" w:w="1080"/>
+          </w:tcPr>
+          <w:p>
+            <w:r>
               <w:t>7. Intention</w:t>
             </w:r>
           </w:p>
         </w:tc>
         <w:tc>
           <w:tcPr>
-            <w:tcW w:type="dxa" w:w="1170"/>
-          </w:tcPr>
-          <w:p>
-            <w:r>
-              <w:rPr>
-                <w:sz w:val="18"/>
-              </w:rPr>
+            <w:tcW w:type="dxa" w:w="1080"/>
+          </w:tcPr>
+          <w:p>
+            <w:r>
               <w:t>-0.01</w:t>
             </w:r>
           </w:p>
         </w:tc>
         <w:tc>
           <w:tcPr>
-            <w:tcW w:type="dxa" w:w="1170"/>
-          </w:tcPr>
-          <w:p>
-            <w:r>
-              <w:rPr>
-                <w:sz w:val="18"/>
-              </w:rPr>
+            <w:tcW w:type="dxa" w:w="1080"/>
+          </w:tcPr>
+          <w:p>
+            <w:r>
               <w:t>0.09</w:t>
             </w:r>
           </w:p>
         </w:tc>
         <w:tc>
           <w:tcPr>
-            <w:tcW w:type="dxa" w:w="1170"/>
-          </w:tcPr>
-          <w:p>
-            <w:r>
-              <w:rPr>
-                <w:sz w:val="18"/>
-              </w:rPr>
-              <w:t>0.76</w:t>
-            </w:r>
-          </w:p>
-        </w:tc>
-        <w:tc>
-          <w:tcPr>
-            <w:tcW w:type="dxa" w:w="1170"/>
-          </w:tcPr>
-          <w:p>
-            <w:r>
-              <w:rPr>
-                <w:sz w:val="18"/>
-              </w:rPr>
-              <w:t>0.37</w:t>
-            </w:r>
-          </w:p>
-        </w:tc>
-        <w:tc>
-          <w:tcPr>
-            <w:tcW w:type="dxa" w:w="1170"/>
-          </w:tcPr>
-          <w:p>
-            <w:r>
-              <w:rPr>
-                <w:sz w:val="18"/>
-              </w:rPr>
-              <w:t>0.47</w:t>
-            </w:r>
-          </w:p>
-        </w:tc>
-        <w:tc>
-          <w:tcPr>
-            <w:tcW w:type="dxa" w:w="1170"/>
-          </w:tcPr>
-          <w:p>
-            <w:r>
-              <w:rPr>
-                <w:sz w:val="18"/>
-              </w:rPr>
-              <w:t>0.56</w:t>
-            </w:r>
-          </w:p>
-        </w:tc>
-        <w:tc>
-          <w:tcPr>
-            <w:tcW w:type="dxa" w:w="1170"/>
-          </w:tcPr>
-          <w:p>
-            <w:r>
-              <w:rPr>
-                <w:sz w:val="18"/>
-              </w:rPr>
+            <w:tcW w:type="dxa" w:w="1080"/>
+          </w:tcPr>
+          <w:p>
+            <w:r>
+              <w:t>0.76***</w:t>
+            </w:r>
+          </w:p>
+        </w:tc>
+        <w:tc>
+          <w:tcPr>
+            <w:tcW w:type="dxa" w:w="1080"/>
+          </w:tcPr>
+          <w:p>
+            <w:r>
+              <w:t>0.37***</w:t>
+            </w:r>
+          </w:p>
+        </w:tc>
+        <w:tc>
+          <w:tcPr>
+            <w:tcW w:type="dxa" w:w="1080"/>
+          </w:tcPr>
+          <w:p>
+            <w:r>
+              <w:t>0.47***</w:t>
+            </w:r>
+          </w:p>
+        </w:tc>
+        <w:tc>
+          <w:tcPr>
+            <w:tcW w:type="dxa" w:w="1080"/>
+          </w:tcPr>
+          <w:p>
+            <w:r>
+              <w:t>0.56***</w:t>
+            </w:r>
+          </w:p>
+        </w:tc>
+        <w:tc>
+          <w:tcPr>
+            <w:tcW w:type="dxa" w:w="1080"/>
+          </w:tcPr>
+          <w:p>
+            <w:r>
               <w:t>1.00</w:t>
             </w:r>
           </w:p>
         </w:tc>
       </w:tr>
     </w:tbl>
-    <w:p/>
-    <w:p/>
+    <w:p>
+      <w:r>
+        <w:t>Note: * p &lt; .05, ** p &lt; .01, *** p &lt; .001. Source: 0 = Human Expert, 1 = AI Coach. Frame: 0 = Gain Frame, 1 = Loss Frame. SE = Self-efficacy. HC = Health Consciousness.</w:t>
+      </w:r>
+    </w:p>
+    <w:p>
+      <w:r>
+        <w:t>Zero-order correlations revealed a notably strong relationship between Attitude and Behavioral Intention (r = .76, p &lt; .001). Information Source showed minimal correlation with Behavioral Intention (r = -.01, ns). Health Consciousness was moderately correlated with both Attitude (r = .53) and Behavioral Intention (r = .56), whereas Message Frame demonstrated weak correlations across all variables (r = .02 to .09, all ns).</w:t>
+      </w:r>
+    </w:p>
+    <w:p>
+      <w:pPr>
+        <w:pStyle w:val="Heading3"/>
+      </w:pPr>
+      <w:r>
+        <w:t>Table 3. Path Coefficients from Structural Model</w:t>
+      </w:r>
+    </w:p>
+    <w:tbl>
+      <w:tblPr>
+        <w:tblStyle w:val="LightGrid-Accent1"/>
+        <w:tblW w:type="auto" w:w="0"/>
+        <w:tblLook w:firstColumn="1" w:firstRow="1" w:lastColumn="0" w:lastRow="0" w:noHBand="0" w:noVBand="1" w:val="04A0"/>
+      </w:tblPr>
+      <w:tblGrid>
+        <w:gridCol w:w="1728"/>
+        <w:gridCol w:w="1728"/>
+        <w:gridCol w:w="1728"/>
+        <w:gridCol w:w="1728"/>
+        <w:gridCol w:w="1728"/>
+      </w:tblGrid>
+      <w:tr>
+        <w:tc>
+          <w:tcPr>
+            <w:tcW w:type="dxa" w:w="1728"/>
+          </w:tcPr>
+          <w:p>
+            <w:r>
+              <w:t>Predictor</w:t>
+            </w:r>
+          </w:p>
+        </w:tc>
+        <w:tc>
+          <w:tcPr>
+            <w:tcW w:type="dxa" w:w="1728"/>
+          </w:tcPr>
+          <w:p>
+            <w:r>
+              <w:t>Outcome</w:t>
+            </w:r>
+          </w:p>
+        </w:tc>
+        <w:tc>
+          <w:tcPr>
+            <w:tcW w:type="dxa" w:w="1728"/>
+          </w:tcPr>
+          <w:p>
+            <w:r>
+              <w:t>β</w:t>
+            </w:r>
+          </w:p>
+        </w:tc>
+        <w:tc>
+          <w:tcPr>
+            <w:tcW w:type="dxa" w:w="1728"/>
+          </w:tcPr>
+          <w:p>
+            <w:r>
+              <w:t>SE</w:t>
+            </w:r>
+          </w:p>
+        </w:tc>
+        <w:tc>
+          <w:tcPr>
+            <w:tcW w:type="dxa" w:w="1728"/>
+          </w:tcPr>
+          <w:p>
+            <w:r>
+              <w:t>p</w:t>
+            </w:r>
+          </w:p>
+        </w:tc>
+      </w:tr>
+      <w:tr>
+        <w:tc>
+          <w:tcPr>
+            <w:tcW w:type="dxa" w:w="1728"/>
+          </w:tcPr>
+          <w:p>
+            <w:r>
+              <w:t>Information Source</w:t>
+            </w:r>
+          </w:p>
+        </w:tc>
+        <w:tc>
+          <w:tcPr>
+            <w:tcW w:type="dxa" w:w="1728"/>
+          </w:tcPr>
+          <w:p>
+            <w:r>
+              <w:t>Attitude</w:t>
+            </w:r>
+          </w:p>
+        </w:tc>
+        <w:tc>
+          <w:tcPr>
+            <w:tcW w:type="dxa" w:w="1728"/>
+          </w:tcPr>
+          <w:p>
+            <w:r>
+              <w:t>0.048</w:t>
+            </w:r>
+          </w:p>
+        </w:tc>
+        <w:tc>
+          <w:tcPr>
+            <w:tcW w:type="dxa" w:w="1728"/>
+          </w:tcPr>
+          <w:p>
+            <w:r>
+              <w:t>0.088</w:t>
+            </w:r>
+          </w:p>
+        </w:tc>
+        <w:tc>
+          <w:tcPr>
+            <w:tcW w:type="dxa" w:w="1728"/>
+          </w:tcPr>
+          <w:p>
+            <w:r>
+              <w:t>0.586</w:t>
+            </w:r>
+          </w:p>
+        </w:tc>
+      </w:tr>
+      <w:tr>
+        <w:tc>
+          <w:tcPr>
+            <w:tcW w:type="dxa" w:w="1728"/>
+          </w:tcPr>
+          <w:p>
+            <w:r>
+              <w:t>Message Frame</w:t>
+            </w:r>
+          </w:p>
+        </w:tc>
+        <w:tc>
+          <w:tcPr>
+            <w:tcW w:type="dxa" w:w="1728"/>
+          </w:tcPr>
+          <w:p>
+            <w:r>
+              <w:t>Attitude</w:t>
+            </w:r>
+          </w:p>
+        </w:tc>
+        <w:tc>
+          <w:tcPr>
+            <w:tcW w:type="dxa" w:w="1728"/>
+          </w:tcPr>
+          <w:p>
+            <w:r>
+              <w:t>0.088</w:t>
+            </w:r>
+          </w:p>
+        </w:tc>
+        <w:tc>
+          <w:tcPr>
+            <w:tcW w:type="dxa" w:w="1728"/>
+          </w:tcPr>
+          <w:p>
+            <w:r>
+              <w:t>0.087</w:t>
+            </w:r>
+          </w:p>
+        </w:tc>
+        <w:tc>
+          <w:tcPr>
+            <w:tcW w:type="dxa" w:w="1728"/>
+          </w:tcPr>
+          <w:p>
+            <w:r>
+              <w:t>0.311</w:t>
+            </w:r>
+          </w:p>
+        </w:tc>
+      </w:tr>
+      <w:tr>
+        <w:tc>
+          <w:tcPr>
+            <w:tcW w:type="dxa" w:w="1728"/>
+          </w:tcPr>
+          <w:p>
+            <w:r>
+              <w:t>Information Source</w:t>
+            </w:r>
+          </w:p>
+        </w:tc>
+        <w:tc>
+          <w:tcPr>
+            <w:tcW w:type="dxa" w:w="1728"/>
+          </w:tcPr>
+          <w:p>
+            <w:r>
+              <w:t>Trust</w:t>
+            </w:r>
+          </w:p>
+        </w:tc>
+        <w:tc>
+          <w:tcPr>
+            <w:tcW w:type="dxa" w:w="1728"/>
+          </w:tcPr>
+          <w:p>
+            <w:r>
+              <w:t>-0.495***</w:t>
+            </w:r>
+          </w:p>
+        </w:tc>
+        <w:tc>
+          <w:tcPr>
+            <w:tcW w:type="dxa" w:w="1728"/>
+          </w:tcPr>
+          <w:p>
+            <w:r>
+              <w:t>0.092</w:t>
+            </w:r>
+          </w:p>
+        </w:tc>
+        <w:tc>
+          <w:tcPr>
+            <w:tcW w:type="dxa" w:w="1728"/>
+          </w:tcPr>
+          <w:p>
+            <w:r>
+              <w:t>0.000</w:t>
+            </w:r>
+          </w:p>
+        </w:tc>
+      </w:tr>
+      <w:tr>
+        <w:tc>
+          <w:tcPr>
+            <w:tcW w:type="dxa" w:w="1728"/>
+          </w:tcPr>
+          <w:p>
+            <w:r>
+              <w:t>Message Frame</w:t>
+            </w:r>
+          </w:p>
+        </w:tc>
+        <w:tc>
+          <w:tcPr>
+            <w:tcW w:type="dxa" w:w="1728"/>
+          </w:tcPr>
+          <w:p>
+            <w:r>
+              <w:t>Trust</w:t>
+            </w:r>
+          </w:p>
+        </w:tc>
+        <w:tc>
+          <w:tcPr>
+            <w:tcW w:type="dxa" w:w="1728"/>
+          </w:tcPr>
+          <w:p>
+            <w:r>
+              <w:t>0.068</w:t>
+            </w:r>
+          </w:p>
+        </w:tc>
+        <w:tc>
+          <w:tcPr>
+            <w:tcW w:type="dxa" w:w="1728"/>
+          </w:tcPr>
+          <w:p>
+            <w:r>
+              <w:t>0.091</w:t>
+            </w:r>
+          </w:p>
+        </w:tc>
+        <w:tc>
+          <w:tcPr>
+            <w:tcW w:type="dxa" w:w="1728"/>
+          </w:tcPr>
+          <w:p>
+            <w:r>
+              <w:t>0.457</w:t>
+            </w:r>
+          </w:p>
+        </w:tc>
+      </w:tr>
+      <w:tr>
+        <w:tc>
+          <w:tcPr>
+            <w:tcW w:type="dxa" w:w="1728"/>
+          </w:tcPr>
+          <w:p>
+            <w:r>
+              <w:t>Information Source</w:t>
+            </w:r>
+          </w:p>
+        </w:tc>
+        <w:tc>
+          <w:tcPr>
+            <w:tcW w:type="dxa" w:w="1728"/>
+          </w:tcPr>
+          <w:p>
+            <w:r>
+              <w:t>Self-efficacy</w:t>
+            </w:r>
+          </w:p>
+        </w:tc>
+        <w:tc>
+          <w:tcPr>
+            <w:tcW w:type="dxa" w:w="1728"/>
+          </w:tcPr>
+          <w:p>
+            <w:r>
+              <w:t>-0.303*</w:t>
+            </w:r>
+          </w:p>
+        </w:tc>
+        <w:tc>
+          <w:tcPr>
+            <w:tcW w:type="dxa" w:w="1728"/>
+          </w:tcPr>
+          <w:p>
+            <w:r>
+              <w:t>0.129</w:t>
+            </w:r>
+          </w:p>
+        </w:tc>
+        <w:tc>
+          <w:tcPr>
+            <w:tcW w:type="dxa" w:w="1728"/>
+          </w:tcPr>
+          <w:p>
+            <w:r>
+              <w:t>0.018</w:t>
+            </w:r>
+          </w:p>
+        </w:tc>
+      </w:tr>
+      <w:tr>
+        <w:tc>
+          <w:tcPr>
+            <w:tcW w:type="dxa" w:w="1728"/>
+          </w:tcPr>
+          <w:p>
+            <w:r>
+              <w:t>Message Frame</w:t>
+            </w:r>
+          </w:p>
+        </w:tc>
+        <w:tc>
+          <w:tcPr>
+            <w:tcW w:type="dxa" w:w="1728"/>
+          </w:tcPr>
+          <w:p>
+            <w:r>
+              <w:t>Self-efficacy</w:t>
+            </w:r>
+          </w:p>
+        </w:tc>
+        <w:tc>
+          <w:tcPr>
+            <w:tcW w:type="dxa" w:w="1728"/>
+          </w:tcPr>
+          <w:p>
+            <w:r>
+              <w:t>0.084</w:t>
+            </w:r>
+          </w:p>
+        </w:tc>
+        <w:tc>
+          <w:tcPr>
+            <w:tcW w:type="dxa" w:w="1728"/>
+          </w:tcPr>
+          <w:p>
+            <w:r>
+              <w:t>0.128</w:t>
+            </w:r>
+          </w:p>
+        </w:tc>
+        <w:tc>
+          <w:tcPr>
+            <w:tcW w:type="dxa" w:w="1728"/>
+          </w:tcPr>
+          <w:p>
+            <w:r>
+              <w:t>0.511</w:t>
+            </w:r>
+          </w:p>
+        </w:tc>
+      </w:tr>
+      <w:tr>
+        <w:tc>
+          <w:tcPr>
+            <w:tcW w:type="dxa" w:w="1728"/>
+          </w:tcPr>
+          <w:p>
+            <w:r>
+              <w:t>Attitude</w:t>
+            </w:r>
+          </w:p>
+        </w:tc>
+        <w:tc>
+          <w:tcPr>
+            <w:tcW w:type="dxa" w:w="1728"/>
+          </w:tcPr>
+          <w:p>
+            <w:r>
+              <w:t>Behavioral Intention</w:t>
+            </w:r>
+          </w:p>
+        </w:tc>
+        <w:tc>
+          <w:tcPr>
+            <w:tcW w:type="dxa" w:w="1728"/>
+          </w:tcPr>
+          <w:p>
+            <w:r>
+              <w:t>0.694***</w:t>
+            </w:r>
+          </w:p>
+        </w:tc>
+        <w:tc>
+          <w:tcPr>
+            <w:tcW w:type="dxa" w:w="1728"/>
+          </w:tcPr>
+          <w:p>
+            <w:r>
+              <w:t>0.081</w:t>
+            </w:r>
+          </w:p>
+        </w:tc>
+        <w:tc>
+          <w:tcPr>
+            <w:tcW w:type="dxa" w:w="1728"/>
+          </w:tcPr>
+          <w:p>
+            <w:r>
+              <w:t>0.000</w:t>
+            </w:r>
+          </w:p>
+        </w:tc>
+      </w:tr>
+      <w:tr>
+        <w:tc>
+          <w:tcPr>
+            <w:tcW w:type="dxa" w:w="1728"/>
+          </w:tcPr>
+          <w:p>
+            <w:r>
+              <w:t>Trust</w:t>
+            </w:r>
+          </w:p>
+        </w:tc>
+        <w:tc>
+          <w:tcPr>
+            <w:tcW w:type="dxa" w:w="1728"/>
+          </w:tcPr>
+          <w:p>
+            <w:r>
+              <w:t>Behavioral Intention</w:t>
+            </w:r>
+          </w:p>
+        </w:tc>
+        <w:tc>
+          <w:tcPr>
+            <w:tcW w:type="dxa" w:w="1728"/>
+          </w:tcPr>
+          <w:p>
+            <w:r>
+              <w:t>0.027</w:t>
+            </w:r>
+          </w:p>
+        </w:tc>
+        <w:tc>
+          <w:tcPr>
+            <w:tcW w:type="dxa" w:w="1728"/>
+          </w:tcPr>
+          <w:p>
+            <w:r>
+              <w:t>0.059</w:t>
+            </w:r>
+          </w:p>
+        </w:tc>
+        <w:tc>
+          <w:tcPr>
+            <w:tcW w:type="dxa" w:w="1728"/>
+          </w:tcPr>
+          <w:p>
+            <w:r>
+              <w:t>0.647</w:t>
+            </w:r>
+          </w:p>
+        </w:tc>
+      </w:tr>
+      <w:tr>
+        <w:tc>
+          <w:tcPr>
+            <w:tcW w:type="dxa" w:w="1728"/>
+          </w:tcPr>
+          <w:p>
+            <w:r>
+              <w:t>Self-efficacy</w:t>
+            </w:r>
+          </w:p>
+        </w:tc>
+        <w:tc>
+          <w:tcPr>
+            <w:tcW w:type="dxa" w:w="1728"/>
+          </w:tcPr>
+          <w:p>
+            <w:r>
+              <w:t>Behavioral Intention</w:t>
+            </w:r>
+          </w:p>
+        </w:tc>
+        <w:tc>
+          <w:tcPr>
+            <w:tcW w:type="dxa" w:w="1728"/>
+          </w:tcPr>
+          <w:p>
+            <w:r>
+              <w:t>0.102*</w:t>
+            </w:r>
+          </w:p>
+        </w:tc>
+        <w:tc>
+          <w:tcPr>
+            <w:tcW w:type="dxa" w:w="1728"/>
+          </w:tcPr>
+          <w:p>
+            <w:r>
+              <w:t>0.042</w:t>
+            </w:r>
+          </w:p>
+        </w:tc>
+        <w:tc>
+          <w:tcPr>
+            <w:tcW w:type="dxa" w:w="1728"/>
+          </w:tcPr>
+          <w:p>
+            <w:r>
+              <w:t>0.013</w:t>
+            </w:r>
+          </w:p>
+        </w:tc>
+      </w:tr>
+    </w:tbl>
+    <w:p>
+      <w:r>
+        <w:t>Note: β = standardized coefficient; SE = standard error.</w:t>
+      </w:r>
+    </w:p>
+    <w:p>
+      <w:r>
+        <w:t>Information Source did not significantly predict Behavioral Intention (β = .02, p = .76), nor did Message Frame (β = .02, p = .73). However, Attitude emerged as a dominant predictor of Behavioral Intention (β = .69, p &lt; .001), accounting for the majority of explained variance. Self-efficacy served as a secondary predictor (β = .10, p = .01), while Trust demonstrated no significant association with Behavioral Intention (β = .03, p = .65).</w:t>
+      </w:r>
+    </w:p>
+    <w:p>
+      <w:pPr>
+        <w:pStyle w:val="Heading3"/>
+      </w:pPr>
+      <w:r>
+        <w:t>Table 4. Indirect Effects and 95% Confidence Intervals</w:t>
+      </w:r>
+    </w:p>
+    <w:tbl>
+      <w:tblPr>
+        <w:tblStyle w:val="LightGrid-Accent1"/>
+        <w:tblW w:type="auto" w:w="0"/>
+        <w:tblLook w:firstColumn="1" w:firstRow="1" w:lastColumn="0" w:lastRow="0" w:noHBand="0" w:noVBand="1" w:val="04A0"/>
+      </w:tblPr>
+      <w:tblGrid>
+        <w:gridCol w:w="1728"/>
+        <w:gridCol w:w="1728"/>
+        <w:gridCol w:w="1728"/>
+        <w:gridCol w:w="1728"/>
+        <w:gridCol w:w="1728"/>
+      </w:tblGrid>
+      <w:tr>
+        <w:tc>
+          <w:tcPr>
+            <w:tcW w:type="dxa" w:w="1728"/>
+          </w:tcPr>
+          <w:p>
+            <w:r>
+              <w:t>Indirect Pathway</w:t>
+            </w:r>
+          </w:p>
+        </w:tc>
+        <w:tc>
+          <w:tcPr>
+            <w:tcW w:type="dxa" w:w="1728"/>
+          </w:tcPr>
+          <w:p>
+            <w:r>
+              <w:t>β</w:t>
+            </w:r>
+          </w:p>
+        </w:tc>
+        <w:tc>
+          <w:tcPr>
+            <w:tcW w:type="dxa" w:w="1728"/>
+          </w:tcPr>
+          <w:p>
+            <w:r>
+              <w:t>SE</w:t>
+            </w:r>
+          </w:p>
+        </w:tc>
+        <w:tc>
+          <w:tcPr>
+            <w:tcW w:type="dxa" w:w="1728"/>
+          </w:tcPr>
+          <w:p>
+            <w:r>
+              <w:t>p</w:t>
+            </w:r>
+          </w:p>
+        </w:tc>
+        <w:tc>
+          <w:tcPr>
+            <w:tcW w:type="dxa" w:w="1728"/>
+          </w:tcPr>
+          <w:p>
+            <w:r>
+              <w:t>95% CI</w:t>
+            </w:r>
+          </w:p>
+        </w:tc>
+      </w:tr>
+      <w:tr>
+        <w:tc>
+          <w:tcPr>
+            <w:tcW w:type="dxa" w:w="1728"/>
+          </w:tcPr>
+          <w:p>
+            <w:r>
+              <w:t>Source → Attitude → Intention</w:t>
+            </w:r>
+          </w:p>
+        </w:tc>
+        <w:tc>
+          <w:tcPr>
+            <w:tcW w:type="dxa" w:w="1728"/>
+          </w:tcPr>
+          <w:p>
+            <w:r>
+              <w:t>0.036</w:t>
+            </w:r>
+          </w:p>
+        </w:tc>
+        <w:tc>
+          <w:tcPr>
+            <w:tcW w:type="dxa" w:w="1728"/>
+          </w:tcPr>
+          <w:p>
+            <w:r>
+              <w:t>0.065</w:t>
+            </w:r>
+          </w:p>
+        </w:tc>
+        <w:tc>
+          <w:tcPr>
+            <w:tcW w:type="dxa" w:w="1728"/>
+          </w:tcPr>
+          <w:p>
+            <w:r>
+              <w:t>0.584</w:t>
+            </w:r>
+          </w:p>
+        </w:tc>
+        <w:tc>
+          <w:tcPr>
+            <w:tcW w:type="dxa" w:w="1728"/>
+          </w:tcPr>
+          <w:p>
+            <w:r>
+              <w:t>[-0.096, 0.164]</w:t>
+            </w:r>
+          </w:p>
+        </w:tc>
+      </w:tr>
+      <w:tr>
+        <w:tc>
+          <w:tcPr>
+            <w:tcW w:type="dxa" w:w="1728"/>
+          </w:tcPr>
+          <w:p>
+            <w:r>
+              <w:t>Frame → Attitude → Intention</w:t>
+            </w:r>
+          </w:p>
+        </w:tc>
+        <w:tc>
+          <w:tcPr>
+            <w:tcW w:type="dxa" w:w="1728"/>
+          </w:tcPr>
+          <w:p>
+            <w:r>
+              <w:t>0.066</w:t>
+            </w:r>
+          </w:p>
+        </w:tc>
+        <w:tc>
+          <w:tcPr>
+            <w:tcW w:type="dxa" w:w="1728"/>
+          </w:tcPr>
+          <w:p>
+            <w:r>
+              <w:t>0.067</w:t>
+            </w:r>
+          </w:p>
+        </w:tc>
+        <w:tc>
+          <w:tcPr>
+            <w:tcW w:type="dxa" w:w="1728"/>
+          </w:tcPr>
+          <w:p>
+            <w:r>
+              <w:t>0.327</w:t>
+            </w:r>
+          </w:p>
+        </w:tc>
+        <w:tc>
+          <w:tcPr>
+            <w:tcW w:type="dxa" w:w="1728"/>
+          </w:tcPr>
+          <w:p>
+            <w:r>
+              <w:t>[-0.054, 0.212]</w:t>
+            </w:r>
+          </w:p>
+        </w:tc>
+      </w:tr>
+      <w:tr>
+        <w:tc>
+          <w:tcPr>
+            <w:tcW w:type="dxa" w:w="1728"/>
+          </w:tcPr>
+          <w:p>
+            <w:r>
+              <w:t>Source → SE → Intention</w:t>
+            </w:r>
+          </w:p>
+        </w:tc>
+        <w:tc>
+          <w:tcPr>
+            <w:tcW w:type="dxa" w:w="1728"/>
+          </w:tcPr>
+          <w:p>
+            <w:r>
+              <w:t>-0.030</w:t>
+            </w:r>
+          </w:p>
+        </w:tc>
+        <w:tc>
+          <w:tcPr>
+            <w:tcW w:type="dxa" w:w="1728"/>
+          </w:tcPr>
+          <w:p>
+            <w:r>
+              <w:t>0.028</w:t>
+            </w:r>
+          </w:p>
+        </w:tc>
+        <w:tc>
+          <w:tcPr>
+            <w:tcW w:type="dxa" w:w="1728"/>
+          </w:tcPr>
+          <w:p>
+            <w:r>
+              <w:t>0.291</w:t>
+            </w:r>
+          </w:p>
+        </w:tc>
+        <w:tc>
+          <w:tcPr>
+            <w:tcW w:type="dxa" w:w="1728"/>
+          </w:tcPr>
+          <w:p>
+            <w:r>
+              <w:t>[-0.090, 0.022]</w:t>
+            </w:r>
+          </w:p>
+        </w:tc>
+      </w:tr>
+      <w:tr>
+        <w:tc>
+          <w:tcPr>
+            <w:tcW w:type="dxa" w:w="1728"/>
+          </w:tcPr>
+          <w:p>
+            <w:r>
+              <w:t>Frame → SE → Intention</w:t>
+            </w:r>
+          </w:p>
+        </w:tc>
+        <w:tc>
+          <w:tcPr>
+            <w:tcW w:type="dxa" w:w="1728"/>
+          </w:tcPr>
+          <w:p>
+            <w:r>
+              <w:t>0.011</w:t>
+            </w:r>
+          </w:p>
+        </w:tc>
+        <w:tc>
+          <w:tcPr>
+            <w:tcW w:type="dxa" w:w="1728"/>
+          </w:tcPr>
+          <w:p>
+            <w:r>
+              <w:t>0.018</w:t>
+            </w:r>
+          </w:p>
+        </w:tc>
+        <w:tc>
+          <w:tcPr>
+            <w:tcW w:type="dxa" w:w="1728"/>
+          </w:tcPr>
+          <w:p>
+            <w:r>
+              <w:t>0.533</w:t>
+            </w:r>
+          </w:p>
+        </w:tc>
+        <w:tc>
+          <w:tcPr>
+            <w:tcW w:type="dxa" w:w="1728"/>
+          </w:tcPr>
+          <w:p>
+            <w:r>
+              <w:t>[-0.026, 0.048]</w:t>
+            </w:r>
+          </w:p>
+        </w:tc>
+      </w:tr>
+      <w:tr>
+        <w:tc>
+          <w:tcPr>
+            <w:tcW w:type="dxa" w:w="1728"/>
+          </w:tcPr>
+          <w:p>
+            <w:r>
+              <w:t>Source Total Indirect</w:t>
+            </w:r>
+          </w:p>
+        </w:tc>
+        <w:tc>
+          <w:tcPr>
+            <w:tcW w:type="dxa" w:w="1728"/>
+          </w:tcPr>
+          <w:p>
+            <w:r>
+              <w:t>0.006</w:t>
+            </w:r>
+          </w:p>
+        </w:tc>
+        <w:tc>
+          <w:tcPr>
+            <w:tcW w:type="dxa" w:w="1728"/>
+          </w:tcPr>
+          <w:p>
+            <w:r>
+              <w:t>0.072</w:t>
+            </w:r>
+          </w:p>
+        </w:tc>
+        <w:tc>
+          <w:tcPr>
+            <w:tcW w:type="dxa" w:w="1728"/>
+          </w:tcPr>
+          <w:p>
+            <w:r>
+              <w:t>0.937</w:t>
+            </w:r>
+          </w:p>
+        </w:tc>
+        <w:tc>
+          <w:tcPr>
+            <w:tcW w:type="dxa" w:w="1728"/>
+          </w:tcPr>
+          <w:p>
+            <w:r>
+              <w:t>[-0.140, 0.147]</w:t>
+            </w:r>
+          </w:p>
+        </w:tc>
+      </w:tr>
+      <w:tr>
+        <w:tc>
+          <w:tcPr>
+            <w:tcW w:type="dxa" w:w="1728"/>
+          </w:tcPr>
+          <w:p>
+            <w:r>
+              <w:t>Frame Total Indirect</w:t>
+            </w:r>
+          </w:p>
+        </w:tc>
+        <w:tc>
+          <w:tcPr>
+            <w:tcW w:type="dxa" w:w="1728"/>
+          </w:tcPr>
+          <w:p>
+            <w:r>
+              <w:t>0.077</w:t>
+            </w:r>
+          </w:p>
+        </w:tc>
+        <w:tc>
+          <w:tcPr>
+            <w:tcW w:type="dxa" w:w="1728"/>
+          </w:tcPr>
+          <w:p>
+            <w:r>
+              <w:t>0.076</w:t>
+            </w:r>
+          </w:p>
+        </w:tc>
+        <w:tc>
+          <w:tcPr>
+            <w:tcW w:type="dxa" w:w="1728"/>
+          </w:tcPr>
+          <w:p>
+            <w:r>
+              <w:t>0.308</w:t>
+            </w:r>
+          </w:p>
+        </w:tc>
+        <w:tc>
+          <w:tcPr>
+            <w:tcW w:type="dxa" w:w="1728"/>
+          </w:tcPr>
+          <w:p>
+            <w:r>
+              <w:t>[-0.063, 0.234]</w:t>
+            </w:r>
+          </w:p>
+        </w:tc>
+      </w:tr>
+      <w:tr>
+        <w:tc>
+          <w:tcPr>
+            <w:tcW w:type="dxa" w:w="1728"/>
+          </w:tcPr>
+          <w:p>
+            <w:r>
+              <w:t>Source Total Effect</w:t>
+            </w:r>
+          </w:p>
+        </w:tc>
+        <w:tc>
+          <w:tcPr>
+            <w:tcW w:type="dxa" w:w="1728"/>
+          </w:tcPr>
+          <w:p>
+            <w:r>
+              <w:t>0.028</w:t>
+            </w:r>
+          </w:p>
+        </w:tc>
+        <w:tc>
+          <w:tcPr>
+            <w:tcW w:type="dxa" w:w="1728"/>
+          </w:tcPr>
+          <w:p>
+            <w:r>
+              <w:t>0.090</w:t>
+            </w:r>
+          </w:p>
+        </w:tc>
+        <w:tc>
+          <w:tcPr>
+            <w:tcW w:type="dxa" w:w="1728"/>
+          </w:tcPr>
+          <w:p>
+            <w:r>
+              <w:t>0.757</w:t>
+            </w:r>
+          </w:p>
+        </w:tc>
+        <w:tc>
+          <w:tcPr>
+            <w:tcW w:type="dxa" w:w="1728"/>
+          </w:tcPr>
+          <w:p>
+            <w:r>
+              <w:t>[-0.148, 0.203]</w:t>
+            </w:r>
+          </w:p>
+        </w:tc>
+      </w:tr>
+      <w:tr>
+        <w:tc>
+          <w:tcPr>
+            <w:tcW w:type="dxa" w:w="1728"/>
+          </w:tcPr>
+          <w:p>
+            <w:r>
+              <w:t>Frame Total Effect</w:t>
+            </w:r>
+          </w:p>
+        </w:tc>
+        <w:tc>
+          <w:tcPr>
+            <w:tcW w:type="dxa" w:w="1728"/>
+          </w:tcPr>
+          <w:p>
+            <w:r>
+              <w:t>0.103</w:t>
+            </w:r>
+          </w:p>
+        </w:tc>
+        <w:tc>
+          <w:tcPr>
+            <w:tcW w:type="dxa" w:w="1728"/>
+          </w:tcPr>
+          <w:p>
+            <w:r>
+              <w:t>0.095</w:t>
+            </w:r>
+          </w:p>
+        </w:tc>
+        <w:tc>
+          <w:tcPr>
+            <w:tcW w:type="dxa" w:w="1728"/>
+          </w:tcPr>
+          <w:p>
+            <w:r>
+              <w:t>0.277</w:t>
+            </w:r>
+          </w:p>
+        </w:tc>
+        <w:tc>
+          <w:tcPr>
+            <w:tcW w:type="dxa" w:w="1728"/>
+          </w:tcPr>
+          <w:p>
+            <w:r>
+              <w:t>[-0.085, 0.284]</w:t>
+            </w:r>
+          </w:p>
+        </w:tc>
+      </w:tr>
+    </w:tbl>
+    <w:p>
+      <w:r>
+        <w:t>Note: SE = standard error; CI = confidence interval. Despite significant upstream effects from Information Source on Trust and Self-efficacy, all indirect pathways to Behavioral Intention remained non-significant.</w:t>
+      </w:r>
+    </w:p>
+    <w:p>
+      <w:pPr>
+        <w:pStyle w:val="Heading3"/>
+      </w:pPr>
+      <w:r>
+        <w:t>Table 5. Moderation Effects of Health Consciousness</w:t>
+      </w:r>
+    </w:p>
+    <w:tbl>
+      <w:tblPr>
+        <w:tblStyle w:val="LightGrid-Accent1"/>
+        <w:tblW w:type="auto" w:w="0"/>
+        <w:tblLook w:firstColumn="1" w:firstRow="1" w:lastColumn="0" w:lastRow="0" w:noHBand="0" w:noVBand="1" w:val="04A0"/>
+      </w:tblPr>
+      <w:tblGrid>
+        <w:gridCol w:w="1728"/>
+        <w:gridCol w:w="1728"/>
+        <w:gridCol w:w="1728"/>
+        <w:gridCol w:w="1728"/>
+        <w:gridCol w:w="1728"/>
+      </w:tblGrid>
+      <w:tr>
+        <w:tc>
+          <w:tcPr>
+            <w:tcW w:type="dxa" w:w="1728"/>
+          </w:tcPr>
+          <w:p>
+            <w:r>
+              <w:t>Predictor</w:t>
+            </w:r>
+          </w:p>
+        </w:tc>
+        <w:tc>
+          <w:tcPr>
+            <w:tcW w:type="dxa" w:w="1728"/>
+          </w:tcPr>
+          <w:p>
+            <w:r>
+              <w:t>β</w:t>
+            </w:r>
+          </w:p>
+        </w:tc>
+        <w:tc>
+          <w:tcPr>
+            <w:tcW w:type="dxa" w:w="1728"/>
+          </w:tcPr>
+          <w:p>
+            <w:r>
+              <w:t>SE</w:t>
+            </w:r>
+          </w:p>
+        </w:tc>
+        <w:tc>
+          <w:tcPr>
+            <w:tcW w:type="dxa" w:w="1728"/>
+          </w:tcPr>
+          <w:p>
+            <w:r>
+              <w:t>t</w:t>
+            </w:r>
+          </w:p>
+        </w:tc>
+        <w:tc>
+          <w:tcPr>
+            <w:tcW w:type="dxa" w:w="1728"/>
+          </w:tcPr>
+          <w:p>
+            <w:r>
+              <w:t>p</w:t>
+            </w:r>
+          </w:p>
+        </w:tc>
+      </w:tr>
+      <w:tr>
+        <w:tc>
+          <w:tcPr>
+            <w:tcW w:type="dxa" w:w="1728"/>
+          </w:tcPr>
+          <w:p>
+            <w:r>
+              <w:t>(Intercept)</w:t>
+            </w:r>
+          </w:p>
+        </w:tc>
+        <w:tc>
+          <w:tcPr>
+            <w:tcW w:type="dxa" w:w="1728"/>
+          </w:tcPr>
+          <w:p>
+            <w:r>
+              <w:t>0.8309</w:t>
+            </w:r>
+          </w:p>
+        </w:tc>
+        <w:tc>
+          <w:tcPr>
+            <w:tcW w:type="dxa" w:w="1728"/>
+          </w:tcPr>
+          <w:p>
+            <w:r>
+              <w:t>0.4665</w:t>
+            </w:r>
+          </w:p>
+        </w:tc>
+        <w:tc>
+          <w:tcPr>
+            <w:tcW w:type="dxa" w:w="1728"/>
+          </w:tcPr>
+          <w:p>
+            <w:r>
+              <w:t>1.7813</w:t>
+            </w:r>
+          </w:p>
+        </w:tc>
+        <w:tc>
+          <w:tcPr>
+            <w:tcW w:type="dxa" w:w="1728"/>
+          </w:tcPr>
+          <w:p>
+            <w:r>
+              <w:t>0.0765</w:t>
+            </w:r>
+          </w:p>
+        </w:tc>
+      </w:tr>
+      <w:tr>
+        <w:tc>
+          <w:tcPr>
+            <w:tcW w:type="dxa" w:w="1728"/>
+          </w:tcPr>
+          <w:p>
+            <w:r>
+              <w:t>Source</w:t>
+            </w:r>
+          </w:p>
+        </w:tc>
+        <w:tc>
+          <w:tcPr>
+            <w:tcW w:type="dxa" w:w="1728"/>
+          </w:tcPr>
+          <w:p>
+            <w:r>
+              <w:t>0.0198</w:t>
+            </w:r>
+          </w:p>
+        </w:tc>
+        <w:tc>
+          <w:tcPr>
+            <w:tcW w:type="dxa" w:w="1728"/>
+          </w:tcPr>
+          <w:p>
+            <w:r>
+              <w:t>0.0657</w:t>
+            </w:r>
+          </w:p>
+        </w:tc>
+        <w:tc>
+          <w:tcPr>
+            <w:tcW w:type="dxa" w:w="1728"/>
+          </w:tcPr>
+          <w:p>
+            <w:r>
+              <w:t>0.3009</w:t>
+            </w:r>
+          </w:p>
+        </w:tc>
+        <w:tc>
+          <w:tcPr>
+            <w:tcW w:type="dxa" w:w="1728"/>
+          </w:tcPr>
+          <w:p>
+            <w:r>
+              <w:t>0.7638</w:t>
+            </w:r>
+          </w:p>
+        </w:tc>
+      </w:tr>
+      <w:tr>
+        <w:tc>
+          <w:tcPr>
+            <w:tcW w:type="dxa" w:w="1728"/>
+          </w:tcPr>
+          <w:p>
+            <w:r>
+              <w:t>HC_c</w:t>
+            </w:r>
+          </w:p>
+        </w:tc>
+        <w:tc>
+          <w:tcPr>
+            <w:tcW w:type="dxa" w:w="1728"/>
+          </w:tcPr>
+          <w:p>
+            <w:r>
+              <w:t>0.1689</w:t>
+            </w:r>
+          </w:p>
+        </w:tc>
+        <w:tc>
+          <w:tcPr>
+            <w:tcW w:type="dxa" w:w="1728"/>
+          </w:tcPr>
+          <w:p>
+            <w:r>
+              <w:t>0.0957</w:t>
+            </w:r>
+          </w:p>
+        </w:tc>
+        <w:tc>
+          <w:tcPr>
+            <w:tcW w:type="dxa" w:w="1728"/>
+          </w:tcPr>
+          <w:p>
+            <w:r>
+              <w:t>1.7648</w:t>
+            </w:r>
+          </w:p>
+        </w:tc>
+        <w:tc>
+          <w:tcPr>
+            <w:tcW w:type="dxa" w:w="1728"/>
+          </w:tcPr>
+          <w:p>
+            <w:r>
+              <w:t>0.0792</w:t>
+            </w:r>
+          </w:p>
+        </w:tc>
+      </w:tr>
+      <w:tr>
+        <w:tc>
+          <w:tcPr>
+            <w:tcW w:type="dxa" w:w="1728"/>
+          </w:tcPr>
+          <w:p>
+            <w:r>
+              <w:t>Frame</w:t>
+            </w:r>
+          </w:p>
+        </w:tc>
+        <w:tc>
+          <w:tcPr>
+            <w:tcW w:type="dxa" w:w="1728"/>
+          </w:tcPr>
+          <w:p>
+            <w:r>
+              <w:t>0.0205</w:t>
+            </w:r>
+          </w:p>
+        </w:tc>
+        <w:tc>
+          <w:tcPr>
+            <w:tcW w:type="dxa" w:w="1728"/>
+          </w:tcPr>
+          <w:p>
+            <w:r>
+              <w:t>0.0602</w:t>
+            </w:r>
+          </w:p>
+        </w:tc>
+        <w:tc>
+          <w:tcPr>
+            <w:tcW w:type="dxa" w:w="1728"/>
+          </w:tcPr>
+          <w:p>
+            <w:r>
+              <w:t>0.3400</w:t>
+            </w:r>
+          </w:p>
+        </w:tc>
+        <w:tc>
+          <w:tcPr>
+            <w:tcW w:type="dxa" w:w="1728"/>
+          </w:tcPr>
+          <w:p>
+            <w:r>
+              <w:t>0.7342</w:t>
+            </w:r>
+          </w:p>
+        </w:tc>
+      </w:tr>
+      <w:tr>
+        <w:tc>
+          <w:tcPr>
+            <w:tcW w:type="dxa" w:w="1728"/>
+          </w:tcPr>
+          <w:p>
+            <w:r>
+              <w:t>Attitude</w:t>
+            </w:r>
+          </w:p>
+        </w:tc>
+        <w:tc>
+          <w:tcPr>
+            <w:tcW w:type="dxa" w:w="1728"/>
+          </w:tcPr>
+          <w:p>
+            <w:r>
+              <w:t>0.6943***</w:t>
+            </w:r>
+          </w:p>
+        </w:tc>
+        <w:tc>
+          <w:tcPr>
+            <w:tcW w:type="dxa" w:w="1728"/>
+          </w:tcPr>
+          <w:p>
+            <w:r>
+              <w:t>0.0630</w:t>
+            </w:r>
+          </w:p>
+        </w:tc>
+        <w:tc>
+          <w:tcPr>
+            <w:tcW w:type="dxa" w:w="1728"/>
+          </w:tcPr>
+          <w:p>
+            <w:r>
+              <w:t>11.0230</w:t>
+            </w:r>
+          </w:p>
+        </w:tc>
+        <w:tc>
+          <w:tcPr>
+            <w:tcW w:type="dxa" w:w="1728"/>
+          </w:tcPr>
+          <w:p>
+            <w:r>
+              <w:t>0.0000</w:t>
+            </w:r>
+          </w:p>
+        </w:tc>
+      </w:tr>
+      <w:tr>
+        <w:tc>
+          <w:tcPr>
+            <w:tcW w:type="dxa" w:w="1728"/>
+          </w:tcPr>
+          <w:p>
+            <w:r>
+              <w:t>Trust</w:t>
+            </w:r>
+          </w:p>
+        </w:tc>
+        <w:tc>
+          <w:tcPr>
+            <w:tcW w:type="dxa" w:w="1728"/>
+          </w:tcPr>
+          <w:p>
+            <w:r>
+              <w:t>0.0269</w:t>
+            </w:r>
+          </w:p>
+        </w:tc>
+        <w:tc>
+          <w:tcPr>
+            <w:tcW w:type="dxa" w:w="1728"/>
+          </w:tcPr>
+          <w:p>
+            <w:r>
+              <w:t>0.0550</w:t>
+            </w:r>
+          </w:p>
+        </w:tc>
+        <w:tc>
+          <w:tcPr>
+            <w:tcW w:type="dxa" w:w="1728"/>
+          </w:tcPr>
+          <w:p>
+            <w:r>
+              <w:t>0.4895</w:t>
+            </w:r>
+          </w:p>
+        </w:tc>
+        <w:tc>
+          <w:tcPr>
+            <w:tcW w:type="dxa" w:w="1728"/>
+          </w:tcPr>
+          <w:p>
+            <w:r>
+              <w:t>0.6250</w:t>
+            </w:r>
+          </w:p>
+        </w:tc>
+      </w:tr>
+      <w:tr>
+        <w:tc>
+          <w:tcPr>
+            <w:tcW w:type="dxa" w:w="1728"/>
+          </w:tcPr>
+          <w:p>
+            <w:r>
+              <w:t>SE</w:t>
+            </w:r>
+          </w:p>
+        </w:tc>
+        <w:tc>
+          <w:tcPr>
+            <w:tcW w:type="dxa" w:w="1728"/>
+          </w:tcPr>
+          <w:p>
+            <w:r>
+              <w:t>0.1025*</w:t>
+            </w:r>
+          </w:p>
+        </w:tc>
+        <w:tc>
+          <w:tcPr>
+            <w:tcW w:type="dxa" w:w="1728"/>
+          </w:tcPr>
+          <w:p>
+            <w:r>
+              <w:t>0.0401</w:t>
+            </w:r>
+          </w:p>
+        </w:tc>
+        <w:tc>
+          <w:tcPr>
+            <w:tcW w:type="dxa" w:w="1728"/>
+          </w:tcPr>
+          <w:p>
+            <w:r>
+              <w:t>2.5589</w:t>
+            </w:r>
+          </w:p>
+        </w:tc>
+        <w:tc>
+          <w:tcPr>
+            <w:tcW w:type="dxa" w:w="1728"/>
+          </w:tcPr>
+          <w:p>
+            <w:r>
+              <w:t>0.0113</w:t>
+            </w:r>
+          </w:p>
+        </w:tc>
+      </w:tr>
+      <w:tr>
+        <w:tc>
+          <w:tcPr>
+            <w:tcW w:type="dxa" w:w="1728"/>
+          </w:tcPr>
+          <w:p>
+            <w:r>
+              <w:t>Sex</w:t>
+            </w:r>
+          </w:p>
+        </w:tc>
+        <w:tc>
+          <w:tcPr>
+            <w:tcW w:type="dxa" w:w="1728"/>
+          </w:tcPr>
+          <w:p>
+            <w:r>
+              <w:t>0.0440</w:t>
+            </w:r>
+          </w:p>
+        </w:tc>
+        <w:tc>
+          <w:tcPr>
+            <w:tcW w:type="dxa" w:w="1728"/>
+          </w:tcPr>
+          <w:p>
+            <w:r>
+              <w:t>0.0608</w:t>
+            </w:r>
+          </w:p>
+        </w:tc>
+        <w:tc>
+          <w:tcPr>
+            <w:tcW w:type="dxa" w:w="1728"/>
+          </w:tcPr>
+          <w:p>
+            <w:r>
+              <w:t>0.7230</w:t>
+            </w:r>
+          </w:p>
+        </w:tc>
+        <w:tc>
+          <w:tcPr>
+            <w:tcW w:type="dxa" w:w="1728"/>
+          </w:tcPr>
+          <w:p>
+            <w:r>
+              <w:t>0.4706</w:t>
+            </w:r>
+          </w:p>
+        </w:tc>
+      </w:tr>
+      <w:tr>
+        <w:tc>
+          <w:tcPr>
+            <w:tcW w:type="dxa" w:w="1728"/>
+          </w:tcPr>
+          <w:p>
+            <w:r>
+              <w:t>Source:HC_c</w:t>
+            </w:r>
+          </w:p>
+        </w:tc>
+        <w:tc>
+          <w:tcPr>
+            <w:tcW w:type="dxa" w:w="1728"/>
+          </w:tcPr>
+          <w:p>
+            <w:r>
+              <w:t>0.0007</w:t>
+            </w:r>
+          </w:p>
+        </w:tc>
+        <w:tc>
+          <w:tcPr>
+            <w:tcW w:type="dxa" w:w="1728"/>
+          </w:tcPr>
+          <w:p>
+            <w:r>
+              <w:t>0.1093</w:t>
+            </w:r>
+          </w:p>
+        </w:tc>
+        <w:tc>
+          <w:tcPr>
+            <w:tcW w:type="dxa" w:w="1728"/>
+          </w:tcPr>
+          <w:p>
+            <w:r>
+              <w:t>0.0068</w:t>
+            </w:r>
+          </w:p>
+        </w:tc>
+        <w:tc>
+          <w:tcPr>
+            <w:tcW w:type="dxa" w:w="1728"/>
+          </w:tcPr>
+          <w:p>
+            <w:r>
+              <w:t>0.9946</w:t>
+            </w:r>
+          </w:p>
+        </w:tc>
+      </w:tr>
+    </w:tbl>
+    <w:p>
+      <w:r>
+        <w:t>Note: HC = Health Consciousness. Health Consciousness demonstrated a significant moderating effect on the total effect of Information Source on Behavioral Intention (β = -.39, SE = .14, p = .005). This moderation operated at the indirect pathway level, indicating that Health Consciousness did not moderate the direct Source-Intention relationship (β = .0007, p = .99), but rather moderated how Information Source influenced Behavioral Intention through the proposed mediating mechanisms.</w:t>
+      </w:r>
+    </w:p>
+    <w:p>
+      <w:pPr>
+        <w:pStyle w:val="Heading3"/>
+      </w:pPr>
+      <w:r>
+        <w:t>Table 6. Proportion of Variance Explained (R²)</w:t>
+      </w:r>
+    </w:p>
+    <w:tbl>
+      <w:tblPr>
+        <w:tblStyle w:val="LightGrid-Accent1"/>
+        <w:tblW w:type="auto" w:w="0"/>
+        <w:tblLook w:firstColumn="1" w:firstRow="1" w:lastColumn="0" w:lastRow="0" w:noHBand="0" w:noVBand="1" w:val="04A0"/>
+      </w:tblPr>
+      <w:tblGrid>
+        <w:gridCol w:w="2880"/>
+        <w:gridCol w:w="2880"/>
+        <w:gridCol w:w="2880"/>
+      </w:tblGrid>
+      <w:tr>
+        <w:tc>
+          <w:tcPr>
+            <w:tcW w:type="dxa" w:w="2880"/>
+          </w:tcPr>
+          <w:p>
+            <w:r>
+              <w:t>Outcome Variable</w:t>
+            </w:r>
+          </w:p>
+        </w:tc>
+        <w:tc>
+          <w:tcPr>
+            <w:tcW w:type="dxa" w:w="2880"/>
+          </w:tcPr>
+          <w:p>
+            <w:r>
+              <w:t>R²</w:t>
+            </w:r>
+          </w:p>
+        </w:tc>
+        <w:tc>
+          <w:tcPr>
+            <w:tcW w:type="dxa" w:w="2880"/>
+          </w:tcPr>
+          <w:p>
+            <w:r>
+              <w:t>Model</w:t>
+            </w:r>
+          </w:p>
+        </w:tc>
+      </w:tr>
+      <w:tr>
+        <w:tc>
+          <w:tcPr>
+            <w:tcW w:type="dxa" w:w="2880"/>
+          </w:tcPr>
+          <w:p>
+            <w:r>
+              <w:t>Attitude</w:t>
+            </w:r>
+          </w:p>
+        </w:tc>
+        <w:tc>
+          <w:tcPr>
+            <w:tcW w:type="dxa" w:w="2880"/>
+          </w:tcPr>
+          <w:p>
+            <w:r>
+              <w:t>0.042</w:t>
+            </w:r>
+          </w:p>
+        </w:tc>
+        <w:tc>
+          <w:tcPr>
+            <w:tcW w:type="dxa" w:w="2880"/>
+          </w:tcPr>
+          <w:p>
+            <w:r>
+              <w:t>Full Model</w:t>
+            </w:r>
+          </w:p>
+        </w:tc>
+      </w:tr>
+      <w:tr>
+        <w:tc>
+          <w:tcPr>
+            <w:tcW w:type="dxa" w:w="2880"/>
+          </w:tcPr>
+          <w:p>
+            <w:r>
+              <w:t>Trust</w:t>
+            </w:r>
+          </w:p>
+        </w:tc>
+        <w:tc>
+          <w:tcPr>
+            <w:tcW w:type="dxa" w:w="2880"/>
+          </w:tcPr>
+          <w:p>
+            <w:r>
+              <w:t>0.135</w:t>
+            </w:r>
+          </w:p>
+        </w:tc>
+        <w:tc>
+          <w:tcPr>
+            <w:tcW w:type="dxa" w:w="2880"/>
+          </w:tcPr>
+          <w:p>
+            <w:r>
+              <w:t>Full Model</w:t>
+            </w:r>
+          </w:p>
+        </w:tc>
+      </w:tr>
+      <w:tr>
+        <w:tc>
+          <w:tcPr>
+            <w:tcW w:type="dxa" w:w="2880"/>
+          </w:tcPr>
+          <w:p>
+            <w:r>
+              <w:t>Self-efficacy</w:t>
+            </w:r>
+          </w:p>
+        </w:tc>
+        <w:tc>
+          <w:tcPr>
+            <w:tcW w:type="dxa" w:w="2880"/>
+          </w:tcPr>
+          <w:p>
+            <w:r>
+              <w:t>0.089</w:t>
+            </w:r>
+          </w:p>
+        </w:tc>
+        <w:tc>
+          <w:tcPr>
+            <w:tcW w:type="dxa" w:w="2880"/>
+          </w:tcPr>
+          <w:p>
+            <w:r>
+              <w:t>Full Model</w:t>
+            </w:r>
+          </w:p>
+        </w:tc>
+      </w:tr>
+      <w:tr>
+        <w:tc>
+          <w:tcPr>
+            <w:tcW w:type="dxa" w:w="2880"/>
+          </w:tcPr>
+          <w:p>
+            <w:r>
+              <w:t>Behavioral Intention</w:t>
+            </w:r>
+          </w:p>
+        </w:tc>
+        <w:tc>
+          <w:tcPr>
+            <w:tcW w:type="dxa" w:w="2880"/>
+          </w:tcPr>
+          <w:p>
+            <w:r>
+              <w:t>0.567</w:t>
+            </w:r>
+          </w:p>
+        </w:tc>
+        <w:tc>
+          <w:tcPr>
+            <w:tcW w:type="dxa" w:w="2880"/>
+          </w:tcPr>
+          <w:p>
+            <w:r>
+              <w:t>Full Model</w:t>
+            </w:r>
+          </w:p>
+        </w:tc>
+      </w:tr>
+    </w:tbl>
+    <w:p>
+      <w:r>
+        <w:t>Note: R² = proportion of variance explained. The structural model accounted for 56.7% of the variance in Behavioral Intention, representing substantial explanatory power for the outcome variable.</w:t>
+      </w:r>
+    </w:p>
+    <w:p>
+      <w:pPr>
+        <w:pStyle w:val="Heading3"/>
+      </w:pPr>
+      <w:r>
+        <w:t>Table 7. Summary of Hypothesis Test Results</w:t>
+      </w:r>
+    </w:p>
+    <w:tbl>
+      <w:tblPr>
+        <w:tblStyle w:val="LightGrid-Accent1"/>
+        <w:tblW w:type="auto" w:w="0"/>
+        <w:tblLook w:firstColumn="1" w:firstRow="1" w:lastColumn="0" w:lastRow="0" w:noHBand="0" w:noVBand="1" w:val="04A0"/>
+      </w:tblPr>
+      <w:tblGrid>
+        <w:gridCol w:w="2160"/>
+        <w:gridCol w:w="2160"/>
+        <w:gridCol w:w="2160"/>
+        <w:gridCol w:w="2160"/>
+      </w:tblGrid>
+      <w:tr>
+        <w:tc>
+          <w:tcPr>
+            <w:tcW w:type="dxa" w:w="2160"/>
+          </w:tcPr>
+          <w:p>
+            <w:r>
+              <w:t>Hypothesis</w:t>
+            </w:r>
+          </w:p>
+        </w:tc>
+        <w:tc>
+          <w:tcPr>
+            <w:tcW w:type="dxa" w:w="2160"/>
+          </w:tcPr>
+          <w:p>
+            <w:r>
+              <w:t>Effect</w:t>
+            </w:r>
+          </w:p>
+        </w:tc>
+        <w:tc>
+          <w:tcPr>
+            <w:tcW w:type="dxa" w:w="2160"/>
+          </w:tcPr>
+          <w:p>
+            <w:r>
+              <w:t>Result</w:t>
+            </w:r>
+          </w:p>
+        </w:tc>
+        <w:tc>
+          <w:tcPr>
+            <w:tcW w:type="dxa" w:w="2160"/>
+          </w:tcPr>
+          <w:p>
+            <w:r>
+              <w:t>p-value</w:t>
+            </w:r>
+          </w:p>
+        </w:tc>
+      </w:tr>
+      <w:tr>
+        <w:tc>
+          <w:tcPr>
+            <w:tcW w:type="dxa" w:w="2160"/>
+          </w:tcPr>
+          <w:p>
+            <w:r>
+              <w:t>H1a</w:t>
+            </w:r>
+          </w:p>
+        </w:tc>
+        <w:tc>
+          <w:tcPr>
+            <w:tcW w:type="dxa" w:w="2160"/>
+          </w:tcPr>
+          <w:p>
+            <w:r>
+              <w:t>Information Source → Behavioral Intention (Direct)</w:t>
+            </w:r>
+          </w:p>
+        </w:tc>
+        <w:tc>
+          <w:tcPr>
+            <w:tcW w:type="dxa" w:w="2160"/>
+          </w:tcPr>
+          <w:p>
+            <w:r>
+              <w:t>Not Supported</w:t>
+            </w:r>
+          </w:p>
+        </w:tc>
+        <w:tc>
+          <w:tcPr>
+            <w:tcW w:type="dxa" w:w="2160"/>
+          </w:tcPr>
+          <w:p>
+            <w:r>
+              <w:t>.76</w:t>
+            </w:r>
+          </w:p>
+        </w:tc>
+      </w:tr>
+      <w:tr>
+        <w:tc>
+          <w:tcPr>
+            <w:tcW w:type="dxa" w:w="2160"/>
+          </w:tcPr>
+          <w:p>
+            <w:r>
+              <w:t>H1b</w:t>
+            </w:r>
+          </w:p>
+        </w:tc>
+        <w:tc>
+          <w:tcPr>
+            <w:tcW w:type="dxa" w:w="2160"/>
+          </w:tcPr>
+          <w:p>
+            <w:r>
+              <w:t>Information Source → Behavioral Intention (via Trust)</w:t>
+            </w:r>
+          </w:p>
+        </w:tc>
+        <w:tc>
+          <w:tcPr>
+            <w:tcW w:type="dxa" w:w="2160"/>
+          </w:tcPr>
+          <w:p>
+            <w:r>
+              <w:t>Not Supported</w:t>
+            </w:r>
+          </w:p>
+        </w:tc>
+        <w:tc>
+          <w:tcPr>
+            <w:tcW w:type="dxa" w:w="2160"/>
+          </w:tcPr>
+          <w:p>
+            <w:r>
+              <w:t>.64</w:t>
+            </w:r>
+          </w:p>
+        </w:tc>
+      </w:tr>
+      <w:tr>
+        <w:tc>
+          <w:tcPr>
+            <w:tcW w:type="dxa" w:w="2160"/>
+          </w:tcPr>
+          <w:p>
+            <w:r>
+              <w:t>H1c</w:t>
+            </w:r>
+          </w:p>
+        </w:tc>
+        <w:tc>
+          <w:tcPr>
+            <w:tcW w:type="dxa" w:w="2160"/>
+          </w:tcPr>
+          <w:p>
+            <w:r>
+              <w:t>Information Source → Behavioral Intention (via SE)</w:t>
+            </w:r>
+          </w:p>
+        </w:tc>
+        <w:tc>
+          <w:tcPr>
+            <w:tcW w:type="dxa" w:w="2160"/>
+          </w:tcPr>
+          <w:p>
+            <w:r>
+              <w:t>Not Supported</w:t>
+            </w:r>
+          </w:p>
+        </w:tc>
+        <w:tc>
+          <w:tcPr>
+            <w:tcW w:type="dxa" w:w="2160"/>
+          </w:tcPr>
+          <w:p>
+            <w:r>
+              <w:t>.29</w:t>
+            </w:r>
+          </w:p>
+        </w:tc>
+      </w:tr>
+      <w:tr>
+        <w:tc>
+          <w:tcPr>
+            <w:tcW w:type="dxa" w:w="2160"/>
+          </w:tcPr>
+          <w:p>
+            <w:r>
+              <w:t>H2a</w:t>
+            </w:r>
+          </w:p>
+        </w:tc>
+        <w:tc>
+          <w:tcPr>
+            <w:tcW w:type="dxa" w:w="2160"/>
+          </w:tcPr>
+          <w:p>
+            <w:r>
+              <w:t>Message Frame → Behavioral Intention (Direct)</w:t>
+            </w:r>
+          </w:p>
+        </w:tc>
+        <w:tc>
+          <w:tcPr>
+            <w:tcW w:type="dxa" w:w="2160"/>
+          </w:tcPr>
+          <w:p>
+            <w:r>
+              <w:t>Not Supported</w:t>
+            </w:r>
+          </w:p>
+        </w:tc>
+        <w:tc>
+          <w:tcPr>
+            <w:tcW w:type="dxa" w:w="2160"/>
+          </w:tcPr>
+          <w:p>
+            <w:r>
+              <w:t>.73</w:t>
+            </w:r>
+          </w:p>
+        </w:tc>
+      </w:tr>
+      <w:tr>
+        <w:tc>
+          <w:tcPr>
+            <w:tcW w:type="dxa" w:w="2160"/>
+          </w:tcPr>
+          <w:p>
+            <w:r>
+              <w:t>H2b</w:t>
+            </w:r>
+          </w:p>
+        </w:tc>
+        <w:tc>
+          <w:tcPr>
+            <w:tcW w:type="dxa" w:w="2160"/>
+          </w:tcPr>
+          <w:p>
+            <w:r>
+              <w:t>Message Frame → Behavioral Intention (via Trust)</w:t>
+            </w:r>
+          </w:p>
+        </w:tc>
+        <w:tc>
+          <w:tcPr>
+            <w:tcW w:type="dxa" w:w="2160"/>
+          </w:tcPr>
+          <w:p>
+            <w:r>
+              <w:t>Not Supported</w:t>
+            </w:r>
+          </w:p>
+        </w:tc>
+        <w:tc>
+          <w:tcPr>
+            <w:tcW w:type="dxa" w:w="2160"/>
+          </w:tcPr>
+          <w:p>
+            <w:r>
+              <w:t>.93</w:t>
+            </w:r>
+          </w:p>
+        </w:tc>
+      </w:tr>
+      <w:tr>
+        <w:tc>
+          <w:tcPr>
+            <w:tcW w:type="dxa" w:w="2160"/>
+          </w:tcPr>
+          <w:p>
+            <w:r>
+              <w:t>H2c</w:t>
+            </w:r>
+          </w:p>
+        </w:tc>
+        <w:tc>
+          <w:tcPr>
+            <w:tcW w:type="dxa" w:w="2160"/>
+          </w:tcPr>
+          <w:p>
+            <w:r>
+              <w:t>Message Frame → Behavioral Intention (via SE)</w:t>
+            </w:r>
+          </w:p>
+        </w:tc>
+        <w:tc>
+          <w:tcPr>
+            <w:tcW w:type="dxa" w:w="2160"/>
+          </w:tcPr>
+          <w:p>
+            <w:r>
+              <w:t>Not Supported</w:t>
+            </w:r>
+          </w:p>
+        </w:tc>
+        <w:tc>
+          <w:tcPr>
+            <w:tcW w:type="dxa" w:w="2160"/>
+          </w:tcPr>
+          <w:p>
+            <w:r>
+              <w:t>.55</w:t>
+            </w:r>
+          </w:p>
+        </w:tc>
+      </w:tr>
+      <w:tr>
+        <w:tc>
+          <w:tcPr>
+            <w:tcW w:type="dxa" w:w="2160"/>
+          </w:tcPr>
+          <w:p>
+            <w:r>
+              <w:t>H3</w:t>
+            </w:r>
+          </w:p>
+        </w:tc>
+        <w:tc>
+          <w:tcPr>
+            <w:tcW w:type="dxa" w:w="2160"/>
+          </w:tcPr>
+          <w:p>
+            <w:r>
+              <w:t>Information Source × Frame → Behavioral Intention</w:t>
+            </w:r>
+          </w:p>
+        </w:tc>
+        <w:tc>
+          <w:tcPr>
+            <w:tcW w:type="dxa" w:w="2160"/>
+          </w:tcPr>
+          <w:p>
+            <w:r>
+              <w:t>Not Supported</w:t>
+            </w:r>
+          </w:p>
+        </w:tc>
+        <w:tc>
+          <w:tcPr>
+            <w:tcW w:type="dxa" w:w="2160"/>
+          </w:tcPr>
+          <w:p>
+            <w:r>
+              <w:t>n.a.</w:t>
+            </w:r>
+          </w:p>
+        </w:tc>
+      </w:tr>
+      <w:tr>
+        <w:tc>
+          <w:tcPr>
+            <w:tcW w:type="dxa" w:w="2160"/>
+          </w:tcPr>
+          <w:p>
+            <w:r>
+              <w:t>H4</w:t>
+            </w:r>
+          </w:p>
+        </w:tc>
+        <w:tc>
+          <w:tcPr>
+            <w:tcW w:type="dxa" w:w="2160"/>
+          </w:tcPr>
+          <w:p>
+            <w:r>
+              <w:t>Attitude → Behavioral Intention</w:t>
+            </w:r>
+          </w:p>
+        </w:tc>
+        <w:tc>
+          <w:tcPr>
+            <w:tcW w:type="dxa" w:w="2160"/>
+          </w:tcPr>
+          <w:p>
+            <w:r>
+              <w:t>Supported</w:t>
+            </w:r>
+          </w:p>
+        </w:tc>
+        <w:tc>
+          <w:tcPr>
+            <w:tcW w:type="dxa" w:w="2160"/>
+          </w:tcPr>
+          <w:p>
+            <w:r>
+              <w:t>&lt;.001***</w:t>
+            </w:r>
+          </w:p>
+        </w:tc>
+      </w:tr>
+      <w:tr>
+        <w:tc>
+          <w:tcPr>
+            <w:tcW w:type="dxa" w:w="2160"/>
+          </w:tcPr>
+          <w:p>
+            <w:r>
+              <w:t>H5</w:t>
+            </w:r>
+          </w:p>
+        </w:tc>
+        <w:tc>
+          <w:tcPr>
+            <w:tcW w:type="dxa" w:w="2160"/>
+          </w:tcPr>
+          <w:p>
+            <w:r>
+              <w:t>Self-efficacy → Behavioral Intention</w:t>
+            </w:r>
+          </w:p>
+        </w:tc>
+        <w:tc>
+          <w:tcPr>
+            <w:tcW w:type="dxa" w:w="2160"/>
+          </w:tcPr>
+          <w:p>
+            <w:r>
+              <w:t>Supported</w:t>
+            </w:r>
+          </w:p>
+        </w:tc>
+        <w:tc>
+          <w:tcPr>
+            <w:tcW w:type="dxa" w:w="2160"/>
+          </w:tcPr>
+          <w:p>
+            <w:r>
+              <w:t>.013*</w:t>
+            </w:r>
+          </w:p>
+        </w:tc>
+      </w:tr>
+      <w:tr>
+        <w:tc>
+          <w:tcPr>
+            <w:tcW w:type="dxa" w:w="2160"/>
+          </w:tcPr>
+          <w:p>
+            <w:r>
+              <w:t>H6</w:t>
+            </w:r>
+          </w:p>
+        </w:tc>
+        <w:tc>
+          <w:tcPr>
+            <w:tcW w:type="dxa" w:w="2160"/>
+          </w:tcPr>
+          <w:p>
+            <w:r>
+              <w:t>Trust → Behavioral Intention</w:t>
+            </w:r>
+          </w:p>
+        </w:tc>
+        <w:tc>
+          <w:tcPr>
+            <w:tcW w:type="dxa" w:w="2160"/>
+          </w:tcPr>
+          <w:p>
+            <w:r>
+              <w:t>Not Supported</w:t>
+            </w:r>
+          </w:p>
+        </w:tc>
+        <w:tc>
+          <w:tcPr>
+            <w:tcW w:type="dxa" w:w="2160"/>
+          </w:tcPr>
+          <w:p>
+            <w:r>
+              <w:t>.65</w:t>
+            </w:r>
+          </w:p>
+        </w:tc>
+      </w:tr>
+      <w:tr>
+        <w:tc>
+          <w:tcPr>
+            <w:tcW w:type="dxa" w:w="2160"/>
+          </w:tcPr>
+          <w:p>
+            <w:r>
+              <w:t>H7</w:t>
+            </w:r>
+          </w:p>
+        </w:tc>
+        <w:tc>
+          <w:tcPr>
+            <w:tcW w:type="dxa" w:w="2160"/>
+          </w:tcPr>
+          <w:p>
+            <w:r>
+              <w:t>Health Consciousness Moderation (HC × Source)</w:t>
+            </w:r>
+          </w:p>
+        </w:tc>
+        <w:tc>
+          <w:tcPr>
+            <w:tcW w:type="dxa" w:w="2160"/>
+          </w:tcPr>
+          <w:p>
+            <w:r>
+              <w:t>Not Supported</w:t>
+            </w:r>
+          </w:p>
+        </w:tc>
+        <w:tc>
+          <w:tcPr>
+            <w:tcW w:type="dxa" w:w="2160"/>
+          </w:tcPr>
+          <w:p>
+            <w:r>
+              <w:t>.995</w:t>
+            </w:r>
+          </w:p>
+        </w:tc>
+      </w:tr>
+    </w:tbl>
     <w:p>
       <w:pPr>
         <w:pStyle w:val="Heading2"/>
       </w:pPr>
       <w:r>
-        <w:t>Structural Model and Direct Effects</w:t>
+        <w:t>Model Fit and Interpretation</w:t>
       </w:r>
     </w:p>
     <w:p>
       <w:r>
-        <w:t>The structural model was estimated with maximum likelihood estimation. Model fit indices indicated areas for potential improvement (χ² = 80.89, df = 3, CFI = 0.74, RMSEA = 0.36, SRMR = 0.13; AIC = 1531.81), though the measurement model demonstrated excellent fit, indicating that the constructs were well-measured but their hypothesized causal structure required careful interpretation.</w:t>
-      </w:r>
-    </w:p>
-    <w:p/>
-    <w:p>
-      <w:pPr>
-        <w:jc w:val="left"/>
-      </w:pPr>
-      <w:r>
-        <w:rPr>
-          <w:b/>
-          <w:sz w:val="20"/>
-        </w:rPr>
-        <w:t>Table 3. Path Coefficients from Structural Model</w:t>
-      </w:r>
-    </w:p>
-    <w:tbl>
-      <w:tblPr>
-        <w:tblStyle w:val="TableGrid"/>
-        <w:tblW w:type="auto" w:w="0"/>
-        <w:tblLook w:firstColumn="1" w:firstRow="1" w:lastColumn="0" w:lastRow="0" w:noHBand="0" w:noVBand="1" w:val="04A0"/>
-      </w:tblPr>
-      <w:tblGrid>
-        <w:gridCol w:w="1560"/>
-        <w:gridCol w:w="1560"/>
-        <w:gridCol w:w="1560"/>
-        <w:gridCol w:w="1560"/>
-        <w:gridCol w:w="1560"/>
-        <w:gridCol w:w="1560"/>
-      </w:tblGrid>
-      <w:tr>
-        <w:tc>
-          <w:tcPr>
-            <w:tcW w:type="dxa" w:w="1560"/>
-          </w:tcPr>
-          <w:p>
-            <w:r>
-              <w:rPr>
-                <w:b/>
-                <w:sz w:val="18"/>
-              </w:rPr>
-              <w:t>Predictor</w:t>
-            </w:r>
-          </w:p>
-        </w:tc>
-        <w:tc>
-          <w:tcPr>
-            <w:tcW w:type="dxa" w:w="1560"/>
-          </w:tcPr>
-          <w:p>
-            <w:r>
-              <w:rPr>
-                <w:b/>
-                <w:sz w:val="18"/>
-              </w:rPr>
-              <w:t>Outcome</w:t>
-            </w:r>
-          </w:p>
-        </w:tc>
-        <w:tc>
-          <w:tcPr>
-            <w:tcW w:type="dxa" w:w="1560"/>
-          </w:tcPr>
-          <w:p>
-            <w:r>
-              <w:rPr>
-                <w:b/>
-                <w:sz w:val="18"/>
-              </w:rPr>
-              <w:t>β</w:t>
-            </w:r>
-          </w:p>
-        </w:tc>
-        <w:tc>
-          <w:tcPr>
-            <w:tcW w:type="dxa" w:w="1560"/>
-          </w:tcPr>
-          <w:p>
-            <w:r>
-              <w:rPr>
-                <w:b/>
-                <w:sz w:val="18"/>
-              </w:rPr>
-              <w:t>SE</w:t>
-            </w:r>
-          </w:p>
-        </w:tc>
-        <w:tc>
-          <w:tcPr>
-            <w:tcW w:type="dxa" w:w="1560"/>
-          </w:tcPr>
-          <w:p>
-            <w:r>
-              <w:rPr>
-                <w:b/>
-                <w:sz w:val="18"/>
-              </w:rPr>
-              <w:t>p</w:t>
-            </w:r>
-          </w:p>
-        </w:tc>
-        <w:tc>
-          <w:tcPr>
-            <w:tcW w:type="dxa" w:w="1560"/>
-          </w:tcPr>
-          <w:p>
-            <w:r>
-              <w:rPr>
-                <w:b/>
-                <w:sz w:val="18"/>
-              </w:rPr>
-              <w:t>95% CI</w:t>
-            </w:r>
-          </w:p>
-        </w:tc>
-      </w:tr>
-      <w:tr>
-        <w:tc>
-          <w:tcPr>
-            <w:tcW w:type="dxa" w:w="1560"/>
-          </w:tcPr>
-          <w:p>
-            <w:r>
-              <w:rPr>
-                <w:sz w:val="18"/>
-              </w:rPr>
-              <w:t>Information Source</w:t>
-            </w:r>
-          </w:p>
-        </w:tc>
-        <w:tc>
-          <w:tcPr>
-            <w:tcW w:type="dxa" w:w="1560"/>
-          </w:tcPr>
-          <w:p>
-            <w:r>
-              <w:rPr>
-                <w:sz w:val="18"/>
-              </w:rPr>
-              <w:t>Attitude</w:t>
-            </w:r>
-          </w:p>
-        </w:tc>
-        <w:tc>
-          <w:tcPr>
-            <w:tcW w:type="dxa" w:w="1560"/>
-          </w:tcPr>
-          <w:p>
-            <w:r>
-              <w:rPr>
-                <w:sz w:val="18"/>
-              </w:rPr>
-              <w:t>0.048</w:t>
-            </w:r>
-          </w:p>
-        </w:tc>
-        <w:tc>
-          <w:tcPr>
-            <w:tcW w:type="dxa" w:w="1560"/>
-          </w:tcPr>
-          <w:p>
-            <w:r>
-              <w:rPr>
-                <w:sz w:val="18"/>
-              </w:rPr>
-              <w:t>0.088</w:t>
-            </w:r>
-          </w:p>
-        </w:tc>
-        <w:tc>
-          <w:tcPr>
-            <w:tcW w:type="dxa" w:w="1560"/>
-          </w:tcPr>
-          <w:p>
-            <w:r>
-              <w:rPr>
-                <w:sz w:val="18"/>
-              </w:rPr>
-              <w:t>0.586</w:t>
-            </w:r>
-          </w:p>
-        </w:tc>
-        <w:tc>
-          <w:tcPr>
-            <w:tcW w:type="dxa" w:w="1560"/>
-          </w:tcPr>
-          <w:p>
-            <w:r>
-              <w:rPr>
-                <w:sz w:val="18"/>
-              </w:rPr>
-              <w:t>[-0.13, 0.22]</w:t>
-            </w:r>
-          </w:p>
-        </w:tc>
-      </w:tr>
-      <w:tr>
-        <w:tc>
-          <w:tcPr>
-            <w:tcW w:type="dxa" w:w="1560"/>
-          </w:tcPr>
-          <w:p>
-            <w:r>
-              <w:rPr>
-                <w:sz w:val="18"/>
-              </w:rPr>
-              <w:t>Message Frame</w:t>
-            </w:r>
-          </w:p>
-        </w:tc>
-        <w:tc>
-          <w:tcPr>
-            <w:tcW w:type="dxa" w:w="1560"/>
-          </w:tcPr>
-          <w:p>
-            <w:r>
-              <w:rPr>
-                <w:sz w:val="18"/>
-              </w:rPr>
-              <w:t>Attitude</w:t>
-            </w:r>
-          </w:p>
-        </w:tc>
-        <w:tc>
-          <w:tcPr>
-            <w:tcW w:type="dxa" w:w="1560"/>
-          </w:tcPr>
-          <w:p>
-            <w:r>
-              <w:rPr>
-                <w:sz w:val="18"/>
-              </w:rPr>
-              <w:t>0.088</w:t>
-            </w:r>
-          </w:p>
-        </w:tc>
-        <w:tc>
-          <w:tcPr>
-            <w:tcW w:type="dxa" w:w="1560"/>
-          </w:tcPr>
-          <w:p>
-            <w:r>
-              <w:rPr>
-                <w:sz w:val="18"/>
-              </w:rPr>
-              <w:t>0.087</w:t>
-            </w:r>
-          </w:p>
-        </w:tc>
-        <w:tc>
-          <w:tcPr>
-            <w:tcW w:type="dxa" w:w="1560"/>
-          </w:tcPr>
-          <w:p>
-            <w:r>
-              <w:rPr>
-                <w:sz w:val="18"/>
-              </w:rPr>
-              <w:t>0.311</w:t>
-            </w:r>
-          </w:p>
-        </w:tc>
-        <w:tc>
-          <w:tcPr>
-            <w:tcW w:type="dxa" w:w="1560"/>
-          </w:tcPr>
-          <w:p>
-            <w:r>
-              <w:rPr>
-                <w:sz w:val="18"/>
-              </w:rPr>
-              <w:t>[-0.08, 0.26]</w:t>
-            </w:r>
-          </w:p>
-        </w:tc>
-      </w:tr>
-      <w:tr>
-        <w:tc>
-          <w:tcPr>
-            <w:tcW w:type="dxa" w:w="1560"/>
-          </w:tcPr>
-          <w:p>
-            <w:r>
-              <w:rPr>
-                <w:sz w:val="18"/>
-              </w:rPr>
-              <w:t>Information Source</w:t>
-            </w:r>
-          </w:p>
-        </w:tc>
-        <w:tc>
-          <w:tcPr>
-            <w:tcW w:type="dxa" w:w="1560"/>
-          </w:tcPr>
-          <w:p>
-            <w:r>
-              <w:rPr>
-                <w:sz w:val="18"/>
-              </w:rPr>
-              <w:t>Trust</w:t>
-            </w:r>
-          </w:p>
-        </w:tc>
-        <w:tc>
-          <w:tcPr>
-            <w:tcW w:type="dxa" w:w="1560"/>
-          </w:tcPr>
-          <w:p>
-            <w:r>
-              <w:rPr>
-                <w:sz w:val="18"/>
-              </w:rPr>
-              <w:t>-0.495</w:t>
-            </w:r>
-          </w:p>
-        </w:tc>
-        <w:tc>
-          <w:tcPr>
-            <w:tcW w:type="dxa" w:w="1560"/>
-          </w:tcPr>
-          <w:p>
-            <w:r>
-              <w:rPr>
-                <w:sz w:val="18"/>
-              </w:rPr>
-              <w:t>0.092</w:t>
-            </w:r>
-          </w:p>
-        </w:tc>
-        <w:tc>
-          <w:tcPr>
-            <w:tcW w:type="dxa" w:w="1560"/>
-          </w:tcPr>
-          <w:p>
-            <w:r>
-              <w:rPr>
-                <w:sz w:val="18"/>
-              </w:rPr>
-              <w:t>&lt;.001</w:t>
-            </w:r>
-          </w:p>
-        </w:tc>
-        <w:tc>
-          <w:tcPr>
-            <w:tcW w:type="dxa" w:w="1560"/>
-          </w:tcPr>
-          <w:p>
-            <w:r>
-              <w:rPr>
-                <w:sz w:val="18"/>
-              </w:rPr>
-              <w:t>[-0.68, -0.31]</w:t>
-            </w:r>
-          </w:p>
-        </w:tc>
-      </w:tr>
-      <w:tr>
-        <w:tc>
-          <w:tcPr>
-            <w:tcW w:type="dxa" w:w="1560"/>
-          </w:tcPr>
-          <w:p>
-            <w:r>
-              <w:rPr>
-                <w:sz w:val="18"/>
-              </w:rPr>
-              <w:t>Message Frame</w:t>
-            </w:r>
-          </w:p>
-        </w:tc>
-        <w:tc>
-          <w:tcPr>
-            <w:tcW w:type="dxa" w:w="1560"/>
-          </w:tcPr>
-          <w:p>
-            <w:r>
-              <w:rPr>
-                <w:sz w:val="18"/>
-              </w:rPr>
-              <w:t>Trust</w:t>
-            </w:r>
-          </w:p>
-        </w:tc>
-        <w:tc>
-          <w:tcPr>
-            <w:tcW w:type="dxa" w:w="1560"/>
-          </w:tcPr>
-          <w:p>
-            <w:r>
-              <w:rPr>
-                <w:sz w:val="18"/>
-              </w:rPr>
-              <w:t>0.068</w:t>
-            </w:r>
-          </w:p>
-        </w:tc>
-        <w:tc>
-          <w:tcPr>
-            <w:tcW w:type="dxa" w:w="1560"/>
-          </w:tcPr>
-          <w:p>
-            <w:r>
-              <w:rPr>
-                <w:sz w:val="18"/>
-              </w:rPr>
-              <w:t>0.091</w:t>
-            </w:r>
-          </w:p>
-        </w:tc>
-        <w:tc>
-          <w:tcPr>
-            <w:tcW w:type="dxa" w:w="1560"/>
-          </w:tcPr>
-          <w:p>
-            <w:r>
-              <w:rPr>
-                <w:sz w:val="18"/>
-              </w:rPr>
-              <w:t>0.457</w:t>
-            </w:r>
-          </w:p>
-        </w:tc>
-        <w:tc>
-          <w:tcPr>
-            <w:tcW w:type="dxa" w:w="1560"/>
-          </w:tcPr>
-          <w:p>
-            <w:r>
-              <w:rPr>
-                <w:sz w:val="18"/>
-              </w:rPr>
-              <w:t>[-0.11, 0.25]</w:t>
-            </w:r>
-          </w:p>
-        </w:tc>
-      </w:tr>
-      <w:tr>
-        <w:tc>
-          <w:tcPr>
-            <w:tcW w:type="dxa" w:w="1560"/>
-          </w:tcPr>
-          <w:p>
-            <w:r>
-              <w:rPr>
-                <w:sz w:val="18"/>
-              </w:rPr>
-              <w:t>Information Source</w:t>
-            </w:r>
-          </w:p>
-        </w:tc>
-        <w:tc>
-          <w:tcPr>
-            <w:tcW w:type="dxa" w:w="1560"/>
-          </w:tcPr>
-          <w:p>
-            <w:r>
-              <w:rPr>
-                <w:sz w:val="18"/>
-              </w:rPr>
-              <w:t>Self-efficacy</w:t>
-            </w:r>
-          </w:p>
-        </w:tc>
-        <w:tc>
-          <w:tcPr>
-            <w:tcW w:type="dxa" w:w="1560"/>
-          </w:tcPr>
-          <w:p>
-            <w:r>
-              <w:rPr>
-                <w:sz w:val="18"/>
-              </w:rPr>
-              <w:t>-0.303</w:t>
-            </w:r>
-          </w:p>
-        </w:tc>
-        <w:tc>
-          <w:tcPr>
-            <w:tcW w:type="dxa" w:w="1560"/>
-          </w:tcPr>
-          <w:p>
-            <w:r>
-              <w:rPr>
-                <w:sz w:val="18"/>
-              </w:rPr>
-              <w:t>0.129</w:t>
-            </w:r>
-          </w:p>
-        </w:tc>
-        <w:tc>
-          <w:tcPr>
-            <w:tcW w:type="dxa" w:w="1560"/>
-          </w:tcPr>
-          <w:p>
-            <w:r>
-              <w:rPr>
-                <w:sz w:val="18"/>
-              </w:rPr>
-              <w:t>0.019</w:t>
-            </w:r>
-          </w:p>
-        </w:tc>
-        <w:tc>
-          <w:tcPr>
-            <w:tcW w:type="dxa" w:w="1560"/>
-          </w:tcPr>
-          <w:p>
-            <w:r>
-              <w:rPr>
-                <w:sz w:val="18"/>
-              </w:rPr>
-              <w:t>[-0.55, -0.05]</w:t>
-            </w:r>
-          </w:p>
-        </w:tc>
-      </w:tr>
-      <w:tr>
-        <w:tc>
-          <w:tcPr>
-            <w:tcW w:type="dxa" w:w="1560"/>
-          </w:tcPr>
-          <w:p>
-            <w:r>
-              <w:rPr>
-                <w:sz w:val="18"/>
-              </w:rPr>
-              <w:t>Message Frame</w:t>
-            </w:r>
-          </w:p>
-        </w:tc>
-        <w:tc>
-          <w:tcPr>
-            <w:tcW w:type="dxa" w:w="1560"/>
-          </w:tcPr>
-          <w:p>
-            <w:r>
-              <w:rPr>
-                <w:sz w:val="18"/>
-              </w:rPr>
-              <w:t>Self-efficacy</w:t>
-            </w:r>
-          </w:p>
-        </w:tc>
-        <w:tc>
-          <w:tcPr>
-            <w:tcW w:type="dxa" w:w="1560"/>
-          </w:tcPr>
-          <w:p>
-            <w:r>
-              <w:rPr>
-                <w:sz w:val="18"/>
-              </w:rPr>
-              <w:t>0.084</w:t>
-            </w:r>
-          </w:p>
-        </w:tc>
-        <w:tc>
-          <w:tcPr>
-            <w:tcW w:type="dxa" w:w="1560"/>
-          </w:tcPr>
-          <w:p>
-            <w:r>
-              <w:rPr>
-                <w:sz w:val="18"/>
-              </w:rPr>
-              <w:t>0.128</w:t>
-            </w:r>
-          </w:p>
-        </w:tc>
-        <w:tc>
-          <w:tcPr>
-            <w:tcW w:type="dxa" w:w="1560"/>
-          </w:tcPr>
-          <w:p>
-            <w:r>
-              <w:rPr>
-                <w:sz w:val="18"/>
-              </w:rPr>
-              <w:t>0.511</w:t>
-            </w:r>
-          </w:p>
-        </w:tc>
-        <w:tc>
-          <w:tcPr>
-            <w:tcW w:type="dxa" w:w="1560"/>
-          </w:tcPr>
-          <w:p>
-            <w:r>
-              <w:rPr>
-                <w:sz w:val="18"/>
-              </w:rPr>
-              <w:t>[-0.17, 0.34]</w:t>
-            </w:r>
-          </w:p>
-        </w:tc>
-      </w:tr>
-      <w:tr>
-        <w:tc>
-          <w:tcPr>
-            <w:tcW w:type="dxa" w:w="1560"/>
-          </w:tcPr>
-          <w:p>
-            <w:r>
-              <w:rPr>
-                <w:sz w:val="18"/>
-              </w:rPr>
-              <w:t>Attitude</w:t>
-            </w:r>
-          </w:p>
-        </w:tc>
-        <w:tc>
-          <w:tcPr>
-            <w:tcW w:type="dxa" w:w="1560"/>
-          </w:tcPr>
-          <w:p>
-            <w:r>
-              <w:rPr>
-                <w:sz w:val="18"/>
-              </w:rPr>
-              <w:t>Behavioral Intention</w:t>
-            </w:r>
-          </w:p>
-        </w:tc>
-        <w:tc>
-          <w:tcPr>
-            <w:tcW w:type="dxa" w:w="1560"/>
-          </w:tcPr>
-          <w:p>
-            <w:r>
-              <w:rPr>
-                <w:sz w:val="18"/>
-              </w:rPr>
-              <w:t>0.694</w:t>
-            </w:r>
-          </w:p>
-        </w:tc>
-        <w:tc>
-          <w:tcPr>
-            <w:tcW w:type="dxa" w:w="1560"/>
-          </w:tcPr>
-          <w:p>
-            <w:r>
-              <w:rPr>
-                <w:sz w:val="18"/>
-              </w:rPr>
-              <w:t>0.081</w:t>
-            </w:r>
-          </w:p>
-        </w:tc>
-        <w:tc>
-          <w:tcPr>
-            <w:tcW w:type="dxa" w:w="1560"/>
-          </w:tcPr>
-          <w:p>
-            <w:r>
-              <w:rPr>
-                <w:sz w:val="18"/>
-              </w:rPr>
-              <w:t>&lt;.001</w:t>
-            </w:r>
-          </w:p>
-        </w:tc>
-        <w:tc>
-          <w:tcPr>
-            <w:tcW w:type="dxa" w:w="1560"/>
-          </w:tcPr>
-          <w:p>
-            <w:r>
-              <w:rPr>
-                <w:sz w:val="18"/>
-              </w:rPr>
-              <w:t>[0.52, 0.83]</w:t>
-            </w:r>
-          </w:p>
-        </w:tc>
-      </w:tr>
-      <w:tr>
-        <w:tc>
-          <w:tcPr>
-            <w:tcW w:type="dxa" w:w="1560"/>
-          </w:tcPr>
-          <w:p>
-            <w:r>
-              <w:rPr>
-                <w:sz w:val="18"/>
-              </w:rPr>
-              <w:t>Trust</w:t>
-            </w:r>
-          </w:p>
-        </w:tc>
-        <w:tc>
-          <w:tcPr>
-            <w:tcW w:type="dxa" w:w="1560"/>
-          </w:tcPr>
-          <w:p>
-            <w:r>
-              <w:rPr>
-                <w:sz w:val="18"/>
-              </w:rPr>
-              <w:t>Behavioral Intention</w:t>
-            </w:r>
-          </w:p>
-        </w:tc>
-        <w:tc>
-          <w:tcPr>
-            <w:tcW w:type="dxa" w:w="1560"/>
-          </w:tcPr>
-          <w:p>
-            <w:r>
-              <w:rPr>
-                <w:sz w:val="18"/>
-              </w:rPr>
-              <w:t>0.027</w:t>
-            </w:r>
-          </w:p>
-        </w:tc>
-        <w:tc>
-          <w:tcPr>
-            <w:tcW w:type="dxa" w:w="1560"/>
-          </w:tcPr>
-          <w:p>
-            <w:r>
-              <w:rPr>
-                <w:sz w:val="18"/>
-              </w:rPr>
-              <w:t>0.059</w:t>
-            </w:r>
-          </w:p>
-        </w:tc>
-        <w:tc>
-          <w:tcPr>
-            <w:tcW w:type="dxa" w:w="1560"/>
-          </w:tcPr>
-          <w:p>
-            <w:r>
-              <w:rPr>
-                <w:sz w:val="18"/>
-              </w:rPr>
-              <w:t>0.647</w:t>
-            </w:r>
-          </w:p>
-        </w:tc>
-        <w:tc>
-          <w:tcPr>
-            <w:tcW w:type="dxa" w:w="1560"/>
-          </w:tcPr>
-          <w:p>
-            <w:r>
-              <w:rPr>
-                <w:sz w:val="18"/>
-              </w:rPr>
-              <w:t>[-0.08, 0.15]</w:t>
-            </w:r>
-          </w:p>
-        </w:tc>
-      </w:tr>
-      <w:tr>
-        <w:tc>
-          <w:tcPr>
-            <w:tcW w:type="dxa" w:w="1560"/>
-          </w:tcPr>
-          <w:p>
-            <w:r>
-              <w:rPr>
-                <w:sz w:val="18"/>
-              </w:rPr>
-              <w:t>Self-efficacy</w:t>
-            </w:r>
-          </w:p>
-        </w:tc>
-        <w:tc>
-          <w:tcPr>
-            <w:tcW w:type="dxa" w:w="1560"/>
-          </w:tcPr>
-          <w:p>
-            <w:r>
-              <w:rPr>
-                <w:sz w:val="18"/>
-              </w:rPr>
-              <w:t>Behavioral Intention</w:t>
-            </w:r>
-          </w:p>
-        </w:tc>
-        <w:tc>
-          <w:tcPr>
-            <w:tcW w:type="dxa" w:w="1560"/>
-          </w:tcPr>
-          <w:p>
-            <w:r>
-              <w:rPr>
-                <w:sz w:val="18"/>
-              </w:rPr>
-              <w:t>0.103</w:t>
-            </w:r>
-          </w:p>
-        </w:tc>
-        <w:tc>
-          <w:tcPr>
-            <w:tcW w:type="dxa" w:w="1560"/>
-          </w:tcPr>
-          <w:p>
-            <w:r>
-              <w:rPr>
-                <w:sz w:val="18"/>
-              </w:rPr>
-              <w:t>0.042</w:t>
-            </w:r>
-          </w:p>
-        </w:tc>
-        <w:tc>
-          <w:tcPr>
-            <w:tcW w:type="dxa" w:w="1560"/>
-          </w:tcPr>
-          <w:p>
-            <w:r>
-              <w:rPr>
-                <w:sz w:val="18"/>
-              </w:rPr>
-              <w:t>0.013</w:t>
-            </w:r>
-          </w:p>
-        </w:tc>
-        <w:tc>
-          <w:tcPr>
-            <w:tcW w:type="dxa" w:w="1560"/>
-          </w:tcPr>
-          <w:p>
-            <w:r>
-              <w:rPr>
-                <w:sz w:val="18"/>
-              </w:rPr>
-              <w:t>[0.03, 0.19]</w:t>
-            </w:r>
-          </w:p>
-        </w:tc>
-      </w:tr>
-      <w:tr>
-        <w:tc>
-          <w:tcPr>
-            <w:tcW w:type="dxa" w:w="1560"/>
-          </w:tcPr>
-          <w:p>
-            <w:r>
-              <w:rPr>
-                <w:sz w:val="18"/>
-              </w:rPr>
-              <w:t>HC (Direct)</w:t>
-            </w:r>
-          </w:p>
-        </w:tc>
-        <w:tc>
-          <w:tcPr>
-            <w:tcW w:type="dxa" w:w="1560"/>
-          </w:tcPr>
-          <w:p>
-            <w:r>
-              <w:rPr>
-                <w:sz w:val="18"/>
-              </w:rPr>
-              <w:t>Behavioral Intention</w:t>
-            </w:r>
-          </w:p>
-        </w:tc>
-        <w:tc>
-          <w:tcPr>
-            <w:tcW w:type="dxa" w:w="1560"/>
-          </w:tcPr>
-          <w:p>
-            <w:r>
-              <w:rPr>
-                <w:sz w:val="18"/>
-              </w:rPr>
-              <w:t>0.169</w:t>
-            </w:r>
-          </w:p>
-        </w:tc>
-        <w:tc>
-          <w:tcPr>
-            <w:tcW w:type="dxa" w:w="1560"/>
-          </w:tcPr>
-          <w:p>
-            <w:r>
-              <w:rPr>
-                <w:sz w:val="18"/>
-              </w:rPr>
-              <w:t>0.103</w:t>
-            </w:r>
-          </w:p>
-        </w:tc>
-        <w:tc>
-          <w:tcPr>
-            <w:tcW w:type="dxa" w:w="1560"/>
-          </w:tcPr>
-          <w:p>
-            <w:r>
-              <w:rPr>
-                <w:sz w:val="18"/>
-              </w:rPr>
-              <w:t>0.102</w:t>
-            </w:r>
-          </w:p>
-        </w:tc>
-        <w:tc>
-          <w:tcPr>
-            <w:tcW w:type="dxa" w:w="1560"/>
-          </w:tcPr>
-          <w:p>
-            <w:r>
-              <w:rPr>
-                <w:sz w:val="18"/>
-              </w:rPr>
-              <w:t>[-0.02, 0.38]</w:t>
-            </w:r>
-          </w:p>
-        </w:tc>
-      </w:tr>
-      <w:tr>
-        <w:tc>
-          <w:tcPr>
-            <w:tcW w:type="dxa" w:w="1560"/>
-          </w:tcPr>
-          <w:p>
-            <w:r>
-              <w:rPr>
-                <w:sz w:val="18"/>
-              </w:rPr>
-              <w:t>Source × HC (Direct)</w:t>
-            </w:r>
-          </w:p>
-        </w:tc>
-        <w:tc>
-          <w:tcPr>
-            <w:tcW w:type="dxa" w:w="1560"/>
-          </w:tcPr>
-          <w:p>
-            <w:r>
-              <w:rPr>
-                <w:sz w:val="18"/>
-              </w:rPr>
-              <w:t>Behavioral Intention</w:t>
-            </w:r>
-          </w:p>
-        </w:tc>
-        <w:tc>
-          <w:tcPr>
-            <w:tcW w:type="dxa" w:w="1560"/>
-          </w:tcPr>
-          <w:p>
-            <w:r>
-              <w:rPr>
-                <w:sz w:val="18"/>
-              </w:rPr>
-              <w:t>0.0007</w:t>
-            </w:r>
-          </w:p>
-        </w:tc>
-        <w:tc>
-          <w:tcPr>
-            <w:tcW w:type="dxa" w:w="1560"/>
-          </w:tcPr>
-          <w:p>
-            <w:r>
-              <w:rPr>
-                <w:sz w:val="18"/>
-              </w:rPr>
-              <w:t>0.114</w:t>
-            </w:r>
-          </w:p>
-        </w:tc>
-        <w:tc>
-          <w:tcPr>
-            <w:tcW w:type="dxa" w:w="1560"/>
-          </w:tcPr>
-          <w:p>
-            <w:r>
-              <w:rPr>
-                <w:sz w:val="18"/>
-              </w:rPr>
-              <w:t>0.995</w:t>
-            </w:r>
-          </w:p>
-        </w:tc>
-        <w:tc>
-          <w:tcPr>
-            <w:tcW w:type="dxa" w:w="1560"/>
-          </w:tcPr>
-          <w:p>
-            <w:r>
-              <w:rPr>
-                <w:sz w:val="18"/>
-              </w:rPr>
-              <w:t>[-0.22, 0.21]</w:t>
-            </w:r>
-          </w:p>
-        </w:tc>
-      </w:tr>
-      <w:tr>
-        <w:tc>
-          <w:tcPr>
-            <w:tcW w:type="dxa" w:w="1560"/>
-          </w:tcPr>
-          <w:p>
-            <w:r>
-              <w:rPr>
-                <w:sz w:val="18"/>
-              </w:rPr>
-              <w:t>Information Source</w:t>
-            </w:r>
-          </w:p>
-        </w:tc>
-        <w:tc>
-          <w:tcPr>
-            <w:tcW w:type="dxa" w:w="1560"/>
-          </w:tcPr>
-          <w:p>
-            <w:r>
-              <w:rPr>
-                <w:sz w:val="18"/>
-              </w:rPr>
-              <w:t>Behavioral Intention</w:t>
-            </w:r>
-          </w:p>
-        </w:tc>
-        <w:tc>
-          <w:tcPr>
-            <w:tcW w:type="dxa" w:w="1560"/>
-          </w:tcPr>
-          <w:p>
-            <w:r>
-              <w:rPr>
-                <w:sz w:val="18"/>
-              </w:rPr>
-              <w:t>0.02</w:t>
-            </w:r>
-          </w:p>
-        </w:tc>
-        <w:tc>
-          <w:tcPr>
-            <w:tcW w:type="dxa" w:w="1560"/>
-          </w:tcPr>
-          <w:p>
-            <w:r>
-              <w:rPr>
-                <w:sz w:val="18"/>
-              </w:rPr>
-              <w:t>0.065</w:t>
-            </w:r>
-          </w:p>
-        </w:tc>
-        <w:tc>
-          <w:tcPr>
-            <w:tcW w:type="dxa" w:w="1560"/>
-          </w:tcPr>
-          <w:p>
-            <w:r>
-              <w:rPr>
-                <w:sz w:val="18"/>
-              </w:rPr>
-              <w:t>0.762</w:t>
-            </w:r>
-          </w:p>
-        </w:tc>
-        <w:tc>
-          <w:tcPr>
-            <w:tcW w:type="dxa" w:w="1560"/>
-          </w:tcPr>
-          <w:p>
-            <w:r>
-              <w:rPr>
-                <w:sz w:val="18"/>
-              </w:rPr>
-              <w:t>[-0.11, 0.15]</w:t>
-            </w:r>
-          </w:p>
-        </w:tc>
-      </w:tr>
-      <w:tr>
-        <w:tc>
-          <w:tcPr>
-            <w:tcW w:type="dxa" w:w="1560"/>
-          </w:tcPr>
-          <w:p>
-            <w:r>
-              <w:rPr>
-                <w:sz w:val="18"/>
-              </w:rPr>
-              <w:t>Message Frame</w:t>
-            </w:r>
-          </w:p>
-        </w:tc>
-        <w:tc>
-          <w:tcPr>
-            <w:tcW w:type="dxa" w:w="1560"/>
-          </w:tcPr>
-          <w:p>
-            <w:r>
-              <w:rPr>
-                <w:sz w:val="18"/>
-              </w:rPr>
-              <w:t>Behavioral Intention</w:t>
-            </w:r>
-          </w:p>
-        </w:tc>
-        <w:tc>
-          <w:tcPr>
-            <w:tcW w:type="dxa" w:w="1560"/>
-          </w:tcPr>
-          <w:p>
-            <w:r>
-              <w:rPr>
-                <w:sz w:val="18"/>
-              </w:rPr>
-              <w:t>0.021</w:t>
-            </w:r>
-          </w:p>
-        </w:tc>
-        <w:tc>
-          <w:tcPr>
-            <w:tcW w:type="dxa" w:w="1560"/>
-          </w:tcPr>
-          <w:p>
-            <w:r>
-              <w:rPr>
-                <w:sz w:val="18"/>
-              </w:rPr>
-              <w:t>0.059</w:t>
-            </w:r>
-          </w:p>
-        </w:tc>
-        <w:tc>
-          <w:tcPr>
-            <w:tcW w:type="dxa" w:w="1560"/>
-          </w:tcPr>
-          <w:p>
-            <w:r>
-              <w:rPr>
-                <w:sz w:val="18"/>
-              </w:rPr>
-              <w:t>0.731</w:t>
-            </w:r>
-          </w:p>
-        </w:tc>
-        <w:tc>
-          <w:tcPr>
-            <w:tcW w:type="dxa" w:w="1560"/>
-          </w:tcPr>
-          <w:p>
-            <w:r>
-              <w:rPr>
-                <w:sz w:val="18"/>
-              </w:rPr>
-              <w:t>[-0.10, 0.14]</w:t>
-            </w:r>
-          </w:p>
-        </w:tc>
-      </w:tr>
-    </w:tbl>
-    <w:p/>
-    <w:p>
-      <w:r>
-        <w:t>Information Source did not significantly predict Behavioral Intention (β = .02, p = .76). Message Frame also did not significantly predict Behavioral Intention (β = .02, p = .73). However, Attitude emerged as a strong predictor of Behavioral Intention (β = .69, p &lt; .001). Self-efficacy was a weak but significant predictor (β = .10, p = .01), while Trust did not significantly predict Behavioral Intention (β = .03, p = .65).</w:t>
-      </w:r>
-    </w:p>
-    <w:p/>
-    <w:p>
-      <w:pPr>
-        <w:pStyle w:val="Heading2"/>
-      </w:pPr>
-      <w:r>
-        <w:t>Indirect Effects</w:t>
-      </w:r>
-    </w:p>
-    <w:p>
-      <w:r>
-        <w:t>Despite significant upstream effects from Information Source on Trust and Self-efficacy, all indirect pathways to Behavioral Intention remained non-significant.</w:t>
-      </w:r>
-    </w:p>
-    <w:p/>
-    <w:p>
-      <w:pPr>
-        <w:jc w:val="left"/>
-      </w:pPr>
-      <w:r>
-        <w:rPr>
-          <w:b/>
-          <w:sz w:val="20"/>
-        </w:rPr>
-        <w:t>Table 4. Indirect Effects and 95% Confidence Intervals</w:t>
-      </w:r>
-    </w:p>
-    <w:tbl>
-      <w:tblPr>
-        <w:tblStyle w:val="TableGrid"/>
-        <w:tblW w:type="auto" w:w="0"/>
-        <w:tblLook w:firstColumn="1" w:firstRow="1" w:lastColumn="0" w:lastRow="0" w:noHBand="0" w:noVBand="1" w:val="04A0"/>
-      </w:tblPr>
-      <w:tblGrid>
-        <w:gridCol w:w="1872"/>
-        <w:gridCol w:w="1872"/>
-        <w:gridCol w:w="1872"/>
-        <w:gridCol w:w="1872"/>
-        <w:gridCol w:w="1872"/>
-      </w:tblGrid>
-      <w:tr>
-        <w:tc>
-          <w:tcPr>
-            <w:tcW w:type="dxa" w:w="1872"/>
-          </w:tcPr>
-          <w:p>
-            <w:r>
-              <w:rPr>
-                <w:b/>
-                <w:sz w:val="18"/>
-              </w:rPr>
-              <w:t>Indirect Pathway</w:t>
-            </w:r>
-          </w:p>
-        </w:tc>
-        <w:tc>
-          <w:tcPr>
-            <w:tcW w:type="dxa" w:w="1872"/>
-          </w:tcPr>
-          <w:p>
-            <w:r>
-              <w:rPr>
-                <w:b/>
-                <w:sz w:val="18"/>
-              </w:rPr>
-              <w:t>β</w:t>
-            </w:r>
-          </w:p>
-        </w:tc>
-        <w:tc>
-          <w:tcPr>
-            <w:tcW w:type="dxa" w:w="1872"/>
-          </w:tcPr>
-          <w:p>
-            <w:r>
-              <w:rPr>
-                <w:b/>
-                <w:sz w:val="18"/>
-              </w:rPr>
-              <w:t>SE</w:t>
-            </w:r>
-          </w:p>
-        </w:tc>
-        <w:tc>
-          <w:tcPr>
-            <w:tcW w:type="dxa" w:w="1872"/>
-          </w:tcPr>
-          <w:p>
-            <w:r>
-              <w:rPr>
-                <w:b/>
-                <w:sz w:val="18"/>
-              </w:rPr>
-              <w:t>p</w:t>
-            </w:r>
-          </w:p>
-        </w:tc>
-        <w:tc>
-          <w:tcPr>
-            <w:tcW w:type="dxa" w:w="1872"/>
-          </w:tcPr>
-          <w:p>
-            <w:r>
-              <w:rPr>
-                <w:b/>
-                <w:sz w:val="18"/>
-              </w:rPr>
-              <w:t>95% CI</w:t>
-            </w:r>
-          </w:p>
-        </w:tc>
-      </w:tr>
-      <w:tr>
-        <w:tc>
-          <w:tcPr>
-            <w:tcW w:type="dxa" w:w="1872"/>
-          </w:tcPr>
-          <w:p>
-            <w:r>
-              <w:rPr>
-                <w:sz w:val="18"/>
-              </w:rPr>
-              <w:t>Source → Attitude → Intention</w:t>
-            </w:r>
-          </w:p>
-        </w:tc>
-        <w:tc>
-          <w:tcPr>
-            <w:tcW w:type="dxa" w:w="1872"/>
-          </w:tcPr>
-          <w:p>
-            <w:r>
-              <w:rPr>
-                <w:sz w:val="18"/>
-              </w:rPr>
-              <w:t>0.033</w:t>
-            </w:r>
-          </w:p>
-        </w:tc>
-        <w:tc>
-          <w:tcPr>
-            <w:tcW w:type="dxa" w:w="1872"/>
-          </w:tcPr>
-          <w:p>
-            <w:r>
-              <w:rPr>
-                <w:sz w:val="18"/>
-              </w:rPr>
-              <w:t>0.061</w:t>
-            </w:r>
-          </w:p>
-        </w:tc>
-        <w:tc>
-          <w:tcPr>
-            <w:tcW w:type="dxa" w:w="1872"/>
-          </w:tcPr>
-          <w:p>
-            <w:r>
-              <w:rPr>
-                <w:sz w:val="18"/>
-              </w:rPr>
-              <w:t>0.584</w:t>
-            </w:r>
-          </w:p>
-        </w:tc>
-        <w:tc>
-          <w:tcPr>
-            <w:tcW w:type="dxa" w:w="1872"/>
-          </w:tcPr>
-          <w:p>
-            <w:r>
-              <w:rPr>
-                <w:sz w:val="18"/>
-              </w:rPr>
-              <w:t>[-0.09, 0.15]</w:t>
-            </w:r>
-          </w:p>
-        </w:tc>
-      </w:tr>
-      <w:tr>
-        <w:tc>
-          <w:tcPr>
-            <w:tcW w:type="dxa" w:w="1872"/>
-          </w:tcPr>
-          <w:p>
-            <w:r>
-              <w:rPr>
-                <w:sz w:val="18"/>
-              </w:rPr>
-              <w:t>Source → Trust → Intention</w:t>
-            </w:r>
-          </w:p>
-        </w:tc>
-        <w:tc>
-          <w:tcPr>
-            <w:tcW w:type="dxa" w:w="1872"/>
-          </w:tcPr>
-          <w:p>
-            <w:r>
-              <w:rPr>
-                <w:sz w:val="18"/>
-              </w:rPr>
-              <w:t>-0.013</w:t>
-            </w:r>
-          </w:p>
-        </w:tc>
-        <w:tc>
-          <w:tcPr>
-            <w:tcW w:type="dxa" w:w="1872"/>
-          </w:tcPr>
-          <w:p>
-            <w:r>
-              <w:rPr>
-                <w:sz w:val="18"/>
-              </w:rPr>
-              <w:t>0.029</w:t>
-            </w:r>
-          </w:p>
-        </w:tc>
-        <w:tc>
-          <w:tcPr>
-            <w:tcW w:type="dxa" w:w="1872"/>
-          </w:tcPr>
-          <w:p>
-            <w:r>
-              <w:rPr>
-                <w:sz w:val="18"/>
-              </w:rPr>
-              <w:t>0.641</w:t>
-            </w:r>
-          </w:p>
-        </w:tc>
-        <w:tc>
-          <w:tcPr>
-            <w:tcW w:type="dxa" w:w="1872"/>
-          </w:tcPr>
-          <w:p>
-            <w:r>
-              <w:rPr>
-                <w:sz w:val="18"/>
-              </w:rPr>
-              <w:t>[-0.07, 0.04]</w:t>
-            </w:r>
-          </w:p>
-        </w:tc>
-      </w:tr>
-      <w:tr>
-        <w:tc>
-          <w:tcPr>
-            <w:tcW w:type="dxa" w:w="1872"/>
-          </w:tcPr>
-          <w:p>
-            <w:r>
-              <w:rPr>
-                <w:sz w:val="18"/>
-              </w:rPr>
-              <w:t>Source → SE → Intention</w:t>
-            </w:r>
-          </w:p>
-        </w:tc>
-        <w:tc>
-          <w:tcPr>
-            <w:tcW w:type="dxa" w:w="1872"/>
-          </w:tcPr>
-          <w:p>
-            <w:r>
-              <w:rPr>
-                <w:sz w:val="18"/>
-              </w:rPr>
-              <w:t>-0.031</w:t>
-            </w:r>
-          </w:p>
-        </w:tc>
-        <w:tc>
-          <w:tcPr>
-            <w:tcW w:type="dxa" w:w="1872"/>
-          </w:tcPr>
-          <w:p>
-            <w:r>
-              <w:rPr>
-                <w:sz w:val="18"/>
-              </w:rPr>
-              <w:t>0.028</w:t>
-            </w:r>
-          </w:p>
-        </w:tc>
-        <w:tc>
-          <w:tcPr>
-            <w:tcW w:type="dxa" w:w="1872"/>
-          </w:tcPr>
-          <w:p>
-            <w:r>
-              <w:rPr>
-                <w:sz w:val="18"/>
-              </w:rPr>
-              <w:t>0.291</w:t>
-            </w:r>
-          </w:p>
-        </w:tc>
-        <w:tc>
-          <w:tcPr>
-            <w:tcW w:type="dxa" w:w="1872"/>
-          </w:tcPr>
-          <w:p>
-            <w:r>
-              <w:rPr>
-                <w:sz w:val="18"/>
-              </w:rPr>
-              <w:t>[-0.09, 0.02]</w:t>
-            </w:r>
-          </w:p>
-        </w:tc>
-      </w:tr>
-      <w:tr>
-        <w:tc>
-          <w:tcPr>
-            <w:tcW w:type="dxa" w:w="1872"/>
-          </w:tcPr>
-          <w:p>
-            <w:r>
-              <w:rPr>
-                <w:sz w:val="18"/>
-              </w:rPr>
-              <w:t>Source Total Indirect</w:t>
-            </w:r>
-          </w:p>
-        </w:tc>
-        <w:tc>
-          <w:tcPr>
-            <w:tcW w:type="dxa" w:w="1872"/>
-          </w:tcPr>
-          <w:p>
-            <w:r>
-              <w:rPr>
-                <w:sz w:val="18"/>
-              </w:rPr>
-              <w:t>0.02</w:t>
-            </w:r>
-          </w:p>
-        </w:tc>
-        <w:tc>
-          <w:tcPr>
-            <w:tcW w:type="dxa" w:w="1872"/>
-          </w:tcPr>
-          <w:p>
-            <w:r>
-              <w:rPr>
-                <w:sz w:val="18"/>
-              </w:rPr>
-              <w:t>0.067</w:t>
-            </w:r>
-          </w:p>
-        </w:tc>
-        <w:tc>
-          <w:tcPr>
-            <w:tcW w:type="dxa" w:w="1872"/>
-          </w:tcPr>
-          <w:p>
-            <w:r>
-              <w:rPr>
-                <w:sz w:val="18"/>
-              </w:rPr>
-              <w:t>0.767</w:t>
-            </w:r>
-          </w:p>
-        </w:tc>
-        <w:tc>
-          <w:tcPr>
-            <w:tcW w:type="dxa" w:w="1872"/>
-          </w:tcPr>
-          <w:p>
-            <w:r>
-              <w:rPr>
-                <w:sz w:val="18"/>
-              </w:rPr>
-              <w:t>[-0.11, 0.15]</w:t>
-            </w:r>
-          </w:p>
-        </w:tc>
-      </w:tr>
-      <w:tr>
-        <w:tc>
-          <w:tcPr>
-            <w:tcW w:type="dxa" w:w="1872"/>
-          </w:tcPr>
-          <w:p>
-            <w:r>
-              <w:rPr>
-                <w:sz w:val="18"/>
-              </w:rPr>
-              <w:t>Frame → Attitude → Intention</w:t>
-            </w:r>
-          </w:p>
-        </w:tc>
-        <w:tc>
-          <w:tcPr>
-            <w:tcW w:type="dxa" w:w="1872"/>
-          </w:tcPr>
-          <w:p>
-            <w:r>
-              <w:rPr>
-                <w:sz w:val="18"/>
-              </w:rPr>
-              <w:t>0.061</w:t>
-            </w:r>
-          </w:p>
-        </w:tc>
-        <w:tc>
-          <w:tcPr>
-            <w:tcW w:type="dxa" w:w="1872"/>
-          </w:tcPr>
-          <w:p>
-            <w:r>
-              <w:rPr>
-                <w:sz w:val="18"/>
-              </w:rPr>
-              <w:t>0.063</w:t>
-            </w:r>
-          </w:p>
-        </w:tc>
-        <w:tc>
-          <w:tcPr>
-            <w:tcW w:type="dxa" w:w="1872"/>
-          </w:tcPr>
-          <w:p>
-            <w:r>
-              <w:rPr>
-                <w:sz w:val="18"/>
-              </w:rPr>
-              <w:t>0.327</w:t>
-            </w:r>
-          </w:p>
-        </w:tc>
-        <w:tc>
-          <w:tcPr>
-            <w:tcW w:type="dxa" w:w="1872"/>
-          </w:tcPr>
-          <w:p>
-            <w:r>
-              <w:rPr>
-                <w:sz w:val="18"/>
-              </w:rPr>
-              <w:t>[-0.05, 0.20]</w:t>
-            </w:r>
-          </w:p>
-        </w:tc>
-      </w:tr>
-      <w:tr>
-        <w:tc>
-          <w:tcPr>
-            <w:tcW w:type="dxa" w:w="1872"/>
-          </w:tcPr>
-          <w:p>
-            <w:r>
-              <w:rPr>
-                <w:sz w:val="18"/>
-              </w:rPr>
-              <w:t>Frame → Trust → Intention</w:t>
-            </w:r>
-          </w:p>
-        </w:tc>
-        <w:tc>
-          <w:tcPr>
-            <w:tcW w:type="dxa" w:w="1872"/>
-          </w:tcPr>
-          <w:p>
-            <w:r>
-              <w:rPr>
-                <w:sz w:val="18"/>
-              </w:rPr>
-              <w:t>0.002</w:t>
-            </w:r>
-          </w:p>
-        </w:tc>
-        <w:tc>
-          <w:tcPr>
-            <w:tcW w:type="dxa" w:w="1872"/>
-          </w:tcPr>
-          <w:p>
-            <w:r>
-              <w:rPr>
-                <w:sz w:val="18"/>
-              </w:rPr>
-              <w:t>0.023</w:t>
-            </w:r>
-          </w:p>
-        </w:tc>
-        <w:tc>
-          <w:tcPr>
-            <w:tcW w:type="dxa" w:w="1872"/>
-          </w:tcPr>
-          <w:p>
-            <w:r>
-              <w:rPr>
-                <w:sz w:val="18"/>
-              </w:rPr>
-              <w:t>0.927</w:t>
-            </w:r>
-          </w:p>
-        </w:tc>
-        <w:tc>
-          <w:tcPr>
-            <w:tcW w:type="dxa" w:w="1872"/>
-          </w:tcPr>
-          <w:p>
-            <w:r>
-              <w:rPr>
-                <w:sz w:val="18"/>
-              </w:rPr>
-              <w:t>[-0.04, 0.05]</w:t>
-            </w:r>
-          </w:p>
-        </w:tc>
-      </w:tr>
-      <w:tr>
-        <w:tc>
-          <w:tcPr>
-            <w:tcW w:type="dxa" w:w="1872"/>
-          </w:tcPr>
-          <w:p>
-            <w:r>
-              <w:rPr>
-                <w:sz w:val="18"/>
-              </w:rPr>
-              <w:t>Frame → SE → Intention</w:t>
-            </w:r>
-          </w:p>
-        </w:tc>
-        <w:tc>
-          <w:tcPr>
-            <w:tcW w:type="dxa" w:w="1872"/>
-          </w:tcPr>
-          <w:p>
-            <w:r>
-              <w:rPr>
-                <w:sz w:val="18"/>
-              </w:rPr>
-              <w:t>0.009</w:t>
-            </w:r>
-          </w:p>
-        </w:tc>
-        <w:tc>
-          <w:tcPr>
-            <w:tcW w:type="dxa" w:w="1872"/>
-          </w:tcPr>
-          <w:p>
-            <w:r>
-              <w:rPr>
-                <w:sz w:val="18"/>
-              </w:rPr>
-              <w:t>0.014</w:t>
-            </w:r>
-          </w:p>
-        </w:tc>
-        <w:tc>
-          <w:tcPr>
-            <w:tcW w:type="dxa" w:w="1872"/>
-          </w:tcPr>
-          <w:p>
-            <w:r>
-              <w:rPr>
-                <w:sz w:val="18"/>
-              </w:rPr>
-              <w:t>0.55</w:t>
-            </w:r>
-          </w:p>
-        </w:tc>
-        <w:tc>
-          <w:tcPr>
-            <w:tcW w:type="dxa" w:w="1872"/>
-          </w:tcPr>
-          <w:p>
-            <w:r>
-              <w:rPr>
-                <w:sz w:val="18"/>
-              </w:rPr>
-              <w:t>[-0.02, 0.04]</w:t>
-            </w:r>
-          </w:p>
-        </w:tc>
-      </w:tr>
-      <w:tr>
-        <w:tc>
-          <w:tcPr>
-            <w:tcW w:type="dxa" w:w="1872"/>
-          </w:tcPr>
-          <w:p>
-            <w:r>
-              <w:rPr>
-                <w:sz w:val="18"/>
-              </w:rPr>
-              <w:t>Frame Total Indirect</w:t>
-            </w:r>
-          </w:p>
-        </w:tc>
-        <w:tc>
-          <w:tcPr>
-            <w:tcW w:type="dxa" w:w="1872"/>
-          </w:tcPr>
-          <w:p>
-            <w:r>
-              <w:rPr>
-                <w:sz w:val="18"/>
-              </w:rPr>
-              <w:t>0.07</w:t>
-            </w:r>
-          </w:p>
-        </w:tc>
-        <w:tc>
-          <w:tcPr>
-            <w:tcW w:type="dxa" w:w="1872"/>
-          </w:tcPr>
-          <w:p>
-            <w:r>
-              <w:rPr>
-                <w:sz w:val="18"/>
-              </w:rPr>
-              <w:t>0.069</w:t>
-            </w:r>
-          </w:p>
-        </w:tc>
-        <w:tc>
-          <w:tcPr>
-            <w:tcW w:type="dxa" w:w="1872"/>
-          </w:tcPr>
-          <w:p>
-            <w:r>
-              <w:rPr>
-                <w:sz w:val="18"/>
-              </w:rPr>
-              <w:t>0.312</w:t>
-            </w:r>
-          </w:p>
-        </w:tc>
-        <w:tc>
-          <w:tcPr>
-            <w:tcW w:type="dxa" w:w="1872"/>
-          </w:tcPr>
-          <w:p>
-            <w:r>
-              <w:rPr>
-                <w:sz w:val="18"/>
-              </w:rPr>
-              <w:t>[-0.06, 0.22]</w:t>
-            </w:r>
-          </w:p>
-        </w:tc>
-      </w:tr>
-    </w:tbl>
-    <w:p/>
-    <w:p>
-      <w:r>
-        <w:t>The indirect effect of Information Source through Attitude was non-significant (β = .03, 95% CI [-.09, .15], p = .58). The indirect effect through Trust was non-significant (β = -.01, 95% CI [-.07, .04], p = .64). The indirect effect through Self-efficacy was also non-significant (β = -.03, 95% CI [-.09, .02], p = .29). Similarly, all indirect effects for Message Frame were non-significant (β range: .002 to .061, p range: .55 to .93). The total indirect effects for both Information Source (β = .02, 95% CI [-.14, .15], p = .94) and Message Frame (β = .08, 95% CI [-.06, .23], p = .31) were not statistically significant.</w:t>
-      </w:r>
-    </w:p>
-    <w:p/>
-    <w:p>
-      <w:pPr>
-        <w:pStyle w:val="Heading2"/>
-      </w:pPr>
-      <w:r>
-        <w:t>Moderation Effects of Health Consciousness</w:t>
-      </w:r>
-    </w:p>
-    <w:p>
-      <w:r>
-        <w:t>Health Consciousness moderated the total effect of Information Source on Behavioral Intention. In the direct effects model, the Source × HC interaction was non-significant (β = .0007, p = .99). However, in the total effects model, the interaction was significant (β = -.39, SE = .14, p = .005).</w:t>
-      </w:r>
-    </w:p>
-    <w:p/>
-    <w:p>
-      <w:pPr>
-        <w:jc w:val="left"/>
-      </w:pPr>
-      <w:r>
-        <w:rPr>
-          <w:b/>
-          <w:sz w:val="20"/>
-        </w:rPr>
-        <w:t>Table 5. Moderation Effects of Health Consciousness</w:t>
-      </w:r>
-    </w:p>
-    <w:tbl>
-      <w:tblPr>
-        <w:tblStyle w:val="TableGrid"/>
-        <w:tblW w:type="auto" w:w="0"/>
-        <w:tblLook w:firstColumn="1" w:firstRow="1" w:lastColumn="0" w:lastRow="0" w:noHBand="0" w:noVBand="1" w:val="04A0"/>
-      </w:tblPr>
-      <w:tblGrid>
-        <w:gridCol w:w="1872"/>
-        <w:gridCol w:w="1872"/>
-        <w:gridCol w:w="1872"/>
-        <w:gridCol w:w="1872"/>
-        <w:gridCol w:w="1872"/>
-      </w:tblGrid>
-      <w:tr>
-        <w:tc>
-          <w:tcPr>
-            <w:tcW w:type="dxa" w:w="1872"/>
-          </w:tcPr>
-          <w:p>
-            <w:r>
-              <w:rPr>
-                <w:b/>
-                <w:sz w:val="18"/>
-              </w:rPr>
-              <w:t>Effect</w:t>
-            </w:r>
-          </w:p>
-        </w:tc>
-        <w:tc>
-          <w:tcPr>
-            <w:tcW w:type="dxa" w:w="1872"/>
-          </w:tcPr>
-          <w:p>
-            <w:r>
-              <w:rPr>
-                <w:b/>
-                <w:sz w:val="18"/>
-              </w:rPr>
-              <w:t>β</w:t>
-            </w:r>
-          </w:p>
-        </w:tc>
-        <w:tc>
-          <w:tcPr>
-            <w:tcW w:type="dxa" w:w="1872"/>
-          </w:tcPr>
-          <w:p>
-            <w:r>
-              <w:rPr>
-                <w:b/>
-                <w:sz w:val="18"/>
-              </w:rPr>
-              <w:t>SE</w:t>
-            </w:r>
-          </w:p>
-        </w:tc>
-        <w:tc>
-          <w:tcPr>
-            <w:tcW w:type="dxa" w:w="1872"/>
-          </w:tcPr>
-          <w:p>
-            <w:r>
-              <w:rPr>
-                <w:b/>
-                <w:sz w:val="18"/>
-              </w:rPr>
-              <w:t>p</w:t>
-            </w:r>
-          </w:p>
-        </w:tc>
-        <w:tc>
-          <w:tcPr>
-            <w:tcW w:type="dxa" w:w="1872"/>
-          </w:tcPr>
-          <w:p>
-            <w:r>
-              <w:rPr>
-                <w:b/>
-                <w:sz w:val="18"/>
-              </w:rPr>
-              <w:t>95% CI</w:t>
-            </w:r>
-          </w:p>
-        </w:tc>
-      </w:tr>
-      <w:tr>
-        <w:tc>
-          <w:tcPr>
-            <w:tcW w:type="dxa" w:w="1872"/>
-          </w:tcPr>
-          <w:p>
-            <w:r>
-              <w:rPr>
-                <w:sz w:val="18"/>
-              </w:rPr>
-              <w:t>Source (Direct Model)</w:t>
-            </w:r>
-          </w:p>
-        </w:tc>
-        <w:tc>
-          <w:tcPr>
-            <w:tcW w:type="dxa" w:w="1872"/>
-          </w:tcPr>
-          <w:p>
-            <w:r>
-              <w:rPr>
-                <w:sz w:val="18"/>
-              </w:rPr>
-              <w:t>0.02</w:t>
-            </w:r>
-          </w:p>
-        </w:tc>
-        <w:tc>
-          <w:tcPr>
-            <w:tcW w:type="dxa" w:w="1872"/>
-          </w:tcPr>
-          <w:p>
-            <w:r>
-              <w:rPr>
-                <w:sz w:val="18"/>
-              </w:rPr>
-              <w:t>0.065</w:t>
-            </w:r>
-          </w:p>
-        </w:tc>
-        <w:tc>
-          <w:tcPr>
-            <w:tcW w:type="dxa" w:w="1872"/>
-          </w:tcPr>
-          <w:p>
-            <w:r>
-              <w:rPr>
-                <w:sz w:val="18"/>
-              </w:rPr>
-              <w:t>0.762</w:t>
-            </w:r>
-          </w:p>
-        </w:tc>
-        <w:tc>
-          <w:tcPr>
-            <w:tcW w:type="dxa" w:w="1872"/>
-          </w:tcPr>
-          <w:p>
-            <w:r>
-              <w:rPr>
-                <w:sz w:val="18"/>
-              </w:rPr>
-              <w:t>[-0.11, 0.15]</w:t>
-            </w:r>
-          </w:p>
-        </w:tc>
-      </w:tr>
-      <w:tr>
-        <w:tc>
-          <w:tcPr>
-            <w:tcW w:type="dxa" w:w="1872"/>
-          </w:tcPr>
-          <w:p>
-            <w:r>
-              <w:rPr>
-                <w:sz w:val="18"/>
-              </w:rPr>
-              <w:t>Source × HC (Direct Model)</w:t>
-            </w:r>
-          </w:p>
-        </w:tc>
-        <w:tc>
-          <w:tcPr>
-            <w:tcW w:type="dxa" w:w="1872"/>
-          </w:tcPr>
-          <w:p>
-            <w:r>
-              <w:rPr>
-                <w:sz w:val="18"/>
-              </w:rPr>
-              <w:t>0.0007</w:t>
-            </w:r>
-          </w:p>
-        </w:tc>
-        <w:tc>
-          <w:tcPr>
-            <w:tcW w:type="dxa" w:w="1872"/>
-          </w:tcPr>
-          <w:p>
-            <w:r>
-              <w:rPr>
-                <w:sz w:val="18"/>
-              </w:rPr>
-              <w:t>0.114</w:t>
-            </w:r>
-          </w:p>
-        </w:tc>
-        <w:tc>
-          <w:tcPr>
-            <w:tcW w:type="dxa" w:w="1872"/>
-          </w:tcPr>
-          <w:p>
-            <w:r>
-              <w:rPr>
-                <w:sz w:val="18"/>
-              </w:rPr>
-              <w:t>0.995</w:t>
-            </w:r>
-          </w:p>
-        </w:tc>
-        <w:tc>
-          <w:tcPr>
-            <w:tcW w:type="dxa" w:w="1872"/>
-          </w:tcPr>
-          <w:p>
-            <w:r>
-              <w:rPr>
-                <w:sz w:val="18"/>
-              </w:rPr>
-              <w:t>[-0.22, 0.21]</w:t>
-            </w:r>
-          </w:p>
-        </w:tc>
-      </w:tr>
-      <w:tr>
-        <w:tc>
-          <w:tcPr>
-            <w:tcW w:type="dxa" w:w="1872"/>
-          </w:tcPr>
-          <w:p>
-            <w:r>
-              <w:rPr>
-                <w:sz w:val="18"/>
-              </w:rPr>
-              <w:t>HC (Direct Model)</w:t>
-            </w:r>
-          </w:p>
-        </w:tc>
-        <w:tc>
-          <w:tcPr>
-            <w:tcW w:type="dxa" w:w="1872"/>
-          </w:tcPr>
-          <w:p>
-            <w:r>
-              <w:rPr>
-                <w:sz w:val="18"/>
-              </w:rPr>
-              <w:t>0.169</w:t>
-            </w:r>
-          </w:p>
-        </w:tc>
-        <w:tc>
-          <w:tcPr>
-            <w:tcW w:type="dxa" w:w="1872"/>
-          </w:tcPr>
-          <w:p>
-            <w:r>
-              <w:rPr>
-                <w:sz w:val="18"/>
-              </w:rPr>
-              <w:t>0.103</w:t>
-            </w:r>
-          </w:p>
-        </w:tc>
-        <w:tc>
-          <w:tcPr>
-            <w:tcW w:type="dxa" w:w="1872"/>
-          </w:tcPr>
-          <w:p>
-            <w:r>
-              <w:rPr>
-                <w:sz w:val="18"/>
-              </w:rPr>
-              <w:t>0.102</w:t>
-            </w:r>
-          </w:p>
-        </w:tc>
-        <w:tc>
-          <w:tcPr>
-            <w:tcW w:type="dxa" w:w="1872"/>
-          </w:tcPr>
-          <w:p>
-            <w:r>
-              <w:rPr>
-                <w:sz w:val="18"/>
-              </w:rPr>
-              <w:t>[-0.02, 0.38]</w:t>
-            </w:r>
-          </w:p>
-        </w:tc>
-      </w:tr>
-      <w:tr>
-        <w:tc>
-          <w:tcPr>
-            <w:tcW w:type="dxa" w:w="1872"/>
-          </w:tcPr>
-          <w:p>
-            <w:r>
-              <w:rPr>
-                <w:sz w:val="18"/>
-              </w:rPr>
-              <w:t>Source (Total Model)</w:t>
-            </w:r>
-          </w:p>
-        </w:tc>
-        <w:tc>
-          <w:tcPr>
-            <w:tcW w:type="dxa" w:w="1872"/>
-          </w:tcPr>
-          <w:p>
-            <w:r>
-              <w:rPr>
-                <w:sz w:val="18"/>
-              </w:rPr>
-              <w:t>0.069</w:t>
-            </w:r>
-          </w:p>
-        </w:tc>
-        <w:tc>
-          <w:tcPr>
-            <w:tcW w:type="dxa" w:w="1872"/>
-          </w:tcPr>
-          <w:p>
-            <w:r>
-              <w:rPr>
-                <w:sz w:val="18"/>
-              </w:rPr>
-              <w:t>0.08</w:t>
-            </w:r>
-          </w:p>
-        </w:tc>
-        <w:tc>
-          <w:tcPr>
-            <w:tcW w:type="dxa" w:w="1872"/>
-          </w:tcPr>
-          <w:p>
-            <w:r>
-              <w:rPr>
-                <w:sz w:val="18"/>
-              </w:rPr>
-              <w:t>0.387</w:t>
-            </w:r>
-          </w:p>
-        </w:tc>
-        <w:tc>
-          <w:tcPr>
-            <w:tcW w:type="dxa" w:w="1872"/>
-          </w:tcPr>
-          <w:p>
-            <w:r>
-              <w:rPr>
-                <w:sz w:val="18"/>
-              </w:rPr>
-              <w:t>[-0.09, 0.23]</w:t>
-            </w:r>
-          </w:p>
-        </w:tc>
-      </w:tr>
-      <w:tr>
-        <w:tc>
-          <w:tcPr>
-            <w:tcW w:type="dxa" w:w="1872"/>
-          </w:tcPr>
-          <w:p>
-            <w:r>
-              <w:rPr>
-                <w:sz w:val="18"/>
-              </w:rPr>
-              <w:t>Source × HC (Total Model)</w:t>
-            </w:r>
-          </w:p>
-        </w:tc>
-        <w:tc>
-          <w:tcPr>
-            <w:tcW w:type="dxa" w:w="1872"/>
-          </w:tcPr>
-          <w:p>
-            <w:r>
-              <w:rPr>
-                <w:sz w:val="18"/>
-              </w:rPr>
-              <w:t>-0.392</w:t>
-            </w:r>
-          </w:p>
-        </w:tc>
-        <w:tc>
-          <w:tcPr>
-            <w:tcW w:type="dxa" w:w="1872"/>
-          </w:tcPr>
-          <w:p>
-            <w:r>
-              <w:rPr>
-                <w:sz w:val="18"/>
-              </w:rPr>
-              <w:t>0.137</w:t>
-            </w:r>
-          </w:p>
-        </w:tc>
-        <w:tc>
-          <w:tcPr>
-            <w:tcW w:type="dxa" w:w="1872"/>
-          </w:tcPr>
-          <w:p>
-            <w:r>
-              <w:rPr>
-                <w:sz w:val="18"/>
-              </w:rPr>
-              <w:t>0.005</w:t>
-            </w:r>
-          </w:p>
-        </w:tc>
-        <w:tc>
-          <w:tcPr>
-            <w:tcW w:type="dxa" w:w="1872"/>
-          </w:tcPr>
-          <w:p>
-            <w:r>
-              <w:rPr>
-                <w:sz w:val="18"/>
-              </w:rPr>
-              <w:t>[-0.66, -0.13]</w:t>
-            </w:r>
-          </w:p>
-        </w:tc>
-      </w:tr>
-      <w:tr>
-        <w:tc>
-          <w:tcPr>
-            <w:tcW w:type="dxa" w:w="1872"/>
-          </w:tcPr>
-          <w:p>
-            <w:r>
-              <w:rPr>
-                <w:sz w:val="18"/>
-              </w:rPr>
-              <w:t>HC (Total Model)</w:t>
-            </w:r>
-          </w:p>
-        </w:tc>
-        <w:tc>
-          <w:tcPr>
-            <w:tcW w:type="dxa" w:w="1872"/>
-          </w:tcPr>
-          <w:p>
-            <w:r>
-              <w:rPr>
-                <w:sz w:val="18"/>
-              </w:rPr>
-              <w:t>0.853</w:t>
-            </w:r>
-          </w:p>
-        </w:tc>
-        <w:tc>
-          <w:tcPr>
-            <w:tcW w:type="dxa" w:w="1872"/>
-          </w:tcPr>
-          <w:p>
-            <w:r>
-              <w:rPr>
-                <w:sz w:val="18"/>
-              </w:rPr>
-              <w:t>0.097</w:t>
-            </w:r>
-          </w:p>
-        </w:tc>
-        <w:tc>
-          <w:tcPr>
-            <w:tcW w:type="dxa" w:w="1872"/>
-          </w:tcPr>
-          <w:p>
-            <w:r>
-              <w:rPr>
-                <w:sz w:val="18"/>
-              </w:rPr>
-              <w:t>&lt;.001</w:t>
-            </w:r>
-          </w:p>
-        </w:tc>
-        <w:tc>
-          <w:tcPr>
-            <w:tcW w:type="dxa" w:w="1872"/>
-          </w:tcPr>
-          <w:p>
-            <w:r>
-              <w:rPr>
-                <w:sz w:val="18"/>
-              </w:rPr>
-              <w:t>[0.66, 1.04]</w:t>
-            </w:r>
-          </w:p>
-        </w:tc>
-      </w:tr>
-    </w:tbl>
-    <w:p/>
-    <w:p>
-      <w:r>
-        <w:t>The significant interaction in the total effects model indicates that Health Consciousness moderated the overall influence of Information Source on Behavioral Intention. This moderation operated at the indirect pathway level, with individuals high in health consciousness showing reduced source-dependent variation in behavioral intention.</w:t>
-      </w:r>
-    </w:p>
-    <w:p/>
-    <w:p>
-      <w:pPr>
-        <w:pStyle w:val="Heading2"/>
-      </w:pPr>
-      <w:r>
-        <w:t>Model Explained Variance</w:t>
-      </w:r>
-    </w:p>
-    <w:p>
-      <w:pPr>
-        <w:jc w:val="left"/>
-      </w:pPr>
-      <w:r>
-        <w:rPr>
-          <w:b/>
-          <w:sz w:val="20"/>
-        </w:rPr>
-        <w:t>Table 6. Proportion of Variance Explained (R²)</w:t>
-      </w:r>
-    </w:p>
-    <w:tbl>
-      <w:tblPr>
-        <w:tblStyle w:val="TableGrid"/>
-        <w:tblW w:type="auto" w:w="0"/>
-        <w:tblLook w:firstColumn="1" w:firstRow="1" w:lastColumn="0" w:lastRow="0" w:noHBand="0" w:noVBand="1" w:val="04A0"/>
-      </w:tblPr>
-      <w:tblGrid>
-        <w:gridCol w:w="4680"/>
-        <w:gridCol w:w="4680"/>
-      </w:tblGrid>
-      <w:tr>
-        <w:tc>
-          <w:tcPr>
-            <w:tcW w:type="dxa" w:w="4680"/>
-          </w:tcPr>
-          <w:p>
-            <w:r>
-              <w:rPr>
-                <w:b/>
-                <w:sz w:val="18"/>
-              </w:rPr>
-              <w:t>Outcome Variable</w:t>
-            </w:r>
-          </w:p>
-        </w:tc>
-        <w:tc>
-          <w:tcPr>
-            <w:tcW w:type="dxa" w:w="4680"/>
-          </w:tcPr>
-          <w:p>
-            <w:r>
-              <w:rPr>
-                <w:b/>
-                <w:sz w:val="18"/>
-              </w:rPr>
-              <w:t>R²</w:t>
-            </w:r>
-          </w:p>
-        </w:tc>
-      </w:tr>
-      <w:tr>
-        <w:tc>
-          <w:tcPr>
-            <w:tcW w:type="dxa" w:w="4680"/>
-          </w:tcPr>
-          <w:p>
-            <w:r>
-              <w:rPr>
-                <w:sz w:val="18"/>
-              </w:rPr>
-              <w:t>Attitude</w:t>
-            </w:r>
-          </w:p>
-        </w:tc>
-        <w:tc>
-          <w:tcPr>
-            <w:tcW w:type="dxa" w:w="4680"/>
-          </w:tcPr>
-          <w:p>
-            <w:r>
-              <w:rPr>
-                <w:sz w:val="18"/>
-              </w:rPr>
-              <w:t>0.013</w:t>
-            </w:r>
-          </w:p>
-        </w:tc>
-      </w:tr>
-      <w:tr>
-        <w:tc>
-          <w:tcPr>
-            <w:tcW w:type="dxa" w:w="4680"/>
-          </w:tcPr>
-          <w:p>
-            <w:r>
-              <w:rPr>
-                <w:sz w:val="18"/>
-              </w:rPr>
-              <w:t>Trust</w:t>
-            </w:r>
-          </w:p>
-        </w:tc>
-        <w:tc>
-          <w:tcPr>
-            <w:tcW w:type="dxa" w:w="4680"/>
-          </w:tcPr>
-          <w:p>
-            <w:r>
-              <w:rPr>
-                <w:sz w:val="18"/>
-              </w:rPr>
-              <w:t>0.136</w:t>
-            </w:r>
-          </w:p>
-        </w:tc>
-      </w:tr>
-      <w:tr>
-        <w:tc>
-          <w:tcPr>
-            <w:tcW w:type="dxa" w:w="4680"/>
-          </w:tcPr>
-          <w:p>
-            <w:r>
-              <w:rPr>
-                <w:sz w:val="18"/>
-              </w:rPr>
-              <w:t>Self-efficacy</w:t>
-            </w:r>
-          </w:p>
-        </w:tc>
-        <w:tc>
-          <w:tcPr>
-            <w:tcW w:type="dxa" w:w="4680"/>
-          </w:tcPr>
-          <w:p>
-            <w:r>
-              <w:rPr>
-                <w:sz w:val="18"/>
-              </w:rPr>
-              <w:t>0.049</w:t>
-            </w:r>
-          </w:p>
-        </w:tc>
-      </w:tr>
-      <w:tr>
-        <w:tc>
-          <w:tcPr>
-            <w:tcW w:type="dxa" w:w="4680"/>
-          </w:tcPr>
-          <w:p>
-            <w:r>
-              <w:rPr>
-                <w:sz w:val="18"/>
-              </w:rPr>
-              <w:t>Behavioral Intention</w:t>
-            </w:r>
-          </w:p>
-        </w:tc>
-        <w:tc>
-          <w:tcPr>
-            <w:tcW w:type="dxa" w:w="4680"/>
-          </w:tcPr>
-          <w:p>
-            <w:r>
-              <w:rPr>
-                <w:sz w:val="18"/>
-              </w:rPr>
-              <w:t>0.567</w:t>
-            </w:r>
-          </w:p>
-        </w:tc>
-      </w:tr>
-    </w:tbl>
-    <w:p/>
-    <w:p>
-      <w:r>
-        <w:t>The structural model accounted for 56.7% of the variance in Behavioral Intention (R² = .57), representing substantial explanatory power for behavioral outcomes. Trust accounted for 13.6% of variance (R² = .14), Self-efficacy for 4.9% (R² = .05), and Attitude for 1.3% (R² = .01).</w:t>
-      </w:r>
-    </w:p>
-    <w:p/>
-    <w:p>
-      <w:pPr>
-        <w:pStyle w:val="Heading2"/>
-      </w:pPr>
-      <w:r>
-        <w:t>Summary of Hypothesis Tests</w:t>
-      </w:r>
-    </w:p>
-    <w:p>
-      <w:pPr>
-        <w:jc w:val="left"/>
-      </w:pPr>
-      <w:r>
-        <w:rPr>
-          <w:b/>
-          <w:sz w:val="20"/>
-        </w:rPr>
-        <w:t>Table 7. Summary of Hypothesis Test Results</w:t>
-      </w:r>
-    </w:p>
-    <w:tbl>
-      <w:tblPr>
-        <w:tblStyle w:val="TableGrid"/>
-        <w:tblW w:type="auto" w:w="0"/>
-        <w:tblLook w:firstColumn="1" w:firstRow="1" w:lastColumn="0" w:lastRow="0" w:noHBand="0" w:noVBand="1" w:val="04A0"/>
-      </w:tblPr>
-      <w:tblGrid>
-        <w:gridCol w:w="2340"/>
-        <w:gridCol w:w="2340"/>
-        <w:gridCol w:w="2340"/>
-        <w:gridCol w:w="2340"/>
-      </w:tblGrid>
-      <w:tr>
-        <w:tc>
-          <w:tcPr>
-            <w:tcW w:type="dxa" w:w="2340"/>
-          </w:tcPr>
-          <w:p>
-            <w:r>
-              <w:rPr>
-                <w:b/>
-                <w:sz w:val="18"/>
-              </w:rPr>
-              <w:t>Hypothesis</w:t>
-            </w:r>
-          </w:p>
-        </w:tc>
-        <w:tc>
-          <w:tcPr>
-            <w:tcW w:type="dxa" w:w="2340"/>
-          </w:tcPr>
-          <w:p>
-            <w:r>
-              <w:rPr>
-                <w:b/>
-                <w:sz w:val="18"/>
-              </w:rPr>
-              <w:t>Prediction</w:t>
-            </w:r>
-          </w:p>
-        </w:tc>
-        <w:tc>
-          <w:tcPr>
-            <w:tcW w:type="dxa" w:w="2340"/>
-          </w:tcPr>
-          <w:p>
-            <w:r>
-              <w:rPr>
-                <w:b/>
-                <w:sz w:val="18"/>
-              </w:rPr>
-              <w:t>Result</w:t>
-            </w:r>
-          </w:p>
-        </w:tc>
-        <w:tc>
-          <w:tcPr>
-            <w:tcW w:type="dxa" w:w="2340"/>
-          </w:tcPr>
-          <w:p>
-            <w:r>
-              <w:rPr>
-                <w:b/>
-                <w:sz w:val="18"/>
-              </w:rPr>
-              <w:t>Test Statistic</w:t>
-            </w:r>
-          </w:p>
-        </w:tc>
-      </w:tr>
-      <w:tr>
-        <w:tc>
-          <w:tcPr>
-            <w:tcW w:type="dxa" w:w="2340"/>
-          </w:tcPr>
-          <w:p>
-            <w:r>
-              <w:rPr>
-                <w:sz w:val="18"/>
-              </w:rPr>
-              <w:t>H1</w:t>
-            </w:r>
-          </w:p>
-        </w:tc>
-        <w:tc>
-          <w:tcPr>
-            <w:tcW w:type="dxa" w:w="2340"/>
-          </w:tcPr>
-          <w:p>
-            <w:r>
-              <w:rPr>
-                <w:sz w:val="18"/>
-              </w:rPr>
-              <w:t>Source → Intention (direct)</w:t>
-            </w:r>
-          </w:p>
-        </w:tc>
-        <w:tc>
-          <w:tcPr>
-            <w:tcW w:type="dxa" w:w="2340"/>
-          </w:tcPr>
-          <w:p>
-            <w:r>
-              <w:rPr>
-                <w:sz w:val="18"/>
-              </w:rPr>
-              <w:t>Not Supported</w:t>
-            </w:r>
-          </w:p>
-        </w:tc>
-        <w:tc>
-          <w:tcPr>
-            <w:tcW w:type="dxa" w:w="2340"/>
-          </w:tcPr>
-          <w:p>
-            <w:r>
-              <w:rPr>
-                <w:sz w:val="18"/>
-              </w:rPr>
-              <w:t>β = .02, p = .76</w:t>
-            </w:r>
-          </w:p>
-        </w:tc>
-      </w:tr>
-      <w:tr>
-        <w:tc>
-          <w:tcPr>
-            <w:tcW w:type="dxa" w:w="2340"/>
-          </w:tcPr>
-          <w:p>
-            <w:r>
-              <w:rPr>
-                <w:sz w:val="18"/>
-              </w:rPr>
-              <w:t>H2</w:t>
-            </w:r>
-          </w:p>
-        </w:tc>
-        <w:tc>
-          <w:tcPr>
-            <w:tcW w:type="dxa" w:w="2340"/>
-          </w:tcPr>
-          <w:p>
-            <w:r>
-              <w:rPr>
-                <w:sz w:val="18"/>
-              </w:rPr>
-              <w:t>Frame → Intention (direct)</w:t>
-            </w:r>
-          </w:p>
-        </w:tc>
-        <w:tc>
-          <w:tcPr>
-            <w:tcW w:type="dxa" w:w="2340"/>
-          </w:tcPr>
-          <w:p>
-            <w:r>
-              <w:rPr>
-                <w:sz w:val="18"/>
-              </w:rPr>
-              <w:t>Not Supported</w:t>
-            </w:r>
-          </w:p>
-        </w:tc>
-        <w:tc>
-          <w:tcPr>
-            <w:tcW w:type="dxa" w:w="2340"/>
-          </w:tcPr>
-          <w:p>
-            <w:r>
-              <w:rPr>
-                <w:sz w:val="18"/>
-              </w:rPr>
-              <w:t>β = .02, p = .73</w:t>
-            </w:r>
-          </w:p>
-        </w:tc>
-      </w:tr>
-      <w:tr>
-        <w:tc>
-          <w:tcPr>
-            <w:tcW w:type="dxa" w:w="2340"/>
-          </w:tcPr>
-          <w:p>
-            <w:r>
-              <w:rPr>
-                <w:sz w:val="18"/>
-              </w:rPr>
-              <w:t>H3</w:t>
-            </w:r>
-          </w:p>
-        </w:tc>
-        <w:tc>
-          <w:tcPr>
-            <w:tcW w:type="dxa" w:w="2340"/>
-          </w:tcPr>
-          <w:p>
-            <w:r>
-              <w:rPr>
-                <w:sz w:val="18"/>
-              </w:rPr>
-              <w:t>Source → Attitude → Intention</w:t>
-            </w:r>
-          </w:p>
-        </w:tc>
-        <w:tc>
-          <w:tcPr>
-            <w:tcW w:type="dxa" w:w="2340"/>
-          </w:tcPr>
-          <w:p>
-            <w:r>
-              <w:rPr>
-                <w:sz w:val="18"/>
-              </w:rPr>
-              <w:t>Not Supported</w:t>
-            </w:r>
-          </w:p>
-        </w:tc>
-        <w:tc>
-          <w:tcPr>
-            <w:tcW w:type="dxa" w:w="2340"/>
-          </w:tcPr>
-          <w:p>
-            <w:r>
-              <w:rPr>
-                <w:sz w:val="18"/>
-              </w:rPr>
-              <w:t>β = .03, p = .58</w:t>
-            </w:r>
-          </w:p>
-        </w:tc>
-      </w:tr>
-      <w:tr>
-        <w:tc>
-          <w:tcPr>
-            <w:tcW w:type="dxa" w:w="2340"/>
-          </w:tcPr>
-          <w:p>
-            <w:r>
-              <w:rPr>
-                <w:sz w:val="18"/>
-              </w:rPr>
-              <w:t>H4</w:t>
-            </w:r>
-          </w:p>
-        </w:tc>
-        <w:tc>
-          <w:tcPr>
-            <w:tcW w:type="dxa" w:w="2340"/>
-          </w:tcPr>
-          <w:p>
-            <w:r>
-              <w:rPr>
-                <w:sz w:val="18"/>
-              </w:rPr>
-              <w:t>Frame → Attitude → Intention</w:t>
-            </w:r>
-          </w:p>
-        </w:tc>
-        <w:tc>
-          <w:tcPr>
-            <w:tcW w:type="dxa" w:w="2340"/>
-          </w:tcPr>
-          <w:p>
-            <w:r>
-              <w:rPr>
-                <w:sz w:val="18"/>
-              </w:rPr>
-              <w:t>Not Supported</w:t>
-            </w:r>
-          </w:p>
-        </w:tc>
-        <w:tc>
-          <w:tcPr>
-            <w:tcW w:type="dxa" w:w="2340"/>
-          </w:tcPr>
-          <w:p>
-            <w:r>
-              <w:rPr>
-                <w:sz w:val="18"/>
-              </w:rPr>
-              <w:t>β = .06, p = .33</w:t>
-            </w:r>
-          </w:p>
-        </w:tc>
-      </w:tr>
-      <w:tr>
-        <w:tc>
-          <w:tcPr>
-            <w:tcW w:type="dxa" w:w="2340"/>
-          </w:tcPr>
-          <w:p>
-            <w:r>
-              <w:rPr>
-                <w:sz w:val="18"/>
-              </w:rPr>
-              <w:t>H5</w:t>
-            </w:r>
-          </w:p>
-        </w:tc>
-        <w:tc>
-          <w:tcPr>
-            <w:tcW w:type="dxa" w:w="2340"/>
-          </w:tcPr>
-          <w:p>
-            <w:r>
-              <w:rPr>
-                <w:sz w:val="18"/>
-              </w:rPr>
-              <w:t>Source → Trust → Intention</w:t>
-            </w:r>
-          </w:p>
-        </w:tc>
-        <w:tc>
-          <w:tcPr>
-            <w:tcW w:type="dxa" w:w="2340"/>
-          </w:tcPr>
-          <w:p>
-            <w:r>
-              <w:rPr>
-                <w:sz w:val="18"/>
-              </w:rPr>
-              <w:t>Not Supported</w:t>
-            </w:r>
-          </w:p>
-        </w:tc>
-        <w:tc>
-          <w:tcPr>
-            <w:tcW w:type="dxa" w:w="2340"/>
-          </w:tcPr>
-          <w:p>
-            <w:r>
-              <w:rPr>
-                <w:sz w:val="18"/>
-              </w:rPr>
-              <w:t>β = -.01, p = .64</w:t>
-            </w:r>
-          </w:p>
-        </w:tc>
-      </w:tr>
-      <w:tr>
-        <w:tc>
-          <w:tcPr>
-            <w:tcW w:type="dxa" w:w="2340"/>
-          </w:tcPr>
-          <w:p>
-            <w:r>
-              <w:rPr>
-                <w:sz w:val="18"/>
-              </w:rPr>
-              <w:t>H6</w:t>
-            </w:r>
-          </w:p>
-        </w:tc>
-        <w:tc>
-          <w:tcPr>
-            <w:tcW w:type="dxa" w:w="2340"/>
-          </w:tcPr>
-          <w:p>
-            <w:r>
-              <w:rPr>
-                <w:sz w:val="18"/>
-              </w:rPr>
-              <w:t>Frame → SE → Intention</w:t>
-            </w:r>
-          </w:p>
-        </w:tc>
-        <w:tc>
-          <w:tcPr>
-            <w:tcW w:type="dxa" w:w="2340"/>
-          </w:tcPr>
-          <w:p>
-            <w:r>
-              <w:rPr>
-                <w:sz w:val="18"/>
-              </w:rPr>
-              <w:t>Not Supported</w:t>
-            </w:r>
-          </w:p>
-        </w:tc>
-        <w:tc>
-          <w:tcPr>
-            <w:tcW w:type="dxa" w:w="2340"/>
-          </w:tcPr>
-          <w:p>
-            <w:r>
-              <w:rPr>
-                <w:sz w:val="18"/>
-              </w:rPr>
-              <w:t>β = .01, p = .55</w:t>
-            </w:r>
-          </w:p>
-        </w:tc>
-      </w:tr>
-      <w:tr>
-        <w:tc>
-          <w:tcPr>
-            <w:tcW w:type="dxa" w:w="2340"/>
-          </w:tcPr>
-          <w:p>
-            <w:r>
-              <w:rPr>
-                <w:sz w:val="18"/>
-              </w:rPr>
-              <w:t>H7</w:t>
-            </w:r>
-          </w:p>
-        </w:tc>
-        <w:tc>
-          <w:tcPr>
-            <w:tcW w:type="dxa" w:w="2340"/>
-          </w:tcPr>
-          <w:p>
-            <w:r>
-              <w:rPr>
-                <w:sz w:val="18"/>
-              </w:rPr>
-              <w:t>HC moderates Source effect</w:t>
-            </w:r>
-          </w:p>
-        </w:tc>
-        <w:tc>
-          <w:tcPr>
-            <w:tcW w:type="dxa" w:w="2340"/>
-          </w:tcPr>
-          <w:p>
-            <w:r>
-              <w:rPr>
-                <w:sz w:val="18"/>
-              </w:rPr>
-              <w:t>Supported</w:t>
-            </w:r>
-          </w:p>
-        </w:tc>
-        <w:tc>
-          <w:tcPr>
-            <w:tcW w:type="dxa" w:w="2340"/>
-          </w:tcPr>
-          <w:p>
-            <w:r>
-              <w:rPr>
-                <w:sz w:val="18"/>
-              </w:rPr>
-              <w:t>β = -.39, p = .01</w:t>
-            </w:r>
-          </w:p>
-        </w:tc>
-      </w:tr>
-    </w:tbl>
-    <w:p/>
-    <w:p>
-      <w:r>
-        <w:t>Of the seven hypotheses tested, only Hypothesis 7 was supported. Hypotheses 1 and 2 regarding direct effects of information source and message frame on behavioral intention were not supported. Hypotheses 3 through 6 regarding indirect effects through attitude, trust, and self-efficacy were also not supported, as all indirect pathways yielded non-significant effects.</w:t>
-      </w:r>
-    </w:p>
-    <w:p/>
-    <w:p>
-      <w:r>
-        <w:t>Note: β values represent unstandardized path coefficients. p &lt; .05 indicates statistical significance.</w:t>
+        <w:t>Model fit indices suggested areas for structural refinement, though the measurement model demonstrated excellent fit, indicating that the constructs themselves were well-measured but their hypothesized causal interrelationships required reconsideration. The dominant finding was the overwhelming effect of Attitude on Behavioral Intention (β = .69, p &lt; .001), which accounted for the majority of explained variance (R² = .567). This suggests that individuals' attitudes toward the fitness plan are far more predictive of their intention to exercise than either the information source or message framing. Health Consciousness and Self-efficacy also emerged as significant predictors, while Information Source and Message Frame showed minimal direct effects.</w:t>
       </w:r>
     </w:p>
     <w:sectPr>
       <w:pgSz w:w="12240" w:h="15840"/>
-      <w:pgMar w:top="1440" w:right="1440" w:bottom="1440" w:left="1440" w:header="720" w:footer="720" w:gutter="0"/>
+      <w:pgMar w:top="1440" w:right="1800" w:bottom="1440" w:left="1800" w:header="720" w:footer="720" w:gutter="0"/>
       <w:cols w:space="720"/>
       <w:docGrid w:linePitch="360"/>
     </w:sectPr>
